--- a/BLOG.docx
+++ b/BLOG.docx
@@ -210,7 +210,7 @@
         <w:rPr>
           <w:rFonts w:ascii="Google Sans Text;sans-serif" w:hAnsi="Google Sans Text;sans-serif"/>
         </w:rPr>
-        <w:t xml:space="preserve">s, </w:t>
+        <w:t>s.</w:t>
       </w:r>
     </w:p>
     <w:p>

--- a/BLOG.docx
+++ b/BLOG.docx
@@ -4,7 +4,7 @@
   <w:body>
     <w:p>
       <w:pPr>
-        <w:pStyle w:val="677"/>
+        <w:pStyle w:val="899"/>
         <w:pBdr/>
         <w:bidi w:val="false"/>
         <w:spacing w:after="140" w:before="0" w:line="274" w:lineRule="auto"/>
@@ -25,10 +25,15 @@
           <w:rFonts w:ascii="Google Sans;sans-serif" w:hAnsi="Google Sans;sans-serif"/>
         </w:rPr>
       </w:r>
+      <w:r>
+        <w:rPr>
+          <w:rFonts w:ascii="Google Sans;sans-serif" w:hAnsi="Google Sans;sans-serif"/>
+        </w:rPr>
+      </w:r>
     </w:p>
     <w:p>
       <w:pPr>
-        <w:pStyle w:val="684"/>
+        <w:pStyle w:val="906"/>
         <w:pBdr/>
         <w:bidi w:val="false"/>
         <w:spacing/>
@@ -49,7 +54,7 @@
     </w:p>
     <w:p>
       <w:pPr>
-        <w:pStyle w:val="684"/>
+        <w:pStyle w:val="906"/>
         <w:numPr>
           <w:ilvl w:val="0"/>
           <w:numId w:val="1"/>
@@ -91,10 +96,15 @@
           <w:rFonts w:ascii="Google Sans Text;sans-serif" w:hAnsi="Google Sans Text;sans-serif"/>
         </w:rPr>
       </w:r>
+      <w:r>
+        <w:rPr>
+          <w:rFonts w:ascii="Google Sans Text;sans-serif" w:hAnsi="Google Sans Text;sans-serif"/>
+        </w:rPr>
+      </w:r>
     </w:p>
     <w:p>
       <w:pPr>
-        <w:pStyle w:val="684"/>
+        <w:pStyle w:val="906"/>
         <w:numPr>
           <w:ilvl w:val="0"/>
           <w:numId w:val="1"/>
@@ -136,10 +146,15 @@
           <w:rFonts w:ascii="Google Sans Text;sans-serif" w:hAnsi="Google Sans Text;sans-serif"/>
         </w:rPr>
       </w:r>
+      <w:r>
+        <w:rPr>
+          <w:rFonts w:ascii="Google Sans Text;sans-serif" w:hAnsi="Google Sans Text;sans-serif"/>
+        </w:rPr>
+      </w:r>
     </w:p>
     <w:p>
       <w:pPr>
-        <w:pStyle w:val="684"/>
+        <w:pStyle w:val="906"/>
         <w:numPr>
           <w:ilvl w:val="0"/>
           <w:numId w:val="1"/>
@@ -181,10 +196,15 @@
           <w:rFonts w:ascii="Google Sans Text;sans-serif" w:hAnsi="Google Sans Text;sans-serif"/>
         </w:rPr>
       </w:r>
+      <w:r>
+        <w:rPr>
+          <w:rFonts w:ascii="Google Sans Text;sans-serif" w:hAnsi="Google Sans Text;sans-serif"/>
+        </w:rPr>
+      </w:r>
     </w:p>
     <w:p>
       <w:pPr>
-        <w:pStyle w:val="684"/>
+        <w:pStyle w:val="906"/>
         <w:numPr>
           <w:ilvl w:val="0"/>
           <w:numId w:val="1"/>
@@ -220,10 +240,15 @@
           <w:rFonts w:ascii="Google Sans Text;sans-serif" w:hAnsi="Google Sans Text;sans-serif"/>
         </w:rPr>
       </w:r>
+      <w:r>
+        <w:rPr>
+          <w:rFonts w:ascii="Google Sans Text;sans-serif" w:hAnsi="Google Sans Text;sans-serif"/>
+        </w:rPr>
+      </w:r>
     </w:p>
     <w:p>
       <w:pPr>
-        <w:pStyle w:val="684"/>
+        <w:pStyle w:val="906"/>
         <w:pBdr/>
         <w:tabs>
           <w:tab w:val="left" w:leader="none" w:pos="709"/>
@@ -255,7 +280,7 @@
     </w:p>
     <w:tbl>
       <w:tblPr>
-        <w:tblStyle w:val="12"/>
+        <w:tblStyle w:val="714"/>
         <w:tblInd w:w="0" w:type="dxa"/>
         <w:tblW w:w="0" w:type="auto"/>
         <w:tblBorders>
@@ -293,7 +318,7 @@
           <w:p>
             <w:pPr>
               <w:pBdr/>
-              <w:spacing w:after="0" w:before="0" w:line="240"/>
+              <w:spacing w:after="0" w:before="0" w:line="240" w:lineRule="auto"/>
               <w:ind/>
               <w:jc w:val="center"/>
               <w:rPr/>
@@ -325,7 +350,7 @@
           <w:p>
             <w:pPr>
               <w:pBdr/>
-              <w:spacing w:after="0" w:before="0" w:line="240"/>
+              <w:spacing w:after="0" w:before="0" w:line="240" w:lineRule="auto"/>
               <w:ind/>
               <w:jc w:val="center"/>
               <w:rPr/>
@@ -357,7 +382,7 @@
           <w:p>
             <w:pPr>
               <w:pBdr/>
-              <w:spacing w:after="0" w:before="0" w:line="240"/>
+              <w:spacing w:after="0" w:before="0" w:line="240" w:lineRule="auto"/>
               <w:ind/>
               <w:jc w:val="center"/>
               <w:rPr/>
@@ -389,7 +414,7 @@
           <w:p>
             <w:pPr>
               <w:pBdr/>
-              <w:spacing w:after="0" w:before="0" w:line="240"/>
+              <w:spacing w:after="0" w:before="0" w:line="240" w:lineRule="auto"/>
               <w:ind/>
               <w:jc w:val="center"/>
               <w:rPr/>
@@ -421,7 +446,7 @@
           <w:p>
             <w:pPr>
               <w:pBdr/>
-              <w:spacing w:after="0" w:before="0" w:line="240"/>
+              <w:spacing w:after="0" w:before="0" w:line="240" w:lineRule="auto"/>
               <w:ind/>
               <w:jc w:val="center"/>
               <w:rPr/>
@@ -456,7 +481,7 @@
           <w:p>
             <w:pPr>
               <w:pBdr/>
-              <w:spacing w:after="0" w:before="0" w:line="240"/>
+              <w:spacing w:after="0" w:before="0" w:line="240" w:lineRule="auto"/>
               <w:ind/>
               <w:rPr/>
             </w:pPr>
@@ -486,7 +511,7 @@
           <w:p>
             <w:pPr>
               <w:pBdr/>
-              <w:spacing w:after="0" w:before="0" w:line="240"/>
+              <w:spacing w:after="0" w:before="0" w:line="240" w:lineRule="auto"/>
               <w:ind/>
               <w:rPr/>
             </w:pPr>
@@ -517,7 +542,7 @@
           <w:p>
             <w:pPr>
               <w:pBdr/>
-              <w:spacing w:after="0" w:before="0" w:line="240"/>
+              <w:spacing w:after="0" w:before="0" w:line="240" w:lineRule="auto"/>
               <w:ind/>
               <w:rPr/>
             </w:pPr>
@@ -547,7 +572,7 @@
           <w:p>
             <w:pPr>
               <w:pBdr/>
-              <w:spacing w:after="0" w:before="0" w:line="240"/>
+              <w:spacing w:after="0" w:before="0" w:line="240" w:lineRule="auto"/>
               <w:ind/>
               <w:rPr/>
             </w:pPr>
@@ -577,7 +602,7 @@
           <w:p>
             <w:pPr>
               <w:pBdr/>
-              <w:spacing w:after="0" w:before="0" w:line="240"/>
+              <w:spacing w:after="0" w:before="0" w:line="240" w:lineRule="auto"/>
               <w:ind/>
               <w:rPr/>
             </w:pPr>
@@ -610,7 +635,7 @@
           <w:p>
             <w:pPr>
               <w:pBdr/>
-              <w:spacing w:after="0" w:before="0" w:line="240"/>
+              <w:spacing w:after="0" w:before="0" w:line="240" w:lineRule="auto"/>
               <w:ind/>
               <w:rPr/>
             </w:pPr>
@@ -640,7 +665,7 @@
           <w:p>
             <w:pPr>
               <w:pBdr/>
-              <w:spacing w:after="0" w:before="0" w:line="240"/>
+              <w:spacing w:after="0" w:before="0" w:line="240" w:lineRule="auto"/>
               <w:ind/>
               <w:rPr/>
             </w:pPr>
@@ -671,7 +696,7 @@
           <w:p>
             <w:pPr>
               <w:pBdr/>
-              <w:spacing w:after="0" w:before="0" w:line="240"/>
+              <w:spacing w:after="0" w:before="0" w:line="240" w:lineRule="auto"/>
               <w:ind/>
               <w:rPr/>
             </w:pPr>
@@ -701,7 +726,7 @@
           <w:p>
             <w:pPr>
               <w:pBdr/>
-              <w:spacing w:after="0" w:before="0" w:line="240"/>
+              <w:spacing w:after="0" w:before="0" w:line="240" w:lineRule="auto"/>
               <w:ind/>
               <w:rPr/>
             </w:pPr>
@@ -731,7 +756,7 @@
           <w:p>
             <w:pPr>
               <w:pBdr/>
-              <w:spacing w:after="0" w:before="0" w:line="240"/>
+              <w:spacing w:after="0" w:before="0" w:line="240" w:lineRule="auto"/>
               <w:ind/>
               <w:rPr/>
             </w:pPr>
@@ -764,7 +789,7 @@
           <w:p>
             <w:pPr>
               <w:pBdr/>
-              <w:spacing w:after="0" w:before="0" w:line="240"/>
+              <w:spacing w:after="0" w:before="0" w:line="240" w:lineRule="auto"/>
               <w:ind/>
               <w:rPr/>
             </w:pPr>
@@ -794,7 +819,7 @@
           <w:p>
             <w:pPr>
               <w:pBdr/>
-              <w:spacing w:after="0" w:before="0" w:line="240"/>
+              <w:spacing w:after="0" w:before="0" w:line="240" w:lineRule="auto"/>
               <w:ind/>
               <w:rPr/>
             </w:pPr>
@@ -825,7 +850,7 @@
           <w:p>
             <w:pPr>
               <w:pBdr/>
-              <w:spacing w:after="0" w:before="0" w:line="240"/>
+              <w:spacing w:after="0" w:before="0" w:line="240" w:lineRule="auto"/>
               <w:ind/>
               <w:rPr/>
             </w:pPr>
@@ -855,7 +880,7 @@
           <w:p>
             <w:pPr>
               <w:pBdr/>
-              <w:spacing w:after="0" w:before="0" w:line="240"/>
+              <w:spacing w:after="0" w:before="0" w:line="240" w:lineRule="auto"/>
               <w:ind/>
               <w:rPr/>
             </w:pPr>
@@ -885,7 +910,7 @@
           <w:p>
             <w:pPr>
               <w:pBdr/>
-              <w:spacing w:after="0" w:before="0" w:line="240"/>
+              <w:spacing w:after="0" w:before="0" w:line="240" w:lineRule="auto"/>
               <w:ind/>
               <w:rPr/>
             </w:pPr>
@@ -918,7 +943,7 @@
           <w:p>
             <w:pPr>
               <w:pBdr/>
-              <w:spacing w:after="0" w:before="0" w:line="240"/>
+              <w:spacing w:after="0" w:before="0" w:line="240" w:lineRule="auto"/>
               <w:ind/>
               <w:rPr/>
             </w:pPr>
@@ -948,7 +973,7 @@
           <w:p>
             <w:pPr>
               <w:pBdr/>
-              <w:spacing w:after="0" w:before="0" w:line="240"/>
+              <w:spacing w:after="0" w:before="0" w:line="240" w:lineRule="auto"/>
               <w:ind/>
               <w:rPr/>
             </w:pPr>
@@ -979,7 +1004,7 @@
           <w:p>
             <w:pPr>
               <w:pBdr/>
-              <w:spacing w:after="0" w:before="0" w:line="240"/>
+              <w:spacing w:after="0" w:before="0" w:line="240" w:lineRule="auto"/>
               <w:ind/>
               <w:rPr/>
             </w:pPr>
@@ -1009,7 +1034,7 @@
           <w:p>
             <w:pPr>
               <w:pBdr/>
-              <w:spacing w:after="0" w:before="0" w:line="240"/>
+              <w:spacing w:after="0" w:before="0" w:line="240" w:lineRule="auto"/>
               <w:ind/>
               <w:rPr/>
             </w:pPr>
@@ -1039,7 +1064,7 @@
           <w:p>
             <w:pPr>
               <w:pBdr/>
-              <w:spacing w:after="0" w:before="0" w:line="240"/>
+              <w:spacing w:after="0" w:before="0" w:line="240" w:lineRule="auto"/>
               <w:ind/>
               <w:rPr/>
             </w:pPr>
@@ -1058,7 +1083,7 @@
     </w:tbl>
     <w:p>
       <w:pPr>
-        <w:pStyle w:val="684"/>
+        <w:pStyle w:val="906"/>
         <w:pBdr/>
         <w:tabs>
           <w:tab w:val="left" w:leader="none" w:pos="709"/>
@@ -1089,14 +1114,12 @@
       <w:r>
         <w:rPr>
           <w:rFonts w:ascii="Google Sans Text;sans-serif" w:hAnsi="Google Sans Text;sans-serif"/>
-          <w:highlight w:val="none"/>
-          <w:lang w:val="es-CO"/>
         </w:rPr>
       </w:r>
     </w:p>
     <w:p>
       <w:pPr>
-        <w:pStyle w:val="684"/>
+        <w:pStyle w:val="906"/>
         <w:pBdr/>
         <w:tabs>
           <w:tab w:val="left" w:leader="none" w:pos="709"/>
@@ -1125,13 +1148,12 @@
       <w:r>
         <w:rPr>
           <w:rFonts w:ascii="Google Sans Text;sans-serif" w:hAnsi="Google Sans Text;sans-serif"/>
-          <w:highlight w:val="none"/>
         </w:rPr>
       </w:r>
     </w:p>
     <w:p>
       <w:pPr>
-        <w:pStyle w:val="677"/>
+        <w:pStyle w:val="899"/>
         <w:pBdr/>
         <w:bidi w:val="false"/>
         <w:spacing w:after="140" w:before="0" w:line="274" w:lineRule="auto"/>
@@ -1152,10 +1174,15 @@
           <w:rFonts w:ascii="Google Sans;sans-serif" w:hAnsi="Google Sans;sans-serif"/>
         </w:rPr>
       </w:r>
+      <w:r>
+        <w:rPr>
+          <w:rFonts w:ascii="Google Sans;sans-serif" w:hAnsi="Google Sans;sans-serif"/>
+        </w:rPr>
+      </w:r>
     </w:p>
     <w:p>
       <w:pPr>
-        <w:pStyle w:val="684"/>
+        <w:pStyle w:val="906"/>
         <w:numPr>
           <w:ilvl w:val="0"/>
           <w:numId w:val="2"/>
@@ -1191,10 +1218,15 @@
           <w:rFonts w:ascii="Google Sans Text;sans-serif" w:hAnsi="Google Sans Text;sans-serif"/>
         </w:rPr>
       </w:r>
+      <w:r>
+        <w:rPr>
+          <w:rFonts w:ascii="Google Sans Text;sans-serif" w:hAnsi="Google Sans Text;sans-serif"/>
+        </w:rPr>
+      </w:r>
     </w:p>
     <w:p>
       <w:pPr>
-        <w:pStyle w:val="684"/>
+        <w:pStyle w:val="906"/>
         <w:numPr>
           <w:ilvl w:val="0"/>
           <w:numId w:val="2"/>
@@ -1235,10 +1267,15 @@
           <w:rFonts w:ascii="Google Sans Text;sans-serif" w:hAnsi="Google Sans Text;sans-serif"/>
         </w:rPr>
       </w:r>
+      <w:r>
+        <w:rPr>
+          <w:rFonts w:ascii="Google Sans Text;sans-serif" w:hAnsi="Google Sans Text;sans-serif"/>
+        </w:rPr>
+      </w:r>
     </w:p>
     <w:p>
       <w:pPr>
-        <w:pStyle w:val="684"/>
+        <w:pStyle w:val="906"/>
         <w:numPr>
           <w:ilvl w:val="0"/>
           <w:numId w:val="2"/>
@@ -1285,10 +1322,15 @@
           <w:rFonts w:ascii="Google Sans Text;sans-serif" w:hAnsi="Google Sans Text;sans-serif"/>
         </w:rPr>
       </w:r>
+      <w:r>
+        <w:rPr>
+          <w:rFonts w:ascii="Google Sans Text;sans-serif" w:hAnsi="Google Sans Text;sans-serif"/>
+        </w:rPr>
+      </w:r>
     </w:p>
     <w:p>
       <w:pPr>
-        <w:pStyle w:val="684"/>
+        <w:pStyle w:val="906"/>
         <w:numPr>
           <w:ilvl w:val="0"/>
           <w:numId w:val="2"/>
@@ -1317,10 +1359,15 @@
           <w:rFonts w:ascii="Google Sans Text;sans-serif" w:hAnsi="Google Sans Text;sans-serif"/>
         </w:rPr>
       </w:r>
+      <w:r>
+        <w:rPr>
+          <w:rFonts w:ascii="Google Sans Text;sans-serif" w:hAnsi="Google Sans Text;sans-serif"/>
+        </w:rPr>
+      </w:r>
     </w:p>
     <w:p>
       <w:pPr>
-        <w:pStyle w:val="684"/>
+        <w:pStyle w:val="906"/>
         <w:numPr>
           <w:ilvl w:val="0"/>
           <w:numId w:val="2"/>
@@ -1367,10 +1414,50 @@
           <w:rFonts w:ascii="Google Sans Text;sans-serif" w:hAnsi="Google Sans Text;sans-serif"/>
         </w:rPr>
       </w:r>
+      <w:r>
+        <w:rPr>
+          <w:rFonts w:ascii="Google Sans Text;sans-serif" w:hAnsi="Google Sans Text;sans-serif"/>
+        </w:rPr>
+      </w:r>
     </w:p>
     <w:p>
       <w:pPr>
-        <w:pStyle w:val="684"/>
+        <w:pStyle w:val="906"/>
+        <w:pBdr/>
+        <w:tabs>
+          <w:tab w:val="left" w:leader="none" w:pos="709"/>
+          <w:tab w:val="left" w:leader="none" w:pos="709"/>
+        </w:tabs>
+        <w:bidi w:val="false"/>
+        <w:spacing w:after="140" w:before="0" w:line="274" w:lineRule="auto"/>
+        <w:ind w:right="0" w:firstLine="0" w:left="709"/>
+        <w:jc w:val="left"/>
+        <w:rPr>
+          <w:rFonts w:ascii="Google Sans Text;sans-serif" w:hAnsi="Google Sans Text;sans-serif"/>
+        </w:rPr>
+      </w:pPr>
+      <w:r>
+        <w:rPr>
+          <w:rFonts w:ascii="Google Sans Text;sans-serif" w:hAnsi="Google Sans Text;sans-serif"/>
+          <w:highlight w:val="none"/>
+        </w:rPr>
+      </w:r>
+      <w:r>
+        <w:rPr>
+          <w:rFonts w:ascii="Google Sans Text;sans-serif" w:hAnsi="Google Sans Text;sans-serif"/>
+          <w:highlight w:val="none"/>
+        </w:rPr>
+      </w:r>
+      <w:r>
+        <w:rPr>
+          <w:rFonts w:ascii="Google Sans Text;sans-serif" w:hAnsi="Google Sans Text;sans-serif"/>
+          <w:highlight w:val="none"/>
+        </w:rPr>
+      </w:r>
+    </w:p>
+    <w:p>
+      <w:pPr>
+        <w:pStyle w:val="906"/>
         <w:numPr>
           <w:ilvl w:val="0"/>
           <w:numId w:val="2"/>
@@ -1406,10 +1493,50 @@
           <w:rFonts w:ascii="Google Sans Text;sans-serif" w:hAnsi="Google Sans Text;sans-serif"/>
         </w:rPr>
       </w:r>
+      <w:r>
+        <w:rPr>
+          <w:rFonts w:ascii="Google Sans Text;sans-serif" w:hAnsi="Google Sans Text;sans-serif"/>
+        </w:rPr>
+      </w:r>
     </w:p>
     <w:p>
       <w:pPr>
-        <w:pStyle w:val="684"/>
+        <w:pStyle w:val="906"/>
+        <w:pBdr/>
+        <w:tabs>
+          <w:tab w:val="left" w:leader="none" w:pos="709"/>
+          <w:tab w:val="left" w:leader="none" w:pos="709"/>
+        </w:tabs>
+        <w:bidi w:val="false"/>
+        <w:spacing w:after="140" w:before="0" w:line="274" w:lineRule="auto"/>
+        <w:ind w:right="0" w:firstLine="0" w:left="709"/>
+        <w:jc w:val="left"/>
+        <w:rPr>
+          <w:rFonts w:ascii="Google Sans Text;sans-serif" w:hAnsi="Google Sans Text;sans-serif"/>
+        </w:rPr>
+      </w:pPr>
+      <w:r>
+        <w:rPr>
+          <w:rFonts w:ascii="Google Sans Text;sans-serif" w:hAnsi="Google Sans Text;sans-serif"/>
+          <w:highlight w:val="none"/>
+        </w:rPr>
+      </w:r>
+      <w:r>
+        <w:rPr>
+          <w:rFonts w:ascii="Google Sans Text;sans-serif" w:hAnsi="Google Sans Text;sans-serif"/>
+          <w:highlight w:val="none"/>
+        </w:rPr>
+      </w:r>
+      <w:r>
+        <w:rPr>
+          <w:rFonts w:ascii="Google Sans Text;sans-serif" w:hAnsi="Google Sans Text;sans-serif"/>
+          <w:highlight w:val="none"/>
+        </w:rPr>
+      </w:r>
+    </w:p>
+    <w:p>
+      <w:pPr>
+        <w:pStyle w:val="906"/>
         <w:numPr>
           <w:ilvl w:val="0"/>
           <w:numId w:val="2"/>
@@ -1438,10 +1565,15 @@
           <w:rFonts w:ascii="Google Sans Text;sans-serif" w:hAnsi="Google Sans Text;sans-serif"/>
         </w:rPr>
       </w:r>
+      <w:r>
+        <w:rPr>
+          <w:rFonts w:ascii="Google Sans Text;sans-serif" w:hAnsi="Google Sans Text;sans-serif"/>
+        </w:rPr>
+      </w:r>
     </w:p>
     <w:p>
       <w:pPr>
-        <w:pStyle w:val="684"/>
+        <w:pStyle w:val="906"/>
         <w:numPr>
           <w:ilvl w:val="0"/>
           <w:numId w:val="2"/>
@@ -1469,11 +1601,17 @@
         <w:rPr>
           <w:rFonts w:ascii="Google Sans Text;sans-serif" w:hAnsi="Google Sans Text;sans-serif"/>
         </w:rPr>
+        <w:br/>
+      </w:r>
+      <w:r>
+        <w:rPr>
+          <w:rFonts w:ascii="Google Sans Text;sans-serif" w:hAnsi="Google Sans Text;sans-serif"/>
+        </w:rPr>
       </w:r>
     </w:p>
     <w:p>
       <w:pPr>
-        <w:pStyle w:val="677"/>
+        <w:pStyle w:val="899"/>
         <w:pBdr/>
         <w:bidi w:val="false"/>
         <w:spacing w:after="140" w:before="0" w:line="274" w:lineRule="auto"/>
@@ -1483,6 +1621,11 @@
           <w:rFonts w:ascii="Google Sans;sans-serif" w:hAnsi="Google Sans;sans-serif"/>
         </w:rPr>
       </w:pPr>
+      <w:r>
+        <w:rPr>
+          <w:rFonts w:ascii="Google Sans;sans-serif" w:hAnsi="Google Sans;sans-serif"/>
+        </w:rPr>
+      </w:r>
       <w:r>
         <w:rPr>
           <w:rFonts w:ascii="Google Sans;sans-serif" w:hAnsi="Google Sans;sans-serif"/>
@@ -1496,7 +1639,7 @@
     </w:p>
     <w:p>
       <w:pPr>
-        <w:pStyle w:val="677"/>
+        <w:pStyle w:val="899"/>
         <w:pBdr/>
         <w:bidi w:val="false"/>
         <w:spacing w:after="140" w:before="0" w:line="274" w:lineRule="auto"/>
@@ -1506,6 +1649,11 @@
           <w:rFonts w:ascii="Google Sans;sans-serif" w:hAnsi="Google Sans;sans-serif"/>
         </w:rPr>
       </w:pPr>
+      <w:r>
+        <w:rPr>
+          <w:rFonts w:ascii="Google Sans;sans-serif" w:hAnsi="Google Sans;sans-serif"/>
+        </w:rPr>
+      </w:r>
       <w:r>
         <w:rPr>
           <w:rFonts w:ascii="Google Sans;sans-serif" w:hAnsi="Google Sans;sans-serif"/>
@@ -1519,7 +1667,7 @@
     </w:p>
     <w:p>
       <w:pPr>
-        <w:pStyle w:val="684"/>
+        <w:pStyle w:val="906"/>
         <w:pBdr/>
         <w:bidi w:val="false"/>
         <w:spacing w:after="140" w:before="0" w:line="274" w:lineRule="auto"/>
@@ -1529,6 +1677,11 @@
           <w:rFonts w:ascii="Google Sans;sans-serif" w:hAnsi="Google Sans;sans-serif"/>
         </w:rPr>
       </w:pPr>
+      <w:r>
+        <w:rPr>
+          <w:rFonts w:ascii="Google Sans;sans-serif" w:hAnsi="Google Sans;sans-serif"/>
+        </w:rPr>
+      </w:r>
       <w:r>
         <w:rPr>
           <w:rFonts w:ascii="Google Sans;sans-serif" w:hAnsi="Google Sans;sans-serif"/>
@@ -1542,7 +1695,7 @@
     </w:p>
     <w:p>
       <w:pPr>
-        <w:pStyle w:val="684"/>
+        <w:pStyle w:val="906"/>
         <w:pBdr/>
         <w:bidi w:val="false"/>
         <w:spacing w:after="140" w:before="0" w:line="274" w:lineRule="auto"/>
@@ -1552,6 +1705,11 @@
           <w:rFonts w:ascii="Google Sans;sans-serif" w:hAnsi="Google Sans;sans-serif"/>
         </w:rPr>
       </w:pPr>
+      <w:r>
+        <w:rPr>
+          <w:rFonts w:ascii="Google Sans;sans-serif" w:hAnsi="Google Sans;sans-serif"/>
+        </w:rPr>
+      </w:r>
       <w:r>
         <w:rPr>
           <w:rFonts w:ascii="Google Sans;sans-serif" w:hAnsi="Google Sans;sans-serif"/>
@@ -1565,7 +1723,7 @@
     </w:p>
     <w:p>
       <w:pPr>
-        <w:pStyle w:val="684"/>
+        <w:pStyle w:val="906"/>
         <w:pBdr/>
         <w:bidi w:val="false"/>
         <w:spacing w:after="140" w:before="0" w:line="274" w:lineRule="auto"/>
@@ -1575,6 +1733,11 @@
           <w:rFonts w:ascii="Google Sans;sans-serif" w:hAnsi="Google Sans;sans-serif"/>
         </w:rPr>
       </w:pPr>
+      <w:r>
+        <w:rPr>
+          <w:rFonts w:ascii="Google Sans;sans-serif" w:hAnsi="Google Sans;sans-serif"/>
+        </w:rPr>
+      </w:r>
       <w:r>
         <w:rPr>
           <w:rFonts w:ascii="Google Sans;sans-serif" w:hAnsi="Google Sans;sans-serif"/>
@@ -1588,7 +1751,7 @@
     </w:p>
     <w:p>
       <w:pPr>
-        <w:pStyle w:val="684"/>
+        <w:pStyle w:val="906"/>
         <w:pBdr/>
         <w:bidi w:val="false"/>
         <w:spacing w:after="140" w:before="0" w:line="274" w:lineRule="auto"/>
@@ -1598,6 +1761,11 @@
           <w:rFonts w:ascii="Google Sans;sans-serif" w:hAnsi="Google Sans;sans-serif"/>
         </w:rPr>
       </w:pPr>
+      <w:r>
+        <w:rPr>
+          <w:rFonts w:ascii="Google Sans;sans-serif" w:hAnsi="Google Sans;sans-serif"/>
+        </w:rPr>
+      </w:r>
       <w:r>
         <w:rPr>
           <w:rFonts w:ascii="Google Sans;sans-serif" w:hAnsi="Google Sans;sans-serif"/>
@@ -1611,7 +1779,7 @@
     </w:p>
     <w:p>
       <w:pPr>
-        <w:pStyle w:val="677"/>
+        <w:pStyle w:val="899"/>
         <w:pBdr/>
         <w:bidi w:val="false"/>
         <w:spacing w:after="140" w:before="0" w:line="274" w:lineRule="auto"/>
@@ -1632,79 +1800,62 @@
           <w:rFonts w:ascii="Google Sans;sans-serif" w:hAnsi="Google Sans;sans-serif"/>
         </w:rPr>
       </w:r>
-    </w:p>
-    <w:p>
-      <w:pPr>
-        <w:pStyle w:val="684"/>
-        <w:pBdr/>
-        <w:bidi w:val="false"/>
-        <w:spacing w:after="140" w:before="0" w:line="274" w:lineRule="auto"/>
-        <w:ind w:right="0" w:firstLine="0" w:left="0"/>
-        <w:jc w:val="left"/>
-        <w:rPr>
-          <w:rFonts w:ascii="Google Sans Text;sans-serif" w:hAnsi="Google Sans Text;sans-serif"/>
-        </w:rPr>
-      </w:pPr>
       <w:r>
         <w:rPr>
-          <w:rFonts w:ascii="Google Sans Text;sans-serif" w:hAnsi="Google Sans Text;sans-serif"/>
-        </w:rPr>
-        <w:t xml:space="preserve">Divide el tiempo en "Sprints" o ciclos de trabajo.</w:t>
-      </w:r>
-      <w:r>
-        <w:rPr>
-          <w:rFonts w:ascii="Google Sans Text;sans-serif" w:hAnsi="Google Sans Text;sans-serif"/>
+          <w:rFonts w:ascii="Google Sans;sans-serif" w:hAnsi="Google Sans;sans-serif"/>
         </w:rPr>
       </w:r>
     </w:p>
     <w:tbl>
       <w:tblPr>
+        <w:tblStyle w:val="714"/>
         <w:tblInd w:w="0" w:type="dxa"/>
-        <w:tblW w:w="9972" w:type="dxa"/>
-        <w:tblCellMar>
-          <w:left w:w="180" w:type="dxa"/>
-          <w:top w:w="120" w:type="dxa"/>
-          <w:right w:w="180" w:type="dxa"/>
-          <w:bottom w:w="120" w:type="dxa"/>
-        </w:tblCellMar>
-        <w:tblBorders/>
-        <w:tblLayout w:type="fixed"/>
+        <w:tblW w:w="0" w:type="auto"/>
+        <w:tblBorders>
+          <w:top w:val="none" w:color="000000" w:sz="4" w:space="0"/>
+          <w:left w:val="none" w:color="000000" w:sz="4" w:space="0"/>
+          <w:bottom w:val="none" w:color="000000" w:sz="4" w:space="0"/>
+          <w:right w:val="none" w:color="000000" w:sz="4" w:space="0"/>
+          <w:insideH w:val="none" w:color="000000" w:sz="4" w:space="0"/>
+          <w:insideV w:val="none" w:color="000000" w:sz="4" w:space="0"/>
+        </w:tblBorders>
+        <w:tblLayout w:type="autofit"/>
         <w:tblLook w:val="04A0" w:firstRow="1" w:lastRow="0" w:firstColumn="1" w:lastColumn="0" w:noHBand="0" w:noVBand="1"/>
       </w:tblPr>
       <w:tblGrid>
-        <w:gridCol w:w="2616"/>
-        <w:gridCol w:w="4989"/>
-        <w:gridCol w:w="2367"/>
+        <w:gridCol w:w="2274"/>
+        <w:gridCol w:w="3260"/>
+        <w:gridCol w:w="1180"/>
+        <w:gridCol w:w="2640"/>
       </w:tblGrid>
       <w:tr>
-        <w:trPr>
-          <w:tblHeader/>
-        </w:trPr>
+        <w:trPr/>
         <w:tc>
           <w:tcPr>
-            <w:tcBorders>
-              <w:top w:val="single" w:color="c4c7c5" w:sz="2" w:space="0"/>
-              <w:left w:val="single" w:color="c4c7c5" w:sz="2" w:space="0"/>
-              <w:bottom w:val="single" w:color="c4c7c5" w:sz="2" w:space="0"/>
-              <w:right w:val="single" w:color="c4c7c5" w:sz="2" w:space="0"/>
-            </w:tcBorders>
-            <w:tcW w:w="2616" w:type="dxa"/>
+            <w:tcBorders/>
+            <w:tcMar>
+              <w:left w:w="15" w:type="dxa"/>
+              <w:top w:w="15" w:type="dxa"/>
+              <w:right w:w="15" w:type="dxa"/>
+              <w:bottom w:w="15" w:type="dxa"/>
+            </w:tcMar>
+            <w:tcW w:w="2274" w:type="dxa"/>
             <w:vAlign w:val="center"/>
           </w:tcPr>
           <w:p>
             <w:pPr>
-              <w:pStyle w:val="688"/>
               <w:pBdr/>
-              <w:bidi w:val="false"/>
-              <w:spacing w:after="0" w:before="0" w:line="274" w:lineRule="auto"/>
-              <w:ind w:right="0" w:firstLine="0" w:left="0"/>
-              <w:jc w:val="left"/>
+              <w:spacing w:after="0" w:before="0" w:line="240"/>
+              <w:ind/>
+              <w:jc w:val="center"/>
               <w:rPr/>
             </w:pPr>
             <w:r>
               <w:rPr>
-                <w:rStyle w:val="681"/>
-                <w:rFonts w:ascii="Google Sans Text;sans-serif" w:hAnsi="Google Sans Text;sans-serif"/>
+                <w:rFonts w:ascii="Times New Roman" w:hAnsi="Times New Roman" w:eastAsia="Times New Roman" w:cs="Times New Roman"/>
+                <w:b/>
+                <w:color w:val="000000"/>
+                <w:sz w:val="24"/>
               </w:rPr>
               <w:t xml:space="preserve">Fase</w:t>
             </w:r>
@@ -1713,29 +1864,30 @@
         </w:tc>
         <w:tc>
           <w:tcPr>
-            <w:tcBorders>
-              <w:top w:val="single" w:color="c4c7c5" w:sz="2" w:space="0"/>
-              <w:left w:val="single" w:color="c4c7c5" w:sz="2" w:space="0"/>
-              <w:bottom w:val="single" w:color="c4c7c5" w:sz="2" w:space="0"/>
-              <w:right w:val="single" w:color="c4c7c5" w:sz="2" w:space="0"/>
-            </w:tcBorders>
-            <w:tcW w:w="4989" w:type="dxa"/>
+            <w:tcBorders/>
+            <w:tcMar>
+              <w:left w:w="15" w:type="dxa"/>
+              <w:top w:w="15" w:type="dxa"/>
+              <w:right w:w="15" w:type="dxa"/>
+              <w:bottom w:w="15" w:type="dxa"/>
+            </w:tcMar>
+            <w:tcW w:w="3260" w:type="dxa"/>
             <w:vAlign w:val="center"/>
           </w:tcPr>
           <w:p>
             <w:pPr>
-              <w:pStyle w:val="688"/>
               <w:pBdr/>
-              <w:bidi w:val="false"/>
-              <w:spacing w:after="0" w:before="0" w:line="274" w:lineRule="auto"/>
-              <w:ind w:right="0" w:firstLine="0" w:left="0"/>
-              <w:jc w:val="left"/>
+              <w:spacing w:after="0" w:before="0" w:line="240"/>
+              <w:ind/>
+              <w:jc w:val="center"/>
               <w:rPr/>
             </w:pPr>
             <w:r>
               <w:rPr>
-                <w:rStyle w:val="681"/>
-                <w:rFonts w:ascii="Google Sans Text;sans-serif" w:hAnsi="Google Sans Text;sans-serif"/>
+                <w:rFonts w:ascii="Times New Roman" w:hAnsi="Times New Roman" w:eastAsia="Times New Roman" w:cs="Times New Roman"/>
+                <w:b/>
+                <w:color w:val="000000"/>
+                <w:sz w:val="24"/>
               </w:rPr>
               <w:t xml:space="preserve">Tareas Clave</w:t>
             </w:r>
@@ -1744,31 +1896,64 @@
         </w:tc>
         <w:tc>
           <w:tcPr>
-            <w:tcBorders>
-              <w:top w:val="single" w:color="c4c7c5" w:sz="2" w:space="0"/>
-              <w:left w:val="single" w:color="c4c7c5" w:sz="2" w:space="0"/>
-              <w:bottom w:val="single" w:color="c4c7c5" w:sz="2" w:space="0"/>
-              <w:right w:val="single" w:color="c4c7c5" w:sz="2" w:space="0"/>
-            </w:tcBorders>
-            <w:tcW w:w="2367" w:type="dxa"/>
+            <w:tcBorders/>
+            <w:tcMar>
+              <w:left w:w="15" w:type="dxa"/>
+              <w:top w:w="15" w:type="dxa"/>
+              <w:right w:w="15" w:type="dxa"/>
+              <w:bottom w:w="15" w:type="dxa"/>
+            </w:tcMar>
+            <w:tcW w:w="1180" w:type="dxa"/>
             <w:vAlign w:val="center"/>
           </w:tcPr>
           <w:p>
             <w:pPr>
-              <w:pStyle w:val="688"/>
               <w:pBdr/>
-              <w:bidi w:val="false"/>
-              <w:spacing w:after="0" w:before="0" w:line="274" w:lineRule="auto"/>
-              <w:ind w:right="0" w:firstLine="0" w:left="0"/>
-              <w:jc w:val="left"/>
+              <w:spacing w:after="0" w:before="0" w:line="240"/>
+              <w:ind/>
+              <w:jc w:val="center"/>
               <w:rPr/>
             </w:pPr>
             <w:r>
               <w:rPr>
-                <w:rStyle w:val="681"/>
-                <w:rFonts w:ascii="Google Sans Text;sans-serif" w:hAnsi="Google Sans Text;sans-serif"/>
+                <w:rFonts w:ascii="Times New Roman" w:hAnsi="Times New Roman" w:eastAsia="Times New Roman" w:cs="Times New Roman"/>
+                <w:b/>
+                <w:color w:val="000000"/>
+                <w:sz w:val="24"/>
               </w:rPr>
               <w:t xml:space="preserve">Duración Estimada</w:t>
+            </w:r>
+            <w:r/>
+          </w:p>
+        </w:tc>
+        <w:tc>
+          <w:tcPr>
+            <w:tcBorders/>
+            <w:tcMar>
+              <w:left w:w="15" w:type="dxa"/>
+              <w:top w:w="15" w:type="dxa"/>
+              <w:right w:w="15" w:type="dxa"/>
+              <w:bottom w:w="15" w:type="dxa"/>
+            </w:tcMar>
+            <w:tcW w:w="2640" w:type="dxa"/>
+            <w:vAlign w:val="center"/>
+          </w:tcPr>
+          <w:p>
+            <w:pPr>
+              <w:pBdr/>
+              <w:spacing w:after="0" w:before="0" w:line="240"/>
+              <w:ind/>
+              <w:jc w:val="center"/>
+              <w:rPr/>
+            </w:pPr>
+            <w:r>
+              <w:rPr>
+                <w:rFonts w:ascii="Times New Roman" w:hAnsi="Times New Roman" w:eastAsia="Times New Roman" w:cs="Times New Roman"/>
+                <w:b/>
+                <w:color w:val="000000"/>
+                <w:sz w:val="24"/>
+              </w:rPr>
+              <w:t xml:space="preserve">Entregable (Sprint Review)</w:t>
             </w:r>
             <w:r/>
           </w:p>
@@ -1778,125 +1963,131 @@
         <w:trPr/>
         <w:tc>
           <w:tcPr>
-            <w:tcBorders>
-              <w:top w:val="single" w:color="c4c7c5" w:sz="2" w:space="0"/>
-              <w:left w:val="single" w:color="c4c7c5" w:sz="2" w:space="0"/>
-              <w:bottom w:val="single" w:color="c4c7c5" w:sz="2" w:space="0"/>
-              <w:right w:val="single" w:color="c4c7c5" w:sz="2" w:space="0"/>
-            </w:tcBorders>
-            <w:tcW w:w="2616" w:type="dxa"/>
+            <w:tcBorders/>
+            <w:tcMar>
+              <w:left w:w="15" w:type="dxa"/>
+              <w:top w:w="15" w:type="dxa"/>
+              <w:right w:w="15" w:type="dxa"/>
+              <w:bottom w:w="15" w:type="dxa"/>
+            </w:tcMar>
+            <w:tcW w:w="2274" w:type="dxa"/>
             <w:vAlign w:val="center"/>
           </w:tcPr>
           <w:p>
             <w:pPr>
-              <w:pStyle w:val="688"/>
               <w:pBdr/>
-              <w:bidi w:val="false"/>
-              <w:spacing w:after="140" w:before="0" w:line="274" w:lineRule="auto"/>
-              <w:ind w:right="0" w:firstLine="0" w:left="0"/>
-              <w:jc w:val="left"/>
-              <w:rPr>
-                <w:rFonts w:ascii="Google Sans Text;sans-serif" w:hAnsi="Google Sans Text;sans-serif"/>
-                <w:b/>
-              </w:rPr>
+              <w:spacing w:after="0" w:before="0" w:line="240"/>
+              <w:ind/>
+              <w:rPr/>
             </w:pPr>
             <w:r>
               <w:rPr>
-                <w:rFonts w:ascii="Google Sans Text;sans-serif" w:hAnsi="Google Sans Text;sans-serif"/>
+                <w:rFonts w:ascii="Times New Roman" w:hAnsi="Times New Roman" w:eastAsia="Times New Roman" w:cs="Times New Roman"/>
                 <w:b/>
+                <w:color w:val="000000"/>
+                <w:sz w:val="24"/>
               </w:rPr>
               <w:t xml:space="preserve">Fase 1: Configuración</w:t>
             </w:r>
             <w:r>
               <w:rPr>
-                <w:rFonts w:ascii="Google Sans Text;sans-serif" w:hAnsi="Google Sans Text;sans-serif"/>
-                <w:b/>
+                <w:rFonts w:ascii="Times New Roman" w:hAnsi="Times New Roman" w:eastAsia="Times New Roman" w:cs="Times New Roman"/>
+                <w:color w:val="000000"/>
+                <w:sz w:val="24"/>
               </w:rPr>
+              <w:t xml:space="preserve"> (Sprint 0)</w:t>
             </w:r>
+            <w:r/>
           </w:p>
         </w:tc>
         <w:tc>
           <w:tcPr>
-            <w:tcBorders>
-              <w:top w:val="single" w:color="c4c7c5" w:sz="2" w:space="0"/>
-              <w:left w:val="single" w:color="c4c7c5" w:sz="2" w:space="0"/>
-              <w:bottom w:val="single" w:color="c4c7c5" w:sz="2" w:space="0"/>
-              <w:right w:val="single" w:color="c4c7c5" w:sz="2" w:space="0"/>
-            </w:tcBorders>
-            <w:tcW w:w="4989" w:type="dxa"/>
+            <w:tcBorders/>
+            <w:tcMar>
+              <w:left w:w="15" w:type="dxa"/>
+              <w:top w:w="15" w:type="dxa"/>
+              <w:right w:w="15" w:type="dxa"/>
+              <w:bottom w:w="15" w:type="dxa"/>
+            </w:tcMar>
+            <w:tcW w:w="3260" w:type="dxa"/>
             <w:vAlign w:val="center"/>
           </w:tcPr>
           <w:p>
             <w:pPr>
-              <w:pStyle w:val="688"/>
               <w:pBdr/>
-              <w:bidi w:val="false"/>
-              <w:spacing w:after="140" w:before="0" w:line="274" w:lineRule="auto"/>
-              <w:ind w:right="0" w:firstLine="0" w:left="0"/>
-              <w:jc w:val="left"/>
-              <w:rPr>
-                <w:rFonts w:ascii="Google Sans Text;sans-serif" w:hAnsi="Google Sans Text;sans-serif"/>
-              </w:rPr>
+              <w:spacing w:after="0" w:before="0" w:line="240"/>
+              <w:ind/>
+              <w:rPr/>
             </w:pPr>
             <w:r>
               <w:rPr>
-                <w:rFonts w:ascii="Google Sans Text;sans-serif" w:hAnsi="Google Sans Text;sans-serif"/>
+                <w:rFonts w:ascii="Times New Roman" w:hAnsi="Times New Roman" w:eastAsia="Times New Roman" w:cs="Times New Roman"/>
+                <w:color w:val="000000"/>
+                <w:sz w:val="24"/>
               </w:rPr>
-              <w:t xml:space="preserve">Elegir dominio, plataforma </w:t>
+              <w:t xml:space="preserve">Elegir dominio, plataforma de deployment, diseño básico</w:t>
             </w:r>
-            <w:r>
-              <w:rPr>
-                <w:rFonts w:ascii="Google Sans Text;sans-serif" w:hAnsi="Google Sans Text;sans-serif"/>
-              </w:rPr>
-              <w:t xml:space="preserve">de deployment</w:t>
-            </w:r>
-            <w:r>
-              <w:rPr>
-                <w:rFonts w:ascii="Google Sans Text;sans-serif" w:hAnsi="Google Sans Text;sans-serif"/>
-              </w:rPr>
-              <w:t xml:space="preserve">, diseño básico.</w:t>
-            </w:r>
-            <w:r>
-              <w:rPr>
-                <w:rFonts w:ascii="Google Sans Text;sans-serif" w:hAnsi="Google Sans Text;sans-serif"/>
-              </w:rPr>
-            </w:r>
+            <w:r/>
           </w:p>
         </w:tc>
         <w:tc>
           <w:tcPr>
-            <w:tcBorders>
-              <w:top w:val="single" w:color="c4c7c5" w:sz="2" w:space="0"/>
-              <w:left w:val="single" w:color="c4c7c5" w:sz="2" w:space="0"/>
-              <w:bottom w:val="single" w:color="c4c7c5" w:sz="2" w:space="0"/>
-              <w:right w:val="single" w:color="c4c7c5" w:sz="2" w:space="0"/>
-            </w:tcBorders>
-            <w:tcW w:w="2367" w:type="dxa"/>
+            <w:tcBorders/>
+            <w:tcMar>
+              <w:left w:w="15" w:type="dxa"/>
+              <w:top w:w="15" w:type="dxa"/>
+              <w:right w:w="15" w:type="dxa"/>
+              <w:bottom w:w="15" w:type="dxa"/>
+            </w:tcMar>
+            <w:tcW w:w="1180" w:type="dxa"/>
             <w:vAlign w:val="center"/>
           </w:tcPr>
           <w:p>
             <w:pPr>
-              <w:pStyle w:val="688"/>
               <w:pBdr/>
-              <w:bidi w:val="false"/>
-              <w:spacing w:after="140" w:before="0" w:line="274" w:lineRule="auto"/>
-              <w:ind w:right="0" w:firstLine="0" w:left="0"/>
-              <w:jc w:val="left"/>
-              <w:rPr>
-                <w:rFonts w:ascii="Google Sans Text;sans-serif" w:hAnsi="Google Sans Text;sans-serif"/>
-              </w:rPr>
+              <w:spacing w:after="0" w:before="0" w:line="240"/>
+              <w:ind/>
+              <w:rPr/>
             </w:pPr>
             <w:r>
               <w:rPr>
-                <w:rFonts w:ascii="Google Sans Text;sans-serif" w:hAnsi="Google Sans Text;sans-serif"/>
+                <w:rFonts w:ascii="Times New Roman" w:hAnsi="Times New Roman" w:eastAsia="Times New Roman" w:cs="Times New Roman"/>
+                <w:color w:val="000000"/>
+                <w:sz w:val="24"/>
               </w:rPr>
               <w:t xml:space="preserve">1 semana</w:t>
             </w:r>
+            <w:r/>
+          </w:p>
+        </w:tc>
+        <w:tc>
+          <w:tcPr>
+            <w:tcBorders/>
+            <w:tcMar>
+              <w:left w:w="15" w:type="dxa"/>
+              <w:top w:w="15" w:type="dxa"/>
+              <w:right w:w="15" w:type="dxa"/>
+              <w:bottom w:w="15" w:type="dxa"/>
+            </w:tcMar>
+            <w:tcW w:w="2640" w:type="dxa"/>
+            <w:vAlign w:val="center"/>
+          </w:tcPr>
+          <w:p>
+            <w:pPr>
+              <w:pBdr/>
+              <w:spacing w:after="0" w:before="0" w:line="240"/>
+              <w:ind/>
+              <w:rPr/>
+            </w:pPr>
             <w:r>
               <w:rPr>
-                <w:rFonts w:ascii="Google Sans Text;sans-serif" w:hAnsi="Google Sans Text;sans-serif"/>
+                <w:rFonts w:ascii="Times New Roman" w:hAnsi="Times New Roman" w:eastAsia="Times New Roman" w:cs="Times New Roman"/>
+                <w:color w:val="000000"/>
+                <w:sz w:val="24"/>
               </w:rPr>
+              <w:t xml:space="preserve">Sitio base funcionando (aunque sin contenido)</w:t>
             </w:r>
+            <w:r/>
           </w:p>
         </w:tc>
       </w:tr>
@@ -1904,113 +2095,131 @@
         <w:trPr/>
         <w:tc>
           <w:tcPr>
-            <w:tcBorders>
-              <w:top w:val="single" w:color="c4c7c5" w:sz="2" w:space="0"/>
-              <w:left w:val="single" w:color="c4c7c5" w:sz="2" w:space="0"/>
-              <w:bottom w:val="single" w:color="c4c7c5" w:sz="2" w:space="0"/>
-              <w:right w:val="single" w:color="c4c7c5" w:sz="2" w:space="0"/>
-            </w:tcBorders>
-            <w:tcW w:w="2616" w:type="dxa"/>
+            <w:tcBorders/>
+            <w:tcMar>
+              <w:left w:w="15" w:type="dxa"/>
+              <w:top w:w="15" w:type="dxa"/>
+              <w:right w:w="15" w:type="dxa"/>
+              <w:bottom w:w="15" w:type="dxa"/>
+            </w:tcMar>
+            <w:tcW w:w="2274" w:type="dxa"/>
             <w:vAlign w:val="center"/>
           </w:tcPr>
           <w:p>
             <w:pPr>
-              <w:pStyle w:val="688"/>
               <w:pBdr/>
-              <w:bidi w:val="false"/>
-              <w:spacing w:after="140" w:before="0" w:line="274" w:lineRule="auto"/>
-              <w:ind w:right="0" w:firstLine="0" w:left="0"/>
-              <w:jc w:val="left"/>
-              <w:rPr>
-                <w:rFonts w:ascii="Google Sans Text;sans-serif" w:hAnsi="Google Sans Text;sans-serif"/>
-                <w:b/>
-              </w:rPr>
+              <w:spacing w:after="0" w:before="0" w:line="240"/>
+              <w:ind/>
+              <w:rPr/>
             </w:pPr>
             <w:r>
               <w:rPr>
-                <w:rFonts w:ascii="Google Sans Text;sans-serif" w:hAnsi="Google Sans Text;sans-serif"/>
+                <w:rFonts w:ascii="Times New Roman" w:hAnsi="Times New Roman" w:eastAsia="Times New Roman" w:cs="Times New Roman"/>
                 <w:b/>
+                <w:color w:val="000000"/>
+                <w:sz w:val="24"/>
               </w:rPr>
               <w:t xml:space="preserve">Fase 2: Contenido</w:t>
             </w:r>
             <w:r>
               <w:rPr>
-                <w:rFonts w:ascii="Google Sans Text;sans-serif" w:hAnsi="Google Sans Text;sans-serif"/>
-                <w:b/>
+                <w:rFonts w:ascii="Times New Roman" w:hAnsi="Times New Roman" w:eastAsia="Times New Roman" w:cs="Times New Roman"/>
+                <w:color w:val="000000"/>
+                <w:sz w:val="24"/>
               </w:rPr>
+              <w:t xml:space="preserve"> (Sprint 1)</w:t>
             </w:r>
+            <w:r/>
           </w:p>
         </w:tc>
         <w:tc>
           <w:tcPr>
-            <w:tcBorders>
-              <w:top w:val="single" w:color="c4c7c5" w:sz="2" w:space="0"/>
-              <w:left w:val="single" w:color="c4c7c5" w:sz="2" w:space="0"/>
-              <w:bottom w:val="single" w:color="c4c7c5" w:sz="2" w:space="0"/>
-              <w:right w:val="single" w:color="c4c7c5" w:sz="2" w:space="0"/>
-            </w:tcBorders>
-            <w:tcW w:w="4989" w:type="dxa"/>
+            <w:tcBorders/>
+            <w:tcMar>
+              <w:left w:w="15" w:type="dxa"/>
+              <w:top w:w="15" w:type="dxa"/>
+              <w:right w:w="15" w:type="dxa"/>
+              <w:bottom w:w="15" w:type="dxa"/>
+            </w:tcMar>
+            <w:tcW w:w="3260" w:type="dxa"/>
             <w:vAlign w:val="center"/>
           </w:tcPr>
           <w:p>
             <w:pPr>
-              <w:pStyle w:val="688"/>
               <w:pBdr/>
-              <w:bidi w:val="false"/>
-              <w:spacing w:after="140" w:before="0" w:line="274" w:lineRule="auto"/>
-              <w:ind w:right="0" w:firstLine="0" w:left="0"/>
-              <w:jc w:val="left"/>
-              <w:rPr>
-                <w:rFonts w:ascii="Google Sans Text;sans-serif" w:hAnsi="Google Sans Text;sans-serif"/>
-              </w:rPr>
+              <w:spacing w:after="0" w:before="0" w:line="240"/>
+              <w:ind/>
+              <w:rPr/>
             </w:pPr>
             <w:r>
               <w:rPr>
-                <w:rFonts w:ascii="Google Sans Text;sans-serif" w:hAnsi="Google Sans Text;sans-serif"/>
+                <w:rFonts w:ascii="Times New Roman" w:hAnsi="Times New Roman" w:eastAsia="Times New Roman" w:cs="Times New Roman"/>
+                <w:color w:val="000000"/>
+                <w:sz w:val="24"/>
               </w:rPr>
-              <w:t xml:space="preserve">Redacción de los primeros 5 posts (Sprint 1).</w:t>
+              <w:t xml:space="preserve">Redacción de los primeros 5 posts</w:t>
             </w:r>
-            <w:r>
-              <w:rPr>
-                <w:rFonts w:ascii="Google Sans Text;sans-serif" w:hAnsi="Google Sans Text;sans-serif"/>
-              </w:rPr>
-            </w:r>
+            <w:r/>
           </w:p>
         </w:tc>
         <w:tc>
           <w:tcPr>
-            <w:tcBorders>
-              <w:top w:val="single" w:color="c4c7c5" w:sz="2" w:space="0"/>
-              <w:left w:val="single" w:color="c4c7c5" w:sz="2" w:space="0"/>
-              <w:bottom w:val="single" w:color="c4c7c5" w:sz="2" w:space="0"/>
-              <w:right w:val="single" w:color="c4c7c5" w:sz="2" w:space="0"/>
-            </w:tcBorders>
-            <w:tcW w:w="2367" w:type="dxa"/>
+            <w:tcBorders/>
+            <w:tcMar>
+              <w:left w:w="15" w:type="dxa"/>
+              <w:top w:w="15" w:type="dxa"/>
+              <w:right w:w="15" w:type="dxa"/>
+              <w:bottom w:w="15" w:type="dxa"/>
+            </w:tcMar>
+            <w:tcW w:w="1180" w:type="dxa"/>
             <w:vAlign w:val="center"/>
           </w:tcPr>
           <w:p>
             <w:pPr>
-              <w:pStyle w:val="688"/>
               <w:pBdr/>
-              <w:bidi w:val="false"/>
-              <w:spacing w:after="140" w:before="0" w:line="274" w:lineRule="auto"/>
-              <w:ind w:right="0" w:firstLine="0" w:left="0"/>
-              <w:jc w:val="left"/>
-              <w:rPr>
-                <w:rFonts w:ascii="Google Sans Text;sans-serif" w:hAnsi="Google Sans Text;sans-serif"/>
-              </w:rPr>
+              <w:spacing w:after="0" w:before="0" w:line="240"/>
+              <w:ind/>
+              <w:rPr/>
             </w:pPr>
             <w:r>
               <w:rPr>
-                <w:rFonts w:ascii="Google Sans Text;sans-serif" w:hAnsi="Google Sans Text;sans-serif"/>
+                <w:rFonts w:ascii="Times New Roman" w:hAnsi="Times New Roman" w:eastAsia="Times New Roman" w:cs="Times New Roman"/>
+                <w:color w:val="000000"/>
+                <w:sz w:val="24"/>
               </w:rPr>
               <w:t xml:space="preserve">2 semanas</w:t>
             </w:r>
+            <w:r/>
+          </w:p>
+        </w:tc>
+        <w:tc>
+          <w:tcPr>
+            <w:tcBorders/>
+            <w:tcMar>
+              <w:left w:w="15" w:type="dxa"/>
+              <w:top w:w="15" w:type="dxa"/>
+              <w:right w:w="15" w:type="dxa"/>
+              <w:bottom w:w="15" w:type="dxa"/>
+            </w:tcMar>
+            <w:tcW w:w="2640" w:type="dxa"/>
+            <w:vAlign w:val="center"/>
+          </w:tcPr>
+          <w:p>
+            <w:pPr>
+              <w:pBdr/>
+              <w:spacing w:after="0" w:before="0" w:line="240"/>
+              <w:ind/>
+              <w:rPr/>
+            </w:pPr>
             <w:r>
               <w:rPr>
-                <w:rFonts w:ascii="Google Sans Text;sans-serif" w:hAnsi="Google Sans Text;sans-serif"/>
+                <w:rFonts w:ascii="Times New Roman" w:hAnsi="Times New Roman" w:eastAsia="Times New Roman" w:cs="Times New Roman"/>
+                <w:color w:val="000000"/>
+                <w:sz w:val="24"/>
               </w:rPr>
+              <w:t xml:space="preserve">5 posts publicados</w:t>
             </w:r>
+            <w:r/>
           </w:p>
         </w:tc>
       </w:tr>
@@ -2018,113 +2227,131 @@
         <w:trPr/>
         <w:tc>
           <w:tcPr>
-            <w:tcBorders>
-              <w:top w:val="single" w:color="c4c7c5" w:sz="2" w:space="0"/>
-              <w:left w:val="single" w:color="c4c7c5" w:sz="2" w:space="0"/>
-              <w:bottom w:val="single" w:color="c4c7c5" w:sz="2" w:space="0"/>
-              <w:right w:val="single" w:color="c4c7c5" w:sz="2" w:space="0"/>
-            </w:tcBorders>
-            <w:tcW w:w="2616" w:type="dxa"/>
+            <w:tcBorders/>
+            <w:tcMar>
+              <w:left w:w="15" w:type="dxa"/>
+              <w:top w:w="15" w:type="dxa"/>
+              <w:right w:w="15" w:type="dxa"/>
+              <w:bottom w:w="15" w:type="dxa"/>
+            </w:tcMar>
+            <w:tcW w:w="2274" w:type="dxa"/>
             <w:vAlign w:val="center"/>
           </w:tcPr>
           <w:p>
             <w:pPr>
-              <w:pStyle w:val="688"/>
               <w:pBdr/>
-              <w:bidi w:val="false"/>
-              <w:spacing w:after="140" w:before="0" w:line="274" w:lineRule="auto"/>
-              <w:ind w:right="0" w:firstLine="0" w:left="0"/>
-              <w:jc w:val="left"/>
-              <w:rPr>
-                <w:rFonts w:ascii="Google Sans Text;sans-serif" w:hAnsi="Google Sans Text;sans-serif"/>
-                <w:b/>
-              </w:rPr>
+              <w:spacing w:after="0" w:before="0" w:line="240"/>
+              <w:ind/>
+              <w:rPr/>
             </w:pPr>
             <w:r>
               <w:rPr>
-                <w:rFonts w:ascii="Google Sans Text;sans-serif" w:hAnsi="Google Sans Text;sans-serif"/>
+                <w:rFonts w:ascii="Times New Roman" w:hAnsi="Times New Roman" w:eastAsia="Times New Roman" w:cs="Times New Roman"/>
                 <w:b/>
+                <w:color w:val="000000"/>
+                <w:sz w:val="24"/>
               </w:rPr>
               <w:t xml:space="preserve">Fase 3: Optimización</w:t>
             </w:r>
             <w:r>
               <w:rPr>
-                <w:rFonts w:ascii="Google Sans Text;sans-serif" w:hAnsi="Google Sans Text;sans-serif"/>
-                <w:b/>
+                <w:rFonts w:ascii="Times New Roman" w:hAnsi="Times New Roman" w:eastAsia="Times New Roman" w:cs="Times New Roman"/>
+                <w:color w:val="000000"/>
+                <w:sz w:val="24"/>
               </w:rPr>
+              <w:t xml:space="preserve"> (Sprint 2)</w:t>
             </w:r>
+            <w:r/>
           </w:p>
         </w:tc>
         <w:tc>
           <w:tcPr>
-            <w:tcBorders>
-              <w:top w:val="single" w:color="c4c7c5" w:sz="2" w:space="0"/>
-              <w:left w:val="single" w:color="c4c7c5" w:sz="2" w:space="0"/>
-              <w:bottom w:val="single" w:color="c4c7c5" w:sz="2" w:space="0"/>
-              <w:right w:val="single" w:color="c4c7c5" w:sz="2" w:space="0"/>
-            </w:tcBorders>
-            <w:tcW w:w="4989" w:type="dxa"/>
+            <w:tcBorders/>
+            <w:tcMar>
+              <w:left w:w="15" w:type="dxa"/>
+              <w:top w:w="15" w:type="dxa"/>
+              <w:right w:w="15" w:type="dxa"/>
+              <w:bottom w:w="15" w:type="dxa"/>
+            </w:tcMar>
+            <w:tcW w:w="3260" w:type="dxa"/>
             <w:vAlign w:val="center"/>
           </w:tcPr>
           <w:p>
             <w:pPr>
-              <w:pStyle w:val="688"/>
               <w:pBdr/>
-              <w:bidi w:val="false"/>
-              <w:spacing w:after="140" w:before="0" w:line="274" w:lineRule="auto"/>
-              <w:ind w:right="0" w:firstLine="0" w:left="0"/>
-              <w:jc w:val="left"/>
-              <w:rPr>
-                <w:rFonts w:ascii="Google Sans Text;sans-serif" w:hAnsi="Google Sans Text;sans-serif"/>
-              </w:rPr>
+              <w:spacing w:after="0" w:before="0" w:line="240"/>
+              <w:ind/>
+              <w:rPr/>
             </w:pPr>
             <w:r>
               <w:rPr>
-                <w:rFonts w:ascii="Google Sans Text;sans-serif" w:hAnsi="Google Sans Text;sans-serif"/>
+                <w:rFonts w:ascii="Times New Roman" w:hAnsi="Times New Roman" w:eastAsia="Times New Roman" w:cs="Times New Roman"/>
+                <w:color w:val="000000"/>
+                <w:sz w:val="24"/>
               </w:rPr>
-              <w:t xml:space="preserve">SEO, enlaces internos, revisión final.</w:t>
+              <w:t xml:space="preserve">SEO, enlaces internos, revisión final</w:t>
             </w:r>
-            <w:r>
-              <w:rPr>
-                <w:rFonts w:ascii="Google Sans Text;sans-serif" w:hAnsi="Google Sans Text;sans-serif"/>
-              </w:rPr>
-            </w:r>
+            <w:r/>
           </w:p>
         </w:tc>
         <w:tc>
           <w:tcPr>
-            <w:tcBorders>
-              <w:top w:val="single" w:color="c4c7c5" w:sz="2" w:space="0"/>
-              <w:left w:val="single" w:color="c4c7c5" w:sz="2" w:space="0"/>
-              <w:bottom w:val="single" w:color="c4c7c5" w:sz="2" w:space="0"/>
-              <w:right w:val="single" w:color="c4c7c5" w:sz="2" w:space="0"/>
-            </w:tcBorders>
-            <w:tcW w:w="2367" w:type="dxa"/>
+            <w:tcBorders/>
+            <w:tcMar>
+              <w:left w:w="15" w:type="dxa"/>
+              <w:top w:w="15" w:type="dxa"/>
+              <w:right w:w="15" w:type="dxa"/>
+              <w:bottom w:w="15" w:type="dxa"/>
+            </w:tcMar>
+            <w:tcW w:w="1180" w:type="dxa"/>
             <w:vAlign w:val="center"/>
           </w:tcPr>
           <w:p>
             <w:pPr>
-              <w:pStyle w:val="688"/>
               <w:pBdr/>
-              <w:bidi w:val="false"/>
-              <w:spacing w:after="140" w:before="0" w:line="274" w:lineRule="auto"/>
-              <w:ind w:right="0" w:firstLine="0" w:left="0"/>
-              <w:jc w:val="left"/>
-              <w:rPr>
-                <w:rFonts w:ascii="Google Sans Text;sans-serif" w:hAnsi="Google Sans Text;sans-serif"/>
-              </w:rPr>
+              <w:spacing w:after="0" w:before="0" w:line="240"/>
+              <w:ind/>
+              <w:rPr/>
             </w:pPr>
             <w:r>
               <w:rPr>
-                <w:rFonts w:ascii="Google Sans Text;sans-serif" w:hAnsi="Google Sans Text;sans-serif"/>
+                <w:rFonts w:ascii="Times New Roman" w:hAnsi="Times New Roman" w:eastAsia="Times New Roman" w:cs="Times New Roman"/>
+                <w:color w:val="000000"/>
+                <w:sz w:val="24"/>
               </w:rPr>
               <w:t xml:space="preserve">1 semana</w:t>
             </w:r>
+            <w:r/>
+          </w:p>
+        </w:tc>
+        <w:tc>
+          <w:tcPr>
+            <w:tcBorders/>
+            <w:tcMar>
+              <w:left w:w="15" w:type="dxa"/>
+              <w:top w:w="15" w:type="dxa"/>
+              <w:right w:w="15" w:type="dxa"/>
+              <w:bottom w:w="15" w:type="dxa"/>
+            </w:tcMar>
+            <w:tcW w:w="2640" w:type="dxa"/>
+            <w:vAlign w:val="center"/>
+          </w:tcPr>
+          <w:p>
+            <w:pPr>
+              <w:pBdr/>
+              <w:spacing w:after="0" w:before="0" w:line="240"/>
+              <w:ind/>
+              <w:rPr/>
+            </w:pPr>
             <w:r>
               <w:rPr>
-                <w:rFonts w:ascii="Google Sans Text;sans-serif" w:hAnsi="Google Sans Text;sans-serif"/>
+                <w:rFonts w:ascii="Times New Roman" w:hAnsi="Times New Roman" w:eastAsia="Times New Roman" w:cs="Times New Roman"/>
+                <w:color w:val="000000"/>
+                <w:sz w:val="24"/>
               </w:rPr>
+              <w:t xml:space="preserve">Blog optimizado y listo para tráfico</w:t>
             </w:r>
+            <w:r/>
           </w:p>
         </w:tc>
       </w:tr>
@@ -2132,120 +2359,138 @@
         <w:trPr/>
         <w:tc>
           <w:tcPr>
-            <w:tcBorders>
-              <w:top w:val="single" w:color="c4c7c5" w:sz="2" w:space="0"/>
-              <w:left w:val="single" w:color="c4c7c5" w:sz="2" w:space="0"/>
-              <w:bottom w:val="single" w:color="c4c7c5" w:sz="2" w:space="0"/>
-              <w:right w:val="single" w:color="c4c7c5" w:sz="2" w:space="0"/>
-            </w:tcBorders>
-            <w:tcW w:w="2616" w:type="dxa"/>
+            <w:tcBorders/>
+            <w:tcMar>
+              <w:left w:w="15" w:type="dxa"/>
+              <w:top w:w="15" w:type="dxa"/>
+              <w:right w:w="15" w:type="dxa"/>
+              <w:bottom w:w="15" w:type="dxa"/>
+            </w:tcMar>
+            <w:tcW w:w="2274" w:type="dxa"/>
             <w:vAlign w:val="center"/>
           </w:tcPr>
           <w:p>
             <w:pPr>
-              <w:pStyle w:val="688"/>
               <w:pBdr/>
-              <w:bidi w:val="false"/>
-              <w:spacing w:after="140" w:before="0" w:line="274" w:lineRule="auto"/>
-              <w:ind w:right="0" w:firstLine="0" w:left="0"/>
-              <w:jc w:val="left"/>
-              <w:rPr>
-                <w:rFonts w:ascii="Google Sans Text;sans-serif" w:hAnsi="Google Sans Text;sans-serif"/>
-                <w:b/>
-              </w:rPr>
+              <w:spacing w:after="0" w:before="0" w:line="240"/>
+              <w:ind/>
+              <w:rPr/>
             </w:pPr>
             <w:r>
               <w:rPr>
-                <w:rFonts w:ascii="Google Sans Text;sans-serif" w:hAnsi="Google Sans Text;sans-serif"/>
+                <w:rFonts w:ascii="Times New Roman" w:hAnsi="Times New Roman" w:eastAsia="Times New Roman" w:cs="Times New Roman"/>
                 <w:b/>
+                <w:color w:val="000000"/>
+                <w:sz w:val="24"/>
               </w:rPr>
               <w:t xml:space="preserve">Fase 4: Lanzamiento</w:t>
             </w:r>
             <w:r>
               <w:rPr>
-                <w:rFonts w:ascii="Google Sans Text;sans-serif" w:hAnsi="Google Sans Text;sans-serif"/>
-                <w:b/>
+                <w:rFonts w:ascii="Times New Roman" w:hAnsi="Times New Roman" w:eastAsia="Times New Roman" w:cs="Times New Roman"/>
+                <w:color w:val="000000"/>
+                <w:sz w:val="24"/>
               </w:rPr>
+              <w:t xml:space="preserve"> (Sprint continuo)</w:t>
             </w:r>
+            <w:r/>
           </w:p>
         </w:tc>
         <w:tc>
           <w:tcPr>
-            <w:tcBorders>
-              <w:top w:val="single" w:color="c4c7c5" w:sz="2" w:space="0"/>
-              <w:left w:val="single" w:color="c4c7c5" w:sz="2" w:space="0"/>
-              <w:bottom w:val="single" w:color="c4c7c5" w:sz="2" w:space="0"/>
-              <w:right w:val="single" w:color="c4c7c5" w:sz="2" w:space="0"/>
-            </w:tcBorders>
-            <w:tcW w:w="4989" w:type="dxa"/>
+            <w:tcBorders/>
+            <w:tcMar>
+              <w:left w:w="15" w:type="dxa"/>
+              <w:top w:w="15" w:type="dxa"/>
+              <w:right w:w="15" w:type="dxa"/>
+              <w:bottom w:w="15" w:type="dxa"/>
+            </w:tcMar>
+            <w:tcW w:w="3260" w:type="dxa"/>
             <w:vAlign w:val="center"/>
           </w:tcPr>
           <w:p>
             <w:pPr>
-              <w:pStyle w:val="688"/>
               <w:pBdr/>
-              <w:bidi w:val="false"/>
-              <w:spacing w:after="140" w:before="0" w:line="274" w:lineRule="auto"/>
-              <w:ind w:right="0" w:firstLine="0" w:left="0"/>
-              <w:jc w:val="left"/>
-              <w:rPr>
-                <w:rFonts w:ascii="Google Sans Text;sans-serif" w:hAnsi="Google Sans Text;sans-serif"/>
-              </w:rPr>
+              <w:spacing w:after="0" w:before="0" w:line="240"/>
+              <w:ind/>
+              <w:rPr/>
             </w:pPr>
             <w:r>
               <w:rPr>
-                <w:rFonts w:ascii="Google Sans Text;sans-serif" w:hAnsi="Google Sans Text;sans-serif"/>
+                <w:rFonts w:ascii="Times New Roman" w:hAnsi="Times New Roman" w:eastAsia="Times New Roman" w:cs="Times New Roman"/>
+                <w:color w:val="000000"/>
+                <w:sz w:val="24"/>
               </w:rPr>
-              <w:t xml:space="preserve">Publicación y promoción en redes sociales.</w:t>
+              <w:t xml:space="preserve">Publicación y promoción en redes sociales</w:t>
             </w:r>
-            <w:r>
-              <w:rPr>
-                <w:rFonts w:ascii="Google Sans Text;sans-serif" w:hAnsi="Google Sans Text;sans-serif"/>
-              </w:rPr>
-            </w:r>
+            <w:r/>
           </w:p>
         </w:tc>
         <w:tc>
           <w:tcPr>
-            <w:tcBorders>
-              <w:top w:val="single" w:color="c4c7c5" w:sz="2" w:space="0"/>
-              <w:left w:val="single" w:color="c4c7c5" w:sz="2" w:space="0"/>
-              <w:bottom w:val="single" w:color="c4c7c5" w:sz="2" w:space="0"/>
-              <w:right w:val="single" w:color="c4c7c5" w:sz="2" w:space="0"/>
-            </w:tcBorders>
-            <w:tcW w:w="2367" w:type="dxa"/>
+            <w:tcBorders/>
+            <w:tcMar>
+              <w:left w:w="15" w:type="dxa"/>
+              <w:top w:w="15" w:type="dxa"/>
+              <w:right w:w="15" w:type="dxa"/>
+              <w:bottom w:w="15" w:type="dxa"/>
+            </w:tcMar>
+            <w:tcW w:w="1180" w:type="dxa"/>
             <w:vAlign w:val="center"/>
           </w:tcPr>
           <w:p>
             <w:pPr>
-              <w:pStyle w:val="688"/>
               <w:pBdr/>
-              <w:bidi w:val="false"/>
-              <w:spacing w:after="140" w:before="0" w:line="274" w:lineRule="auto"/>
-              <w:ind w:right="0" w:firstLine="0" w:left="0"/>
-              <w:jc w:val="left"/>
-              <w:rPr>
-                <w:rFonts w:ascii="Google Sans Text;sans-serif" w:hAnsi="Google Sans Text;sans-serif"/>
-              </w:rPr>
+              <w:spacing w:after="0" w:before="0" w:line="240"/>
+              <w:ind/>
+              <w:rPr/>
             </w:pPr>
             <w:r>
               <w:rPr>
-                <w:rFonts w:ascii="Google Sans Text;sans-serif" w:hAnsi="Google Sans Text;sans-serif"/>
+                <w:rFonts w:ascii="Times New Roman" w:hAnsi="Times New Roman" w:eastAsia="Times New Roman" w:cs="Times New Roman"/>
+                <w:color w:val="000000"/>
+                <w:sz w:val="24"/>
               </w:rPr>
               <w:t xml:space="preserve">Continua</w:t>
             </w:r>
+            <w:r/>
+          </w:p>
+        </w:tc>
+        <w:tc>
+          <w:tcPr>
+            <w:tcBorders/>
+            <w:tcMar>
+              <w:left w:w="15" w:type="dxa"/>
+              <w:top w:w="15" w:type="dxa"/>
+              <w:right w:w="15" w:type="dxa"/>
+              <w:bottom w:w="15" w:type="dxa"/>
+            </w:tcMar>
+            <w:tcW w:w="2640" w:type="dxa"/>
+            <w:vAlign w:val="center"/>
+          </w:tcPr>
+          <w:p>
+            <w:pPr>
+              <w:pBdr/>
+              <w:spacing w:after="0" w:before="0" w:line="240"/>
+              <w:ind/>
+              <w:rPr/>
+            </w:pPr>
             <w:r>
               <w:rPr>
-                <w:rFonts w:ascii="Google Sans Text;sans-serif" w:hAnsi="Google Sans Text;sans-serif"/>
+                <w:rFonts w:ascii="Times New Roman" w:hAnsi="Times New Roman" w:eastAsia="Times New Roman" w:cs="Times New Roman"/>
+                <w:color w:val="000000"/>
+                <w:sz w:val="24"/>
               </w:rPr>
+              <w:t xml:space="preserve">Tráfico y engagement iniciando</w:t>
             </w:r>
+            <w:r/>
           </w:p>
         </w:tc>
       </w:tr>
     </w:tbl>
     <w:p>
       <w:pPr>
-        <w:pStyle w:val="677"/>
+        <w:pStyle w:val="899"/>
         <w:pBdr/>
         <w:bidi w:val="false"/>
         <w:spacing w:after="140" w:before="0" w:line="274" w:lineRule="auto"/>
@@ -2255,6 +2500,11 @@
           <w:rFonts w:ascii="Google Sans;sans-serif" w:hAnsi="Google Sans;sans-serif"/>
         </w:rPr>
       </w:pPr>
+      <w:r>
+        <w:rPr>
+          <w:rFonts w:ascii="Google Sans;sans-serif" w:hAnsi="Google Sans;sans-serif"/>
+        </w:rPr>
+      </w:r>
       <w:r>
         <w:rPr>
           <w:rFonts w:ascii="Google Sans;sans-serif" w:hAnsi="Google Sans;sans-serif"/>
@@ -2268,7 +2518,7 @@
     </w:p>
     <w:p>
       <w:pPr>
-        <w:pStyle w:val="677"/>
+        <w:pStyle w:val="899"/>
         <w:pBdr/>
         <w:bidi w:val="false"/>
         <w:spacing w:after="140" w:before="0" w:line="274" w:lineRule="auto"/>
@@ -2289,10 +2539,15 @@
           <w:rFonts w:ascii="Google Sans;sans-serif" w:hAnsi="Google Sans;sans-serif"/>
         </w:rPr>
       </w:r>
+      <w:r>
+        <w:rPr>
+          <w:rFonts w:ascii="Google Sans;sans-serif" w:hAnsi="Google Sans;sans-serif"/>
+        </w:rPr>
+      </w:r>
     </w:p>
     <w:p>
       <w:pPr>
-        <w:pStyle w:val="684"/>
+        <w:pStyle w:val="906"/>
         <w:numPr>
           <w:ilvl w:val="0"/>
           <w:numId w:val="3"/>
@@ -2334,10 +2589,15 @@
           <w:rFonts w:ascii="Google Sans Text;sans-serif" w:hAnsi="Google Sans Text;sans-serif"/>
         </w:rPr>
       </w:r>
+      <w:r>
+        <w:rPr>
+          <w:rFonts w:ascii="Google Sans Text;sans-serif" w:hAnsi="Google Sans Text;sans-serif"/>
+        </w:rPr>
+      </w:r>
     </w:p>
     <w:p>
       <w:pPr>
-        <w:pStyle w:val="684"/>
+        <w:pStyle w:val="906"/>
         <w:numPr>
           <w:ilvl w:val="0"/>
           <w:numId w:val="3"/>
@@ -2373,10 +2633,15 @@
           <w:rFonts w:ascii="Google Sans Text;sans-serif" w:hAnsi="Google Sans Text;sans-serif"/>
         </w:rPr>
       </w:r>
+      <w:r>
+        <w:rPr>
+          <w:rFonts w:ascii="Google Sans Text;sans-serif" w:hAnsi="Google Sans Text;sans-serif"/>
+        </w:rPr>
+      </w:r>
     </w:p>
     <w:p>
       <w:pPr>
-        <w:pStyle w:val="684"/>
+        <w:pStyle w:val="906"/>
         <w:numPr>
           <w:ilvl w:val="0"/>
           <w:numId w:val="3"/>
@@ -2418,10 +2683,15 @@
           <w:rFonts w:ascii="Google Sans Text;sans-serif" w:hAnsi="Google Sans Text;sans-serif"/>
         </w:rPr>
       </w:r>
+      <w:r>
+        <w:rPr>
+          <w:rFonts w:ascii="Google Sans Text;sans-serif" w:hAnsi="Google Sans Text;sans-serif"/>
+        </w:rPr>
+      </w:r>
     </w:p>
     <w:p>
       <w:pPr>
-        <w:pStyle w:val="677"/>
+        <w:pStyle w:val="899"/>
         <w:pBdr/>
         <w:bidi w:val="false"/>
         <w:spacing w:after="140" w:before="0" w:line="274" w:lineRule="auto"/>
@@ -2431,6 +2701,11 @@
           <w:rFonts w:ascii="Google Sans;sans-serif" w:hAnsi="Google Sans;sans-serif"/>
         </w:rPr>
       </w:pPr>
+      <w:r>
+        <w:rPr>
+          <w:rFonts w:ascii="Google Sans;sans-serif" w:hAnsi="Google Sans;sans-serif"/>
+        </w:rPr>
+      </w:r>
       <w:r>
         <w:rPr>
           <w:rFonts w:ascii="Google Sans;sans-serif" w:hAnsi="Google Sans;sans-serif"/>
@@ -2444,7 +2719,7 @@
     </w:p>
     <w:p>
       <w:pPr>
-        <w:pStyle w:val="677"/>
+        <w:pStyle w:val="899"/>
         <w:pBdr/>
         <w:bidi w:val="false"/>
         <w:spacing w:after="140" w:before="0" w:line="274" w:lineRule="auto"/>
@@ -2465,10 +2740,15 @@
           <w:rFonts w:ascii="Google Sans;sans-serif" w:hAnsi="Google Sans;sans-serif"/>
         </w:rPr>
       </w:r>
+      <w:r>
+        <w:rPr>
+          <w:rFonts w:ascii="Google Sans;sans-serif" w:hAnsi="Google Sans;sans-serif"/>
+        </w:rPr>
+      </w:r>
     </w:p>
     <w:p>
       <w:pPr>
-        <w:pStyle w:val="684"/>
+        <w:pStyle w:val="906"/>
         <w:pBdr/>
         <w:bidi w:val="false"/>
         <w:spacing w:after="140" w:before="0" w:line="274" w:lineRule="auto"/>
@@ -2483,6 +2763,11 @@
           <w:rFonts w:ascii="Google Sans Text;sans-serif" w:hAnsi="Google Sans Text;sans-serif"/>
         </w:rPr>
         <w:t xml:space="preserve">¿Qué podría salir mal y cómo lo evitarás?</w:t>
+      </w:r>
+      <w:r>
+        <w:rPr>
+          <w:rFonts w:ascii="Google Sans Text;sans-serif" w:hAnsi="Google Sans Text;sans-serif"/>
+        </w:rPr>
       </w:r>
       <w:r>
         <w:rPr>
@@ -2526,7 +2811,7 @@
           </w:tcPr>
           <w:p>
             <w:pPr>
-              <w:pStyle w:val="688"/>
+              <w:pStyle w:val="910"/>
               <w:pBdr/>
               <w:bidi w:val="false"/>
               <w:spacing w:after="0" w:before="0" w:line="274" w:lineRule="auto"/>
@@ -2536,7 +2821,7 @@
             </w:pPr>
             <w:r>
               <w:rPr>
-                <w:rStyle w:val="681"/>
+                <w:rStyle w:val="903"/>
                 <w:rFonts w:ascii="Google Sans Text;sans-serif" w:hAnsi="Google Sans Text;sans-serif"/>
               </w:rPr>
               <w:t xml:space="preserve">Riesgo</w:t>
@@ -2557,7 +2842,7 @@
           </w:tcPr>
           <w:p>
             <w:pPr>
-              <w:pStyle w:val="688"/>
+              <w:pStyle w:val="910"/>
               <w:pBdr/>
               <w:bidi w:val="false"/>
               <w:spacing w:after="0" w:before="0" w:line="274" w:lineRule="auto"/>
@@ -2567,7 +2852,7 @@
             </w:pPr>
             <w:r>
               <w:rPr>
-                <w:rStyle w:val="681"/>
+                <w:rStyle w:val="903"/>
                 <w:rFonts w:ascii="Google Sans Text;sans-serif" w:hAnsi="Google Sans Text;sans-serif"/>
               </w:rPr>
               <w:t xml:space="preserve">Impacto (Alto/Medio/Bajo)</w:t>
@@ -2588,7 +2873,7 @@
           </w:tcPr>
           <w:p>
             <w:pPr>
-              <w:pStyle w:val="688"/>
+              <w:pStyle w:val="910"/>
               <w:pBdr/>
               <w:bidi w:val="false"/>
               <w:spacing w:after="0" w:before="0" w:line="274" w:lineRule="auto"/>
@@ -2598,7 +2883,7 @@
             </w:pPr>
             <w:r>
               <w:rPr>
-                <w:rStyle w:val="681"/>
+                <w:rStyle w:val="903"/>
                 <w:rFonts w:ascii="Google Sans Text;sans-serif" w:hAnsi="Google Sans Text;sans-serif"/>
               </w:rPr>
               <w:t xml:space="preserve">Plan de Mitigación</w:t>
@@ -2622,7 +2907,7 @@
           </w:tcPr>
           <w:p>
             <w:pPr>
-              <w:pStyle w:val="688"/>
+              <w:pStyle w:val="910"/>
               <w:pBdr/>
               <w:bidi w:val="false"/>
               <w:spacing w:after="140" w:before="0" w:line="274" w:lineRule="auto"/>
@@ -2637,6 +2922,11 @@
                 <w:rFonts w:ascii="Google Sans Text;sans-serif" w:hAnsi="Google Sans Text;sans-serif"/>
               </w:rPr>
               <w:t xml:space="preserve">Falta de tiempo para escribir</w:t>
+            </w:r>
+            <w:r>
+              <w:rPr>
+                <w:rFonts w:ascii="Google Sans Text;sans-serif" w:hAnsi="Google Sans Text;sans-serif"/>
+              </w:rPr>
             </w:r>
             <w:r>
               <w:rPr>
@@ -2658,7 +2948,7 @@
           </w:tcPr>
           <w:p>
             <w:pPr>
-              <w:pStyle w:val="688"/>
+              <w:pStyle w:val="910"/>
               <w:pBdr/>
               <w:bidi w:val="false"/>
               <w:spacing w:after="140" w:before="0" w:line="274" w:lineRule="auto"/>
@@ -2673,6 +2963,11 @@
                 <w:rFonts w:ascii="Google Sans Text;sans-serif" w:hAnsi="Google Sans Text;sans-serif"/>
               </w:rPr>
               <w:t xml:space="preserve">Alto</w:t>
+            </w:r>
+            <w:r>
+              <w:rPr>
+                <w:rFonts w:ascii="Google Sans Text;sans-serif" w:hAnsi="Google Sans Text;sans-serif"/>
+              </w:rPr>
             </w:r>
             <w:r>
               <w:rPr>
@@ -2694,7 +2989,7 @@
           </w:tcPr>
           <w:p>
             <w:pPr>
-              <w:pStyle w:val="688"/>
+              <w:pStyle w:val="910"/>
               <w:pBdr/>
               <w:bidi w:val="false"/>
               <w:spacing w:after="140" w:before="0" w:line="274" w:lineRule="auto"/>
@@ -2709,6 +3004,11 @@
                 <w:rFonts w:ascii="Google Sans Text;sans-serif" w:hAnsi="Google Sans Text;sans-serif"/>
               </w:rPr>
               <w:t xml:space="preserve">Dedicar 1 hora fija cada mañana.</w:t>
+            </w:r>
+            <w:r>
+              <w:rPr>
+                <w:rFonts w:ascii="Google Sans Text;sans-serif" w:hAnsi="Google Sans Text;sans-serif"/>
+              </w:rPr>
             </w:r>
             <w:r>
               <w:rPr>
@@ -2733,7 +3033,7 @@
           </w:tcPr>
           <w:p>
             <w:pPr>
-              <w:pStyle w:val="688"/>
+              <w:pStyle w:val="910"/>
               <w:pBdr/>
               <w:bidi w:val="false"/>
               <w:spacing w:after="140" w:before="0" w:line="274" w:lineRule="auto"/>
@@ -2748,6 +3048,11 @@
                 <w:rFonts w:ascii="Google Sans Text;sans-serif" w:hAnsi="Google Sans Text;sans-serif"/>
               </w:rPr>
               <w:t xml:space="preserve">Problemas técnicos en la web</w:t>
+            </w:r>
+            <w:r>
+              <w:rPr>
+                <w:rFonts w:ascii="Google Sans Text;sans-serif" w:hAnsi="Google Sans Text;sans-serif"/>
+              </w:rPr>
             </w:r>
             <w:r>
               <w:rPr>
@@ -2769,7 +3074,7 @@
           </w:tcPr>
           <w:p>
             <w:pPr>
-              <w:pStyle w:val="688"/>
+              <w:pStyle w:val="910"/>
               <w:pBdr/>
               <w:bidi w:val="false"/>
               <w:spacing w:after="140" w:before="0" w:line="274" w:lineRule="auto"/>
@@ -2784,6 +3089,11 @@
                 <w:rFonts w:ascii="Google Sans Text;sans-serif" w:hAnsi="Google Sans Text;sans-serif"/>
               </w:rPr>
               <w:t xml:space="preserve">Medio</w:t>
+            </w:r>
+            <w:r>
+              <w:rPr>
+                <w:rFonts w:ascii="Google Sans Text;sans-serif" w:hAnsi="Google Sans Text;sans-serif"/>
+              </w:rPr>
             </w:r>
             <w:r>
               <w:rPr>
@@ -2805,7 +3115,7 @@
           </w:tcPr>
           <w:p>
             <w:pPr>
-              <w:pStyle w:val="688"/>
+              <w:pStyle w:val="910"/>
               <w:pBdr/>
               <w:bidi w:val="false"/>
               <w:spacing w:after="140" w:before="0" w:line="274" w:lineRule="auto"/>
@@ -2838,13 +3148,18 @@
                 <w:rFonts w:ascii="Google Sans Text;sans-serif" w:hAnsi="Google Sans Text;sans-serif"/>
               </w:rPr>
             </w:r>
+            <w:r>
+              <w:rPr>
+                <w:rFonts w:ascii="Google Sans Text;sans-serif" w:hAnsi="Google Sans Text;sans-serif"/>
+              </w:rPr>
+            </w:r>
           </w:p>
         </w:tc>
       </w:tr>
     </w:tbl>
     <w:p>
       <w:pPr>
-        <w:pStyle w:val="677"/>
+        <w:pStyle w:val="899"/>
         <w:pBdr/>
         <w:bidi w:val="false"/>
         <w:spacing w:after="140" w:before="0" w:line="274" w:lineRule="auto"/>
@@ -2865,10 +3180,15 @@
           <w:rFonts w:ascii="Google Sans;sans-serif" w:hAnsi="Google Sans;sans-serif"/>
         </w:rPr>
       </w:r>
+      <w:r>
+        <w:rPr>
+          <w:rFonts w:ascii="Google Sans;sans-serif" w:hAnsi="Google Sans;sans-serif"/>
+        </w:rPr>
+      </w:r>
     </w:p>
     <w:p>
       <w:pPr>
-        <w:pStyle w:val="684"/>
+        <w:pStyle w:val="906"/>
         <w:numPr>
           <w:ilvl w:val="0"/>
           <w:numId w:val="4"/>
@@ -2897,10 +3217,15 @@
           <w:rFonts w:ascii="Google Sans Text;sans-serif" w:hAnsi="Google Sans Text;sans-serif"/>
         </w:rPr>
       </w:r>
+      <w:r>
+        <w:rPr>
+          <w:rFonts w:ascii="Google Sans Text;sans-serif" w:hAnsi="Google Sans Text;sans-serif"/>
+        </w:rPr>
+      </w:r>
     </w:p>
     <w:p>
       <w:pPr>
-        <w:pStyle w:val="684"/>
+        <w:pStyle w:val="906"/>
         <w:numPr>
           <w:ilvl w:val="0"/>
           <w:numId w:val="4"/>
@@ -2942,10 +3267,15 @@
           <w:rFonts w:ascii="Google Sans Text;sans-serif" w:hAnsi="Google Sans Text;sans-serif"/>
         </w:rPr>
       </w:r>
+      <w:r>
+        <w:rPr>
+          <w:rFonts w:ascii="Google Sans Text;sans-serif" w:hAnsi="Google Sans Text;sans-serif"/>
+        </w:rPr>
+      </w:r>
     </w:p>
     <w:p>
       <w:pPr>
-        <w:pStyle w:val="684"/>
+        <w:pStyle w:val="906"/>
         <w:numPr>
           <w:ilvl w:val="0"/>
           <w:numId w:val="4"/>
@@ -2987,10 +3317,15 @@
           <w:rFonts w:ascii="Google Sans Text;sans-serif" w:hAnsi="Google Sans Text;sans-serif"/>
         </w:rPr>
       </w:r>
+      <w:r>
+        <w:rPr>
+          <w:rFonts w:ascii="Google Sans Text;sans-serif" w:hAnsi="Google Sans Text;sans-serif"/>
+        </w:rPr>
+      </w:r>
     </w:p>
     <w:p>
       <w:pPr>
-        <w:pStyle w:val="678"/>
+        <w:pStyle w:val="900"/>
         <w:pBdr/>
         <w:bidi w:val="false"/>
         <w:spacing w:after="140" w:before="0" w:line="274" w:lineRule="auto"/>
@@ -3011,10 +3346,15 @@
           <w:rFonts w:ascii="Google Sans;sans-serif" w:hAnsi="Google Sans;sans-serif"/>
         </w:rPr>
       </w:r>
+      <w:r>
+        <w:rPr>
+          <w:rFonts w:ascii="Google Sans;sans-serif" w:hAnsi="Google Sans;sans-serif"/>
+        </w:rPr>
+      </w:r>
     </w:p>
     <w:p>
       <w:pPr>
-        <w:pStyle w:val="684"/>
+        <w:pStyle w:val="906"/>
         <w:numPr>
           <w:ilvl w:val="0"/>
           <w:numId w:val="5"/>
@@ -3050,10 +3390,15 @@
           <w:rFonts w:ascii="Google Sans Text;sans-serif" w:hAnsi="Google Sans Text;sans-serif"/>
         </w:rPr>
       </w:r>
+      <w:r>
+        <w:rPr>
+          <w:rFonts w:ascii="Google Sans Text;sans-serif" w:hAnsi="Google Sans Text;sans-serif"/>
+        </w:rPr>
+      </w:r>
     </w:p>
     <w:p>
       <w:pPr>
-        <w:pStyle w:val="684"/>
+        <w:pStyle w:val="906"/>
         <w:numPr>
           <w:ilvl w:val="0"/>
           <w:numId w:val="5"/>
@@ -3089,10 +3434,15 @@
           <w:rFonts w:ascii="Google Sans Text;sans-serif" w:hAnsi="Google Sans Text;sans-serif"/>
         </w:rPr>
       </w:r>
+      <w:r>
+        <w:rPr>
+          <w:rFonts w:ascii="Google Sans Text;sans-serif" w:hAnsi="Google Sans Text;sans-serif"/>
+        </w:rPr>
+      </w:r>
     </w:p>
     <w:p>
       <w:pPr>
-        <w:pStyle w:val="684"/>
+        <w:pStyle w:val="906"/>
         <w:numPr>
           <w:ilvl w:val="0"/>
           <w:numId w:val="5"/>
@@ -3128,10 +3478,15 @@
           <w:rFonts w:ascii="Google Sans Text;sans-serif" w:hAnsi="Google Sans Text;sans-serif"/>
         </w:rPr>
       </w:r>
+      <w:r>
+        <w:rPr>
+          <w:rFonts w:ascii="Google Sans Text;sans-serif" w:hAnsi="Google Sans Text;sans-serif"/>
+        </w:rPr>
+      </w:r>
     </w:p>
     <w:p>
       <w:pPr>
-        <w:pStyle w:val="684"/>
+        <w:pStyle w:val="906"/>
         <w:pBdr/>
         <w:bidi w:val="false"/>
         <w:spacing w:after="140" w:before="0" w:line="274" w:lineRule="auto"/>
@@ -3164,7 +3519,6 @@
         <w:ind/>
         <w:rPr/>
       </w:pPr>
-      <w:r/>
       <w:r>
         <w:separator/>
       </w:r>
@@ -3179,7 +3533,6 @@
         <w:ind/>
         <w:rPr/>
       </w:pPr>
-      <w:r/>
       <w:r>
         <w:continuationSeparator/>
       </w:r>
@@ -3199,7 +3552,6 @@
         <w:ind/>
         <w:rPr/>
       </w:pPr>
-      <w:r/>
       <w:r>
         <w:separator/>
       </w:r>
@@ -3214,7 +3566,6 @@
         <w:ind/>
         <w:rPr/>
       </w:pPr>
-      <w:r/>
       <w:r>
         <w:continuationSeparator/>
       </w:r>
@@ -4086,7 +4437,7 @@
         <w:spacing/>
         <w:ind w:firstLine="0" w:left="0"/>
       </w:pPr>
-      <w:pStyle w:val="677"/>
+      <w:pStyle w:val="899"/>
       <w:rPr/>
       <w:start w:val="1"/>
       <w:suff w:val="nothing"/>
@@ -4104,7 +4455,7 @@
         <w:spacing/>
         <w:ind w:firstLine="0" w:left="0"/>
       </w:pPr>
-      <w:pStyle w:val="678"/>
+      <w:pStyle w:val="900"/>
       <w:rPr/>
       <w:start w:val="1"/>
       <w:suff w:val="nothing"/>
@@ -4391,7 +4742,7 @@
     <w:lsdException w:name="Bibliography" w:uiPriority="37"/>
     <w:lsdException w:name="TOC Heading" w:uiPriority="39" w:qFormat="1"/>
   </w:latentStyles>
-  <w:style w:type="table" w:styleId="11" w:default="1">
+  <w:style w:type="table" w:styleId="713" w:default="1">
     <w:name w:val="Normal Table"/>
     <w:uiPriority w:val="99"/>
     <w:semiHidden/>
@@ -4584,9 +4935,9 @@
       </w:tcPr>
     </w:tblStylePr>
   </w:style>
-  <w:style w:type="table" w:styleId="12">
+  <w:style w:type="table" w:styleId="714">
     <w:name w:val="Table Grid"/>
-    <w:basedOn w:val="11"/>
+    <w:basedOn w:val="713"/>
     <w:uiPriority w:val="59"/>
     <w:pPr>
       <w:pBdr/>
@@ -4783,9 +5134,9 @@
       </w:tcPr>
     </w:tblStylePr>
   </w:style>
-  <w:style w:type="table" w:styleId="13">
+  <w:style w:type="table" w:styleId="715">
     <w:name w:val="Table Grid Light"/>
-    <w:basedOn w:val="11"/>
+    <w:basedOn w:val="713"/>
     <w:uiPriority w:val="59"/>
     <w:pPr>
       <w:pBdr/>
@@ -4982,9 +5333,9 @@
       </w:tcPr>
     </w:tblStylePr>
   </w:style>
-  <w:style w:type="table" w:styleId="14">
+  <w:style w:type="table" w:styleId="716">
     <w:name w:val="Plain Table 1"/>
-    <w:basedOn w:val="11"/>
+    <w:basedOn w:val="713"/>
     <w:uiPriority w:val="59"/>
     <w:pPr>
       <w:pBdr/>
@@ -5207,9 +5558,9 @@
       </w:tcPr>
     </w:tblStylePr>
   </w:style>
-  <w:style w:type="table" w:styleId="15">
+  <w:style w:type="table" w:styleId="717">
     <w:name w:val="Plain Table 2"/>
-    <w:basedOn w:val="11"/>
+    <w:basedOn w:val="713"/>
     <w:uiPriority w:val="59"/>
     <w:pPr>
       <w:pBdr/>
@@ -5440,9 +5791,9 @@
       </w:tcPr>
     </w:tblStylePr>
   </w:style>
-  <w:style w:type="table" w:styleId="16">
+  <w:style w:type="table" w:styleId="718">
     <w:name w:val="Plain Table 3"/>
-    <w:basedOn w:val="11"/>
+    <w:basedOn w:val="713"/>
     <w:uiPriority w:val="99"/>
     <w:pPr>
       <w:pBdr/>
@@ -5670,9 +6021,9 @@
       </w:tcPr>
     </w:tblStylePr>
   </w:style>
-  <w:style w:type="table" w:styleId="17">
+  <w:style w:type="table" w:styleId="719">
     <w:name w:val="Plain Table 4"/>
-    <w:basedOn w:val="11"/>
+    <w:basedOn w:val="713"/>
     <w:uiPriority w:val="99"/>
     <w:pPr>
       <w:pBdr/>
@@ -5886,9 +6237,9 @@
       </w:tcPr>
     </w:tblStylePr>
   </w:style>
-  <w:style w:type="table" w:styleId="18">
+  <w:style w:type="table" w:styleId="720">
     <w:name w:val="Plain Table 5"/>
-    <w:basedOn w:val="11"/>
+    <w:basedOn w:val="713"/>
     <w:uiPriority w:val="99"/>
     <w:pPr>
       <w:pBdr/>
@@ -6119,9 +6470,9 @@
       </w:tcPr>
     </w:tblStylePr>
   </w:style>
-  <w:style w:type="table" w:styleId="19">
+  <w:style w:type="table" w:styleId="721">
     <w:name w:val="Grid Table 1 Light"/>
-    <w:basedOn w:val="11"/>
+    <w:basedOn w:val="713"/>
     <w:uiPriority w:val="99"/>
     <w:pPr>
       <w:pBdr/>
@@ -6342,9 +6693,9 @@
       </w:tcPr>
     </w:tblStylePr>
   </w:style>
-  <w:style w:type="table" w:styleId="20">
+  <w:style w:type="table" w:styleId="722">
     <w:name w:val="Grid Table 1 Light - Accent 1"/>
-    <w:basedOn w:val="11"/>
+    <w:basedOn w:val="713"/>
     <w:uiPriority w:val="99"/>
     <w:pPr>
       <w:pBdr/>
@@ -6565,9 +6916,9 @@
       </w:tcPr>
     </w:tblStylePr>
   </w:style>
-  <w:style w:type="table" w:styleId="21">
+  <w:style w:type="table" w:styleId="723">
     <w:name w:val="Grid Table 1 Light - Accent 2"/>
-    <w:basedOn w:val="11"/>
+    <w:basedOn w:val="713"/>
     <w:uiPriority w:val="99"/>
     <w:pPr>
       <w:pBdr/>
@@ -6788,9 +7139,9 @@
       </w:tcPr>
     </w:tblStylePr>
   </w:style>
-  <w:style w:type="table" w:styleId="22">
+  <w:style w:type="table" w:styleId="724">
     <w:name w:val="Grid Table 1 Light - Accent 3"/>
-    <w:basedOn w:val="11"/>
+    <w:basedOn w:val="713"/>
     <w:uiPriority w:val="99"/>
     <w:pPr>
       <w:pBdr/>
@@ -7011,9 +7362,9 @@
       </w:tcPr>
     </w:tblStylePr>
   </w:style>
-  <w:style w:type="table" w:styleId="23">
+  <w:style w:type="table" w:styleId="725">
     <w:name w:val="Grid Table 1 Light - Accent 4"/>
-    <w:basedOn w:val="11"/>
+    <w:basedOn w:val="713"/>
     <w:uiPriority w:val="99"/>
     <w:pPr>
       <w:pBdr/>
@@ -7234,9 +7585,9 @@
       </w:tcPr>
     </w:tblStylePr>
   </w:style>
-  <w:style w:type="table" w:styleId="24">
+  <w:style w:type="table" w:styleId="726">
     <w:name w:val="Grid Table 1 Light - Accent 5"/>
-    <w:basedOn w:val="11"/>
+    <w:basedOn w:val="713"/>
     <w:uiPriority w:val="99"/>
     <w:pPr>
       <w:pBdr/>
@@ -7457,9 +7808,9 @@
       </w:tcPr>
     </w:tblStylePr>
   </w:style>
-  <w:style w:type="table" w:styleId="25">
+  <w:style w:type="table" w:styleId="727">
     <w:name w:val="Grid Table 1 Light - Accent 6"/>
-    <w:basedOn w:val="11"/>
+    <w:basedOn w:val="713"/>
     <w:uiPriority w:val="99"/>
     <w:pPr>
       <w:pBdr/>
@@ -7680,9 +8031,9 @@
       </w:tcPr>
     </w:tblStylePr>
   </w:style>
-  <w:style w:type="table" w:styleId="26">
+  <w:style w:type="table" w:styleId="728">
     <w:name w:val="Grid Table 2"/>
-    <w:basedOn w:val="11"/>
+    <w:basedOn w:val="713"/>
     <w:uiPriority w:val="99"/>
     <w:pPr>
       <w:pBdr/>
@@ -7912,9 +8263,9 @@
       </w:tcPr>
     </w:tblStylePr>
   </w:style>
-  <w:style w:type="table" w:styleId="27">
+  <w:style w:type="table" w:styleId="729">
     <w:name w:val="Grid Table 2 - Accent 1"/>
-    <w:basedOn w:val="11"/>
+    <w:basedOn w:val="713"/>
     <w:uiPriority w:val="99"/>
     <w:pPr>
       <w:pBdr/>
@@ -8144,9 +8495,9 @@
       </w:tcPr>
     </w:tblStylePr>
   </w:style>
-  <w:style w:type="table" w:styleId="28">
+  <w:style w:type="table" w:styleId="730">
     <w:name w:val="Grid Table 2 - Accent 2"/>
-    <w:basedOn w:val="11"/>
+    <w:basedOn w:val="713"/>
     <w:uiPriority w:val="99"/>
     <w:pPr>
       <w:pBdr/>
@@ -8376,9 +8727,9 @@
       </w:tcPr>
     </w:tblStylePr>
   </w:style>
-  <w:style w:type="table" w:styleId="29">
+  <w:style w:type="table" w:styleId="731">
     <w:name w:val="Grid Table 2 - Accent 3"/>
-    <w:basedOn w:val="11"/>
+    <w:basedOn w:val="713"/>
     <w:uiPriority w:val="99"/>
     <w:pPr>
       <w:pBdr/>
@@ -8608,9 +8959,9 @@
       </w:tcPr>
     </w:tblStylePr>
   </w:style>
-  <w:style w:type="table" w:styleId="30">
+  <w:style w:type="table" w:styleId="732">
     <w:name w:val="Grid Table 2 - Accent 4"/>
-    <w:basedOn w:val="11"/>
+    <w:basedOn w:val="713"/>
     <w:uiPriority w:val="99"/>
     <w:pPr>
       <w:pBdr/>
@@ -8840,9 +9191,9 @@
       </w:tcPr>
     </w:tblStylePr>
   </w:style>
-  <w:style w:type="table" w:styleId="31">
+  <w:style w:type="table" w:styleId="733">
     <w:name w:val="Grid Table 2 - Accent 5"/>
-    <w:basedOn w:val="11"/>
+    <w:basedOn w:val="713"/>
     <w:uiPriority w:val="99"/>
     <w:pPr>
       <w:pBdr/>
@@ -9072,9 +9423,9 @@
       </w:tcPr>
     </w:tblStylePr>
   </w:style>
-  <w:style w:type="table" w:styleId="32">
+  <w:style w:type="table" w:styleId="734">
     <w:name w:val="Grid Table 2 - Accent 6"/>
-    <w:basedOn w:val="11"/>
+    <w:basedOn w:val="713"/>
     <w:uiPriority w:val="99"/>
     <w:pPr>
       <w:pBdr/>
@@ -9304,9 +9655,9 @@
       </w:tcPr>
     </w:tblStylePr>
   </w:style>
-  <w:style w:type="table" w:styleId="33">
+  <w:style w:type="table" w:styleId="735">
     <w:name w:val="Grid Table 3"/>
-    <w:basedOn w:val="11"/>
+    <w:basedOn w:val="713"/>
     <w:uiPriority w:val="99"/>
     <w:pPr>
       <w:pBdr/>
@@ -9405,29 +9756,6 @@
         <w:tblBorders/>
       </w:tblPr>
       <w:tcPr>
-        <w:shd w:color="ffffff"/>
-        <w:tcBorders>
-          <w:top w:val="none" w:color="000000" w:sz="4" w:space="0"/>
-          <w:left w:val="none" w:color="000000" w:sz="4" w:space="0"/>
-          <w:bottom w:val="none" w:color="000000" w:sz="4" w:space="0"/>
-          <w:right w:val="none" w:color="000000" w:sz="4" w:space="0"/>
-        </w:tcBorders>
-      </w:tcPr>
-    </w:tblStylePr>
-    <w:tblStylePr w:type="firstRow">
-      <w:rPr>
-        <w:b/>
-        <w:color w:val="404040"/>
-      </w:rPr>
-      <w:pPr>
-        <w:pBdr/>
-        <w:spacing/>
-        <w:ind/>
-      </w:pPr>
-      <w:tblPr>
-        <w:tblBorders/>
-      </w:tblPr>
-      <w:tcPr>
         <w:shd w:val="clear" w:color="ffffff"/>
         <w:tcBorders>
           <w:top w:val="none" w:color="000000" w:sz="4" w:space="0"/>
@@ -9437,30 +9765,7 @@
         </w:tcBorders>
       </w:tcPr>
     </w:tblStylePr>
-    <w:tblStylePr w:type="lastCol">
-      <w:rPr>
-        <w:i/>
-        <w:color w:val="404040"/>
-      </w:rPr>
-      <w:pPr>
-        <w:pBdr/>
-        <w:spacing/>
-        <w:ind/>
-      </w:pPr>
-      <w:tblPr>
-        <w:tblBorders/>
-      </w:tblPr>
-      <w:tcPr>
-        <w:shd w:color="ffffff"/>
-        <w:tcBorders>
-          <w:top w:val="none" w:color="000000" w:sz="4" w:space="0"/>
-          <w:left w:val="none" w:color="000000" w:sz="4" w:space="0"/>
-          <w:bottom w:val="none" w:color="000000" w:sz="4" w:space="0"/>
-          <w:right w:val="none" w:color="000000" w:sz="4" w:space="0"/>
-        </w:tcBorders>
-      </w:tcPr>
-    </w:tblStylePr>
-    <w:tblStylePr w:type="lastRow">
+    <w:tblStylePr w:type="firstRow">
       <w:rPr>
         <w:b/>
         <w:color w:val="404040"/>
@@ -9483,6 +9788,52 @@
         </w:tcBorders>
       </w:tcPr>
     </w:tblStylePr>
+    <w:tblStylePr w:type="lastCol">
+      <w:rPr>
+        <w:i/>
+        <w:color w:val="404040"/>
+      </w:rPr>
+      <w:pPr>
+        <w:pBdr/>
+        <w:spacing/>
+        <w:ind/>
+      </w:pPr>
+      <w:tblPr>
+        <w:tblBorders/>
+      </w:tblPr>
+      <w:tcPr>
+        <w:shd w:val="clear" w:color="ffffff"/>
+        <w:tcBorders>
+          <w:top w:val="none" w:color="000000" w:sz="4" w:space="0"/>
+          <w:left w:val="none" w:color="000000" w:sz="4" w:space="0"/>
+          <w:bottom w:val="none" w:color="000000" w:sz="4" w:space="0"/>
+          <w:right w:val="none" w:color="000000" w:sz="4" w:space="0"/>
+        </w:tcBorders>
+      </w:tcPr>
+    </w:tblStylePr>
+    <w:tblStylePr w:type="lastRow">
+      <w:rPr>
+        <w:b/>
+        <w:color w:val="404040"/>
+      </w:rPr>
+      <w:pPr>
+        <w:pBdr/>
+        <w:spacing/>
+        <w:ind/>
+      </w:pPr>
+      <w:tblPr>
+        <w:tblBorders/>
+      </w:tblPr>
+      <w:tcPr>
+        <w:shd w:val="clear" w:color="ffffff"/>
+        <w:tcBorders>
+          <w:top w:val="none" w:color="000000" w:sz="4" w:space="0"/>
+          <w:left w:val="none" w:color="000000" w:sz="4" w:space="0"/>
+          <w:bottom w:val="none" w:color="000000" w:sz="4" w:space="0"/>
+          <w:right w:val="none" w:color="000000" w:sz="4" w:space="0"/>
+        </w:tcBorders>
+      </w:tcPr>
+    </w:tblStylePr>
     <w:tblStylePr w:type="nwCell">
       <w:pPr>
         <w:pBdr/>
@@ -9549,9 +9900,9 @@
       </w:tcPr>
     </w:tblStylePr>
   </w:style>
-  <w:style w:type="table" w:styleId="34">
+  <w:style w:type="table" w:styleId="736">
     <w:name w:val="Grid Table 3 - Accent 1"/>
-    <w:basedOn w:val="11"/>
+    <w:basedOn w:val="713"/>
     <w:uiPriority w:val="99"/>
     <w:pPr>
       <w:pBdr/>
@@ -9650,29 +10001,6 @@
         <w:tblBorders/>
       </w:tblPr>
       <w:tcPr>
-        <w:shd w:color="ffffff"/>
-        <w:tcBorders>
-          <w:top w:val="none" w:color="000000" w:sz="4" w:space="0"/>
-          <w:left w:val="none" w:color="000000" w:sz="4" w:space="0"/>
-          <w:bottom w:val="none" w:color="000000" w:sz="4" w:space="0"/>
-          <w:right w:val="none" w:color="000000" w:sz="4" w:space="0"/>
-        </w:tcBorders>
-      </w:tcPr>
-    </w:tblStylePr>
-    <w:tblStylePr w:type="firstRow">
-      <w:rPr>
-        <w:b/>
-        <w:color w:val="404040"/>
-      </w:rPr>
-      <w:pPr>
-        <w:pBdr/>
-        <w:spacing/>
-        <w:ind/>
-      </w:pPr>
-      <w:tblPr>
-        <w:tblBorders/>
-      </w:tblPr>
-      <w:tcPr>
         <w:shd w:val="clear" w:color="ffffff"/>
         <w:tcBorders>
           <w:top w:val="none" w:color="000000" w:sz="4" w:space="0"/>
@@ -9682,30 +10010,7 @@
         </w:tcBorders>
       </w:tcPr>
     </w:tblStylePr>
-    <w:tblStylePr w:type="lastCol">
-      <w:rPr>
-        <w:i/>
-        <w:color w:val="404040"/>
-      </w:rPr>
-      <w:pPr>
-        <w:pBdr/>
-        <w:spacing/>
-        <w:ind/>
-      </w:pPr>
-      <w:tblPr>
-        <w:tblBorders/>
-      </w:tblPr>
-      <w:tcPr>
-        <w:shd w:color="ffffff"/>
-        <w:tcBorders>
-          <w:top w:val="none" w:color="000000" w:sz="4" w:space="0"/>
-          <w:left w:val="none" w:color="000000" w:sz="4" w:space="0"/>
-          <w:bottom w:val="none" w:color="000000" w:sz="4" w:space="0"/>
-          <w:right w:val="none" w:color="000000" w:sz="4" w:space="0"/>
-        </w:tcBorders>
-      </w:tcPr>
-    </w:tblStylePr>
-    <w:tblStylePr w:type="lastRow">
+    <w:tblStylePr w:type="firstRow">
       <w:rPr>
         <w:b/>
         <w:color w:val="404040"/>
@@ -9728,6 +10033,52 @@
         </w:tcBorders>
       </w:tcPr>
     </w:tblStylePr>
+    <w:tblStylePr w:type="lastCol">
+      <w:rPr>
+        <w:i/>
+        <w:color w:val="404040"/>
+      </w:rPr>
+      <w:pPr>
+        <w:pBdr/>
+        <w:spacing/>
+        <w:ind/>
+      </w:pPr>
+      <w:tblPr>
+        <w:tblBorders/>
+      </w:tblPr>
+      <w:tcPr>
+        <w:shd w:val="clear" w:color="ffffff"/>
+        <w:tcBorders>
+          <w:top w:val="none" w:color="000000" w:sz="4" w:space="0"/>
+          <w:left w:val="none" w:color="000000" w:sz="4" w:space="0"/>
+          <w:bottom w:val="none" w:color="000000" w:sz="4" w:space="0"/>
+          <w:right w:val="none" w:color="000000" w:sz="4" w:space="0"/>
+        </w:tcBorders>
+      </w:tcPr>
+    </w:tblStylePr>
+    <w:tblStylePr w:type="lastRow">
+      <w:rPr>
+        <w:b/>
+        <w:color w:val="404040"/>
+      </w:rPr>
+      <w:pPr>
+        <w:pBdr/>
+        <w:spacing/>
+        <w:ind/>
+      </w:pPr>
+      <w:tblPr>
+        <w:tblBorders/>
+      </w:tblPr>
+      <w:tcPr>
+        <w:shd w:val="clear" w:color="ffffff"/>
+        <w:tcBorders>
+          <w:top w:val="none" w:color="000000" w:sz="4" w:space="0"/>
+          <w:left w:val="none" w:color="000000" w:sz="4" w:space="0"/>
+          <w:bottom w:val="none" w:color="000000" w:sz="4" w:space="0"/>
+          <w:right w:val="none" w:color="000000" w:sz="4" w:space="0"/>
+        </w:tcBorders>
+      </w:tcPr>
+    </w:tblStylePr>
     <w:tblStylePr w:type="nwCell">
       <w:pPr>
         <w:pBdr/>
@@ -9794,9 +10145,9 @@
       </w:tcPr>
     </w:tblStylePr>
   </w:style>
-  <w:style w:type="table" w:styleId="35">
+  <w:style w:type="table" w:styleId="737">
     <w:name w:val="Grid Table 3 - Accent 2"/>
-    <w:basedOn w:val="11"/>
+    <w:basedOn w:val="713"/>
     <w:uiPriority w:val="99"/>
     <w:pPr>
       <w:pBdr/>
@@ -9895,29 +10246,6 @@
         <w:tblBorders/>
       </w:tblPr>
       <w:tcPr>
-        <w:shd w:color="ffffff"/>
-        <w:tcBorders>
-          <w:top w:val="none" w:color="000000" w:sz="4" w:space="0"/>
-          <w:left w:val="none" w:color="000000" w:sz="4" w:space="0"/>
-          <w:bottom w:val="none" w:color="000000" w:sz="4" w:space="0"/>
-          <w:right w:val="none" w:color="000000" w:sz="4" w:space="0"/>
-        </w:tcBorders>
-      </w:tcPr>
-    </w:tblStylePr>
-    <w:tblStylePr w:type="firstRow">
-      <w:rPr>
-        <w:b/>
-        <w:color w:val="404040"/>
-      </w:rPr>
-      <w:pPr>
-        <w:pBdr/>
-        <w:spacing/>
-        <w:ind/>
-      </w:pPr>
-      <w:tblPr>
-        <w:tblBorders/>
-      </w:tblPr>
-      <w:tcPr>
         <w:shd w:val="clear" w:color="ffffff"/>
         <w:tcBorders>
           <w:top w:val="none" w:color="000000" w:sz="4" w:space="0"/>
@@ -9927,30 +10255,7 @@
         </w:tcBorders>
       </w:tcPr>
     </w:tblStylePr>
-    <w:tblStylePr w:type="lastCol">
-      <w:rPr>
-        <w:i/>
-        <w:color w:val="404040"/>
-      </w:rPr>
-      <w:pPr>
-        <w:pBdr/>
-        <w:spacing/>
-        <w:ind/>
-      </w:pPr>
-      <w:tblPr>
-        <w:tblBorders/>
-      </w:tblPr>
-      <w:tcPr>
-        <w:shd w:color="ffffff"/>
-        <w:tcBorders>
-          <w:top w:val="none" w:color="000000" w:sz="4" w:space="0"/>
-          <w:left w:val="none" w:color="000000" w:sz="4" w:space="0"/>
-          <w:bottom w:val="none" w:color="000000" w:sz="4" w:space="0"/>
-          <w:right w:val="none" w:color="000000" w:sz="4" w:space="0"/>
-        </w:tcBorders>
-      </w:tcPr>
-    </w:tblStylePr>
-    <w:tblStylePr w:type="lastRow">
+    <w:tblStylePr w:type="firstRow">
       <w:rPr>
         <w:b/>
         <w:color w:val="404040"/>
@@ -9973,6 +10278,52 @@
         </w:tcBorders>
       </w:tcPr>
     </w:tblStylePr>
+    <w:tblStylePr w:type="lastCol">
+      <w:rPr>
+        <w:i/>
+        <w:color w:val="404040"/>
+      </w:rPr>
+      <w:pPr>
+        <w:pBdr/>
+        <w:spacing/>
+        <w:ind/>
+      </w:pPr>
+      <w:tblPr>
+        <w:tblBorders/>
+      </w:tblPr>
+      <w:tcPr>
+        <w:shd w:val="clear" w:color="ffffff"/>
+        <w:tcBorders>
+          <w:top w:val="none" w:color="000000" w:sz="4" w:space="0"/>
+          <w:left w:val="none" w:color="000000" w:sz="4" w:space="0"/>
+          <w:bottom w:val="none" w:color="000000" w:sz="4" w:space="0"/>
+          <w:right w:val="none" w:color="000000" w:sz="4" w:space="0"/>
+        </w:tcBorders>
+      </w:tcPr>
+    </w:tblStylePr>
+    <w:tblStylePr w:type="lastRow">
+      <w:rPr>
+        <w:b/>
+        <w:color w:val="404040"/>
+      </w:rPr>
+      <w:pPr>
+        <w:pBdr/>
+        <w:spacing/>
+        <w:ind/>
+      </w:pPr>
+      <w:tblPr>
+        <w:tblBorders/>
+      </w:tblPr>
+      <w:tcPr>
+        <w:shd w:val="clear" w:color="ffffff"/>
+        <w:tcBorders>
+          <w:top w:val="none" w:color="000000" w:sz="4" w:space="0"/>
+          <w:left w:val="none" w:color="000000" w:sz="4" w:space="0"/>
+          <w:bottom w:val="none" w:color="000000" w:sz="4" w:space="0"/>
+          <w:right w:val="none" w:color="000000" w:sz="4" w:space="0"/>
+        </w:tcBorders>
+      </w:tcPr>
+    </w:tblStylePr>
     <w:tblStylePr w:type="nwCell">
       <w:pPr>
         <w:pBdr/>
@@ -10039,9 +10390,9 @@
       </w:tcPr>
     </w:tblStylePr>
   </w:style>
-  <w:style w:type="table" w:styleId="36">
+  <w:style w:type="table" w:styleId="738">
     <w:name w:val="Grid Table 3 - Accent 3"/>
-    <w:basedOn w:val="11"/>
+    <w:basedOn w:val="713"/>
     <w:uiPriority w:val="99"/>
     <w:pPr>
       <w:pBdr/>
@@ -10140,29 +10491,6 @@
         <w:tblBorders/>
       </w:tblPr>
       <w:tcPr>
-        <w:shd w:color="ffffff"/>
-        <w:tcBorders>
-          <w:top w:val="none" w:color="000000" w:sz="4" w:space="0"/>
-          <w:left w:val="none" w:color="000000" w:sz="4" w:space="0"/>
-          <w:bottom w:val="none" w:color="000000" w:sz="4" w:space="0"/>
-          <w:right w:val="none" w:color="000000" w:sz="4" w:space="0"/>
-        </w:tcBorders>
-      </w:tcPr>
-    </w:tblStylePr>
-    <w:tblStylePr w:type="firstRow">
-      <w:rPr>
-        <w:b/>
-        <w:color w:val="404040"/>
-      </w:rPr>
-      <w:pPr>
-        <w:pBdr/>
-        <w:spacing/>
-        <w:ind/>
-      </w:pPr>
-      <w:tblPr>
-        <w:tblBorders/>
-      </w:tblPr>
-      <w:tcPr>
         <w:shd w:val="clear" w:color="ffffff"/>
         <w:tcBorders>
           <w:top w:val="none" w:color="000000" w:sz="4" w:space="0"/>
@@ -10172,30 +10500,7 @@
         </w:tcBorders>
       </w:tcPr>
     </w:tblStylePr>
-    <w:tblStylePr w:type="lastCol">
-      <w:rPr>
-        <w:i/>
-        <w:color w:val="404040"/>
-      </w:rPr>
-      <w:pPr>
-        <w:pBdr/>
-        <w:spacing/>
-        <w:ind/>
-      </w:pPr>
-      <w:tblPr>
-        <w:tblBorders/>
-      </w:tblPr>
-      <w:tcPr>
-        <w:shd w:color="ffffff"/>
-        <w:tcBorders>
-          <w:top w:val="none" w:color="000000" w:sz="4" w:space="0"/>
-          <w:left w:val="none" w:color="000000" w:sz="4" w:space="0"/>
-          <w:bottom w:val="none" w:color="000000" w:sz="4" w:space="0"/>
-          <w:right w:val="none" w:color="000000" w:sz="4" w:space="0"/>
-        </w:tcBorders>
-      </w:tcPr>
-    </w:tblStylePr>
-    <w:tblStylePr w:type="lastRow">
+    <w:tblStylePr w:type="firstRow">
       <w:rPr>
         <w:b/>
         <w:color w:val="404040"/>
@@ -10218,6 +10523,52 @@
         </w:tcBorders>
       </w:tcPr>
     </w:tblStylePr>
+    <w:tblStylePr w:type="lastCol">
+      <w:rPr>
+        <w:i/>
+        <w:color w:val="404040"/>
+      </w:rPr>
+      <w:pPr>
+        <w:pBdr/>
+        <w:spacing/>
+        <w:ind/>
+      </w:pPr>
+      <w:tblPr>
+        <w:tblBorders/>
+      </w:tblPr>
+      <w:tcPr>
+        <w:shd w:val="clear" w:color="ffffff"/>
+        <w:tcBorders>
+          <w:top w:val="none" w:color="000000" w:sz="4" w:space="0"/>
+          <w:left w:val="none" w:color="000000" w:sz="4" w:space="0"/>
+          <w:bottom w:val="none" w:color="000000" w:sz="4" w:space="0"/>
+          <w:right w:val="none" w:color="000000" w:sz="4" w:space="0"/>
+        </w:tcBorders>
+      </w:tcPr>
+    </w:tblStylePr>
+    <w:tblStylePr w:type="lastRow">
+      <w:rPr>
+        <w:b/>
+        <w:color w:val="404040"/>
+      </w:rPr>
+      <w:pPr>
+        <w:pBdr/>
+        <w:spacing/>
+        <w:ind/>
+      </w:pPr>
+      <w:tblPr>
+        <w:tblBorders/>
+      </w:tblPr>
+      <w:tcPr>
+        <w:shd w:val="clear" w:color="ffffff"/>
+        <w:tcBorders>
+          <w:top w:val="none" w:color="000000" w:sz="4" w:space="0"/>
+          <w:left w:val="none" w:color="000000" w:sz="4" w:space="0"/>
+          <w:bottom w:val="none" w:color="000000" w:sz="4" w:space="0"/>
+          <w:right w:val="none" w:color="000000" w:sz="4" w:space="0"/>
+        </w:tcBorders>
+      </w:tcPr>
+    </w:tblStylePr>
     <w:tblStylePr w:type="nwCell">
       <w:pPr>
         <w:pBdr/>
@@ -10284,9 +10635,9 @@
       </w:tcPr>
     </w:tblStylePr>
   </w:style>
-  <w:style w:type="table" w:styleId="37">
+  <w:style w:type="table" w:styleId="739">
     <w:name w:val="Grid Table 3 - Accent 4"/>
-    <w:basedOn w:val="11"/>
+    <w:basedOn w:val="713"/>
     <w:uiPriority w:val="99"/>
     <w:pPr>
       <w:pBdr/>
@@ -10385,29 +10736,6 @@
         <w:tblBorders/>
       </w:tblPr>
       <w:tcPr>
-        <w:shd w:color="ffffff"/>
-        <w:tcBorders>
-          <w:top w:val="none" w:color="000000" w:sz="4" w:space="0"/>
-          <w:left w:val="none" w:color="000000" w:sz="4" w:space="0"/>
-          <w:bottom w:val="none" w:color="000000" w:sz="4" w:space="0"/>
-          <w:right w:val="none" w:color="000000" w:sz="4" w:space="0"/>
-        </w:tcBorders>
-      </w:tcPr>
-    </w:tblStylePr>
-    <w:tblStylePr w:type="firstRow">
-      <w:rPr>
-        <w:b/>
-        <w:color w:val="404040"/>
-      </w:rPr>
-      <w:pPr>
-        <w:pBdr/>
-        <w:spacing/>
-        <w:ind/>
-      </w:pPr>
-      <w:tblPr>
-        <w:tblBorders/>
-      </w:tblPr>
-      <w:tcPr>
         <w:shd w:val="clear" w:color="ffffff"/>
         <w:tcBorders>
           <w:top w:val="none" w:color="000000" w:sz="4" w:space="0"/>
@@ -10417,30 +10745,7 @@
         </w:tcBorders>
       </w:tcPr>
     </w:tblStylePr>
-    <w:tblStylePr w:type="lastCol">
-      <w:rPr>
-        <w:i/>
-        <w:color w:val="404040"/>
-      </w:rPr>
-      <w:pPr>
-        <w:pBdr/>
-        <w:spacing/>
-        <w:ind/>
-      </w:pPr>
-      <w:tblPr>
-        <w:tblBorders/>
-      </w:tblPr>
-      <w:tcPr>
-        <w:shd w:color="ffffff"/>
-        <w:tcBorders>
-          <w:top w:val="none" w:color="000000" w:sz="4" w:space="0"/>
-          <w:left w:val="none" w:color="000000" w:sz="4" w:space="0"/>
-          <w:bottom w:val="none" w:color="000000" w:sz="4" w:space="0"/>
-          <w:right w:val="none" w:color="000000" w:sz="4" w:space="0"/>
-        </w:tcBorders>
-      </w:tcPr>
-    </w:tblStylePr>
-    <w:tblStylePr w:type="lastRow">
+    <w:tblStylePr w:type="firstRow">
       <w:rPr>
         <w:b/>
         <w:color w:val="404040"/>
@@ -10463,6 +10768,52 @@
         </w:tcBorders>
       </w:tcPr>
     </w:tblStylePr>
+    <w:tblStylePr w:type="lastCol">
+      <w:rPr>
+        <w:i/>
+        <w:color w:val="404040"/>
+      </w:rPr>
+      <w:pPr>
+        <w:pBdr/>
+        <w:spacing/>
+        <w:ind/>
+      </w:pPr>
+      <w:tblPr>
+        <w:tblBorders/>
+      </w:tblPr>
+      <w:tcPr>
+        <w:shd w:val="clear" w:color="ffffff"/>
+        <w:tcBorders>
+          <w:top w:val="none" w:color="000000" w:sz="4" w:space="0"/>
+          <w:left w:val="none" w:color="000000" w:sz="4" w:space="0"/>
+          <w:bottom w:val="none" w:color="000000" w:sz="4" w:space="0"/>
+          <w:right w:val="none" w:color="000000" w:sz="4" w:space="0"/>
+        </w:tcBorders>
+      </w:tcPr>
+    </w:tblStylePr>
+    <w:tblStylePr w:type="lastRow">
+      <w:rPr>
+        <w:b/>
+        <w:color w:val="404040"/>
+      </w:rPr>
+      <w:pPr>
+        <w:pBdr/>
+        <w:spacing/>
+        <w:ind/>
+      </w:pPr>
+      <w:tblPr>
+        <w:tblBorders/>
+      </w:tblPr>
+      <w:tcPr>
+        <w:shd w:val="clear" w:color="ffffff"/>
+        <w:tcBorders>
+          <w:top w:val="none" w:color="000000" w:sz="4" w:space="0"/>
+          <w:left w:val="none" w:color="000000" w:sz="4" w:space="0"/>
+          <w:bottom w:val="none" w:color="000000" w:sz="4" w:space="0"/>
+          <w:right w:val="none" w:color="000000" w:sz="4" w:space="0"/>
+        </w:tcBorders>
+      </w:tcPr>
+    </w:tblStylePr>
     <w:tblStylePr w:type="nwCell">
       <w:pPr>
         <w:pBdr/>
@@ -10529,9 +10880,9 @@
       </w:tcPr>
     </w:tblStylePr>
   </w:style>
-  <w:style w:type="table" w:styleId="38">
+  <w:style w:type="table" w:styleId="740">
     <w:name w:val="Grid Table 3 - Accent 5"/>
-    <w:basedOn w:val="11"/>
+    <w:basedOn w:val="713"/>
     <w:uiPriority w:val="99"/>
     <w:pPr>
       <w:pBdr/>
@@ -10630,29 +10981,6 @@
         <w:tblBorders/>
       </w:tblPr>
       <w:tcPr>
-        <w:shd w:color="ffffff"/>
-        <w:tcBorders>
-          <w:top w:val="none" w:color="000000" w:sz="4" w:space="0"/>
-          <w:left w:val="none" w:color="000000" w:sz="4" w:space="0"/>
-          <w:bottom w:val="none" w:color="000000" w:sz="4" w:space="0"/>
-          <w:right w:val="none" w:color="000000" w:sz="4" w:space="0"/>
-        </w:tcBorders>
-      </w:tcPr>
-    </w:tblStylePr>
-    <w:tblStylePr w:type="firstRow">
-      <w:rPr>
-        <w:b/>
-        <w:color w:val="404040"/>
-      </w:rPr>
-      <w:pPr>
-        <w:pBdr/>
-        <w:spacing/>
-        <w:ind/>
-      </w:pPr>
-      <w:tblPr>
-        <w:tblBorders/>
-      </w:tblPr>
-      <w:tcPr>
         <w:shd w:val="clear" w:color="ffffff"/>
         <w:tcBorders>
           <w:top w:val="none" w:color="000000" w:sz="4" w:space="0"/>
@@ -10662,30 +10990,7 @@
         </w:tcBorders>
       </w:tcPr>
     </w:tblStylePr>
-    <w:tblStylePr w:type="lastCol">
-      <w:rPr>
-        <w:i/>
-        <w:color w:val="404040"/>
-      </w:rPr>
-      <w:pPr>
-        <w:pBdr/>
-        <w:spacing/>
-        <w:ind/>
-      </w:pPr>
-      <w:tblPr>
-        <w:tblBorders/>
-      </w:tblPr>
-      <w:tcPr>
-        <w:shd w:color="ffffff"/>
-        <w:tcBorders>
-          <w:top w:val="none" w:color="000000" w:sz="4" w:space="0"/>
-          <w:left w:val="none" w:color="000000" w:sz="4" w:space="0"/>
-          <w:bottom w:val="none" w:color="000000" w:sz="4" w:space="0"/>
-          <w:right w:val="none" w:color="000000" w:sz="4" w:space="0"/>
-        </w:tcBorders>
-      </w:tcPr>
-    </w:tblStylePr>
-    <w:tblStylePr w:type="lastRow">
+    <w:tblStylePr w:type="firstRow">
       <w:rPr>
         <w:b/>
         <w:color w:val="404040"/>
@@ -10708,6 +11013,52 @@
         </w:tcBorders>
       </w:tcPr>
     </w:tblStylePr>
+    <w:tblStylePr w:type="lastCol">
+      <w:rPr>
+        <w:i/>
+        <w:color w:val="404040"/>
+      </w:rPr>
+      <w:pPr>
+        <w:pBdr/>
+        <w:spacing/>
+        <w:ind/>
+      </w:pPr>
+      <w:tblPr>
+        <w:tblBorders/>
+      </w:tblPr>
+      <w:tcPr>
+        <w:shd w:val="clear" w:color="ffffff"/>
+        <w:tcBorders>
+          <w:top w:val="none" w:color="000000" w:sz="4" w:space="0"/>
+          <w:left w:val="none" w:color="000000" w:sz="4" w:space="0"/>
+          <w:bottom w:val="none" w:color="000000" w:sz="4" w:space="0"/>
+          <w:right w:val="none" w:color="000000" w:sz="4" w:space="0"/>
+        </w:tcBorders>
+      </w:tcPr>
+    </w:tblStylePr>
+    <w:tblStylePr w:type="lastRow">
+      <w:rPr>
+        <w:b/>
+        <w:color w:val="404040"/>
+      </w:rPr>
+      <w:pPr>
+        <w:pBdr/>
+        <w:spacing/>
+        <w:ind/>
+      </w:pPr>
+      <w:tblPr>
+        <w:tblBorders/>
+      </w:tblPr>
+      <w:tcPr>
+        <w:shd w:val="clear" w:color="ffffff"/>
+        <w:tcBorders>
+          <w:top w:val="none" w:color="000000" w:sz="4" w:space="0"/>
+          <w:left w:val="none" w:color="000000" w:sz="4" w:space="0"/>
+          <w:bottom w:val="none" w:color="000000" w:sz="4" w:space="0"/>
+          <w:right w:val="none" w:color="000000" w:sz="4" w:space="0"/>
+        </w:tcBorders>
+      </w:tcPr>
+    </w:tblStylePr>
     <w:tblStylePr w:type="nwCell">
       <w:pPr>
         <w:pBdr/>
@@ -10774,9 +11125,9 @@
       </w:tcPr>
     </w:tblStylePr>
   </w:style>
-  <w:style w:type="table" w:styleId="39">
+  <w:style w:type="table" w:styleId="741">
     <w:name w:val="Grid Table 3 - Accent 6"/>
-    <w:basedOn w:val="11"/>
+    <w:basedOn w:val="713"/>
     <w:uiPriority w:val="99"/>
     <w:pPr>
       <w:pBdr/>
@@ -10875,29 +11226,6 @@
         <w:tblBorders/>
       </w:tblPr>
       <w:tcPr>
-        <w:shd w:color="ffffff"/>
-        <w:tcBorders>
-          <w:top w:val="none" w:color="000000" w:sz="4" w:space="0"/>
-          <w:left w:val="none" w:color="000000" w:sz="4" w:space="0"/>
-          <w:bottom w:val="none" w:color="000000" w:sz="4" w:space="0"/>
-          <w:right w:val="none" w:color="000000" w:sz="4" w:space="0"/>
-        </w:tcBorders>
-      </w:tcPr>
-    </w:tblStylePr>
-    <w:tblStylePr w:type="firstRow">
-      <w:rPr>
-        <w:b/>
-        <w:color w:val="404040"/>
-      </w:rPr>
-      <w:pPr>
-        <w:pBdr/>
-        <w:spacing/>
-        <w:ind/>
-      </w:pPr>
-      <w:tblPr>
-        <w:tblBorders/>
-      </w:tblPr>
-      <w:tcPr>
         <w:shd w:val="clear" w:color="ffffff"/>
         <w:tcBorders>
           <w:top w:val="none" w:color="000000" w:sz="4" w:space="0"/>
@@ -10907,30 +11235,7 @@
         </w:tcBorders>
       </w:tcPr>
     </w:tblStylePr>
-    <w:tblStylePr w:type="lastCol">
-      <w:rPr>
-        <w:i/>
-        <w:color w:val="404040"/>
-      </w:rPr>
-      <w:pPr>
-        <w:pBdr/>
-        <w:spacing/>
-        <w:ind/>
-      </w:pPr>
-      <w:tblPr>
-        <w:tblBorders/>
-      </w:tblPr>
-      <w:tcPr>
-        <w:shd w:color="ffffff"/>
-        <w:tcBorders>
-          <w:top w:val="none" w:color="000000" w:sz="4" w:space="0"/>
-          <w:left w:val="none" w:color="000000" w:sz="4" w:space="0"/>
-          <w:bottom w:val="none" w:color="000000" w:sz="4" w:space="0"/>
-          <w:right w:val="none" w:color="000000" w:sz="4" w:space="0"/>
-        </w:tcBorders>
-      </w:tcPr>
-    </w:tblStylePr>
-    <w:tblStylePr w:type="lastRow">
+    <w:tblStylePr w:type="firstRow">
       <w:rPr>
         <w:b/>
         <w:color w:val="404040"/>
@@ -10953,6 +11258,52 @@
         </w:tcBorders>
       </w:tcPr>
     </w:tblStylePr>
+    <w:tblStylePr w:type="lastCol">
+      <w:rPr>
+        <w:i/>
+        <w:color w:val="404040"/>
+      </w:rPr>
+      <w:pPr>
+        <w:pBdr/>
+        <w:spacing/>
+        <w:ind/>
+      </w:pPr>
+      <w:tblPr>
+        <w:tblBorders/>
+      </w:tblPr>
+      <w:tcPr>
+        <w:shd w:val="clear" w:color="ffffff"/>
+        <w:tcBorders>
+          <w:top w:val="none" w:color="000000" w:sz="4" w:space="0"/>
+          <w:left w:val="none" w:color="000000" w:sz="4" w:space="0"/>
+          <w:bottom w:val="none" w:color="000000" w:sz="4" w:space="0"/>
+          <w:right w:val="none" w:color="000000" w:sz="4" w:space="0"/>
+        </w:tcBorders>
+      </w:tcPr>
+    </w:tblStylePr>
+    <w:tblStylePr w:type="lastRow">
+      <w:rPr>
+        <w:b/>
+        <w:color w:val="404040"/>
+      </w:rPr>
+      <w:pPr>
+        <w:pBdr/>
+        <w:spacing/>
+        <w:ind/>
+      </w:pPr>
+      <w:tblPr>
+        <w:tblBorders/>
+      </w:tblPr>
+      <w:tcPr>
+        <w:shd w:val="clear" w:color="ffffff"/>
+        <w:tcBorders>
+          <w:top w:val="none" w:color="000000" w:sz="4" w:space="0"/>
+          <w:left w:val="none" w:color="000000" w:sz="4" w:space="0"/>
+          <w:bottom w:val="none" w:color="000000" w:sz="4" w:space="0"/>
+          <w:right w:val="none" w:color="000000" w:sz="4" w:space="0"/>
+        </w:tcBorders>
+      </w:tcPr>
+    </w:tblStylePr>
     <w:tblStylePr w:type="nwCell">
       <w:pPr>
         <w:pBdr/>
@@ -11019,9 +11370,9 @@
       </w:tcPr>
     </w:tblStylePr>
   </w:style>
-  <w:style w:type="table" w:styleId="40">
+  <w:style w:type="table" w:styleId="742">
     <w:name w:val="Grid Table 4"/>
-    <w:basedOn w:val="11"/>
+    <w:basedOn w:val="713"/>
     <w:uiPriority w:val="59"/>
     <w:pPr>
       <w:pBdr/>
@@ -11252,9 +11603,9 @@
       </w:tcPr>
     </w:tblStylePr>
   </w:style>
-  <w:style w:type="table" w:styleId="41">
+  <w:style w:type="table" w:styleId="743">
     <w:name w:val="Grid Table 4 - Accent 1"/>
-    <w:basedOn w:val="11"/>
+    <w:basedOn w:val="713"/>
     <w:uiPriority w:val="59"/>
     <w:pPr>
       <w:pBdr/>
@@ -11485,9 +11836,9 @@
       </w:tcPr>
     </w:tblStylePr>
   </w:style>
-  <w:style w:type="table" w:styleId="42">
+  <w:style w:type="table" w:styleId="744">
     <w:name w:val="Grid Table 4 - Accent 2"/>
-    <w:basedOn w:val="11"/>
+    <w:basedOn w:val="713"/>
     <w:uiPriority w:val="59"/>
     <w:pPr>
       <w:pBdr/>
@@ -11718,9 +12069,9 @@
       </w:tcPr>
     </w:tblStylePr>
   </w:style>
-  <w:style w:type="table" w:styleId="43">
+  <w:style w:type="table" w:styleId="745">
     <w:name w:val="Grid Table 4 - Accent 3"/>
-    <w:basedOn w:val="11"/>
+    <w:basedOn w:val="713"/>
     <w:uiPriority w:val="59"/>
     <w:pPr>
       <w:pBdr/>
@@ -11951,9 +12302,9 @@
       </w:tcPr>
     </w:tblStylePr>
   </w:style>
-  <w:style w:type="table" w:styleId="44">
+  <w:style w:type="table" w:styleId="746">
     <w:name w:val="Grid Table 4 - Accent 4"/>
-    <w:basedOn w:val="11"/>
+    <w:basedOn w:val="713"/>
     <w:uiPriority w:val="59"/>
     <w:pPr>
       <w:pBdr/>
@@ -12184,9 +12535,9 @@
       </w:tcPr>
     </w:tblStylePr>
   </w:style>
-  <w:style w:type="table" w:styleId="45">
+  <w:style w:type="table" w:styleId="747">
     <w:name w:val="Grid Table 4 - Accent 5"/>
-    <w:basedOn w:val="11"/>
+    <w:basedOn w:val="713"/>
     <w:uiPriority w:val="59"/>
     <w:pPr>
       <w:pBdr/>
@@ -12417,9 +12768,9 @@
       </w:tcPr>
     </w:tblStylePr>
   </w:style>
-  <w:style w:type="table" w:styleId="46">
+  <w:style w:type="table" w:styleId="748">
     <w:name w:val="Grid Table 4 - Accent 6"/>
-    <w:basedOn w:val="11"/>
+    <w:basedOn w:val="713"/>
     <w:uiPriority w:val="59"/>
     <w:pPr>
       <w:pBdr/>
@@ -12650,9 +13001,9 @@
       </w:tcPr>
     </w:tblStylePr>
   </w:style>
-  <w:style w:type="table" w:styleId="47">
+  <w:style w:type="table" w:styleId="749">
     <w:name w:val="Grid Table 5 Dark"/>
-    <w:basedOn w:val="11"/>
+    <w:basedOn w:val="713"/>
     <w:uiPriority w:val="99"/>
     <w:pPr>
       <w:pBdr/>
@@ -12878,9 +13229,9 @@
       </w:tcPr>
     </w:tblStylePr>
   </w:style>
-  <w:style w:type="table" w:styleId="48">
+  <w:style w:type="table" w:styleId="750">
     <w:name w:val="Grid Table 5 Dark- Accent 1"/>
-    <w:basedOn w:val="11"/>
+    <w:basedOn w:val="713"/>
     <w:uiPriority w:val="99"/>
     <w:pPr>
       <w:pBdr/>
@@ -13106,9 +13457,9 @@
       </w:tcPr>
     </w:tblStylePr>
   </w:style>
-  <w:style w:type="table" w:styleId="49">
+  <w:style w:type="table" w:styleId="751">
     <w:name w:val="Grid Table 5 Dark - Accent 2"/>
-    <w:basedOn w:val="11"/>
+    <w:basedOn w:val="713"/>
     <w:uiPriority w:val="99"/>
     <w:pPr>
       <w:pBdr/>
@@ -13334,9 +13685,9 @@
       </w:tcPr>
     </w:tblStylePr>
   </w:style>
-  <w:style w:type="table" w:styleId="50">
+  <w:style w:type="table" w:styleId="752">
     <w:name w:val="Grid Table 5 Dark - Accent 3"/>
-    <w:basedOn w:val="11"/>
+    <w:basedOn w:val="713"/>
     <w:uiPriority w:val="99"/>
     <w:pPr>
       <w:pBdr/>
@@ -13562,9 +13913,9 @@
       </w:tcPr>
     </w:tblStylePr>
   </w:style>
-  <w:style w:type="table" w:styleId="51">
+  <w:style w:type="table" w:styleId="753">
     <w:name w:val="Grid Table 5 Dark- Accent 4"/>
-    <w:basedOn w:val="11"/>
+    <w:basedOn w:val="713"/>
     <w:uiPriority w:val="99"/>
     <w:pPr>
       <w:pBdr/>
@@ -13790,9 +14141,9 @@
       </w:tcPr>
     </w:tblStylePr>
   </w:style>
-  <w:style w:type="table" w:styleId="52">
+  <w:style w:type="table" w:styleId="754">
     <w:name w:val="Grid Table 5 Dark - Accent 5"/>
-    <w:basedOn w:val="11"/>
+    <w:basedOn w:val="713"/>
     <w:uiPriority w:val="99"/>
     <w:pPr>
       <w:pBdr/>
@@ -14018,9 +14369,9 @@
       </w:tcPr>
     </w:tblStylePr>
   </w:style>
-  <w:style w:type="table" w:styleId="53">
+  <w:style w:type="table" w:styleId="755">
     <w:name w:val="Grid Table 5 Dark - Accent 6"/>
-    <w:basedOn w:val="11"/>
+    <w:basedOn w:val="713"/>
     <w:uiPriority w:val="99"/>
     <w:pPr>
       <w:pBdr/>
@@ -14246,9 +14597,9 @@
       </w:tcPr>
     </w:tblStylePr>
   </w:style>
-  <w:style w:type="table" w:styleId="54">
+  <w:style w:type="table" w:styleId="756">
     <w:name w:val="Grid Table 6 Colorful"/>
-    <w:basedOn w:val="11"/>
+    <w:basedOn w:val="713"/>
     <w:uiPriority w:val="99"/>
     <w:pPr>
       <w:pBdr/>
@@ -14476,9 +14827,9 @@
       </w:tcPr>
     </w:tblStylePr>
   </w:style>
-  <w:style w:type="table" w:styleId="55">
+  <w:style w:type="table" w:styleId="757">
     <w:name w:val="Grid Table 6 Colorful - Accent 1"/>
-    <w:basedOn w:val="11"/>
+    <w:basedOn w:val="713"/>
     <w:uiPriority w:val="99"/>
     <w:pPr>
       <w:pBdr/>
@@ -14706,9 +15057,9 @@
       </w:tcPr>
     </w:tblStylePr>
   </w:style>
-  <w:style w:type="table" w:styleId="56">
+  <w:style w:type="table" w:styleId="758">
     <w:name w:val="Grid Table 6 Colorful - Accent 2"/>
-    <w:basedOn w:val="11"/>
+    <w:basedOn w:val="713"/>
     <w:uiPriority w:val="99"/>
     <w:pPr>
       <w:pBdr/>
@@ -14936,9 +15287,9 @@
       </w:tcPr>
     </w:tblStylePr>
   </w:style>
-  <w:style w:type="table" w:styleId="57">
+  <w:style w:type="table" w:styleId="759">
     <w:name w:val="Grid Table 6 Colorful - Accent 3"/>
-    <w:basedOn w:val="11"/>
+    <w:basedOn w:val="713"/>
     <w:uiPriority w:val="99"/>
     <w:pPr>
       <w:pBdr/>
@@ -15166,9 +15517,9 @@
       </w:tcPr>
     </w:tblStylePr>
   </w:style>
-  <w:style w:type="table" w:styleId="58">
+  <w:style w:type="table" w:styleId="760">
     <w:name w:val="Grid Table 6 Colorful - Accent 4"/>
-    <w:basedOn w:val="11"/>
+    <w:basedOn w:val="713"/>
     <w:uiPriority w:val="99"/>
     <w:pPr>
       <w:pBdr/>
@@ -15396,9 +15747,9 @@
       </w:tcPr>
     </w:tblStylePr>
   </w:style>
-  <w:style w:type="table" w:styleId="59">
+  <w:style w:type="table" w:styleId="761">
     <w:name w:val="Grid Table 6 Colorful - Accent 5"/>
-    <w:basedOn w:val="11"/>
+    <w:basedOn w:val="713"/>
     <w:uiPriority w:val="99"/>
     <w:pPr>
       <w:pBdr/>
@@ -15626,9 +15977,9 @@
       </w:tcPr>
     </w:tblStylePr>
   </w:style>
-  <w:style w:type="table" w:styleId="60">
+  <w:style w:type="table" w:styleId="762">
     <w:name w:val="Grid Table 6 Colorful - Accent 6"/>
-    <w:basedOn w:val="11"/>
+    <w:basedOn w:val="713"/>
     <w:uiPriority w:val="99"/>
     <w:pPr>
       <w:pBdr/>
@@ -15856,9 +16207,9 @@
       </w:tcPr>
     </w:tblStylePr>
   </w:style>
-  <w:style w:type="table" w:styleId="61">
+  <w:style w:type="table" w:styleId="763">
     <w:name w:val="Grid Table 7 Colorful"/>
-    <w:basedOn w:val="11"/>
+    <w:basedOn w:val="713"/>
     <w:uiPriority w:val="99"/>
     <w:pPr>
       <w:pBdr/>
@@ -15960,11 +16311,11 @@
         <w:tblBorders/>
       </w:tblPr>
       <w:tcPr>
-        <w:shd w:color="ffffff"/>
+        <w:shd w:val="clear" w:color="ffffff"/>
         <w:tcBorders>
-          <w:top w:val="none"/>
-          <w:left w:val="none"/>
-          <w:bottom w:val="none"/>
+          <w:top w:val="none" w:color="000000" w:sz="4" w:space="0"/>
+          <w:left w:val="none" w:color="000000" w:sz="4" w:space="0"/>
+          <w:bottom w:val="none" w:color="000000" w:sz="4" w:space="0"/>
           <w:right w:val="single" w:color="000000" w:themeColor="text1" w:themeTint="80" w:sz="4" w:space="0"/>
         </w:tcBorders>
       </w:tcPr>
@@ -15987,10 +16338,10 @@
       <w:tcPr>
         <w:shd w:val="clear" w:color="ffffff" w:themeColor="light1" w:fill="ffffff" w:themeFill="light1"/>
         <w:tcBorders>
-          <w:top w:val="none"/>
-          <w:left w:val="none"/>
+          <w:top w:val="none" w:color="000000" w:sz="4" w:space="0"/>
+          <w:left w:val="none" w:color="000000" w:sz="4" w:space="0"/>
           <w:bottom w:val="single" w:color="000000" w:themeColor="text1" w:themeTint="80" w:sz="4" w:space="0"/>
-          <w:right w:val="none"/>
+          <w:right w:val="none" w:color="000000" w:sz="4" w:space="0"/>
         </w:tcBorders>
       </w:tcPr>
     </w:tblStylePr>
@@ -16010,12 +16361,12 @@
         <w:tblBorders/>
       </w:tblPr>
       <w:tcPr>
-        <w:shd w:color="ffffff"/>
+        <w:shd w:val="clear" w:color="ffffff"/>
         <w:tcBorders>
-          <w:top w:val="none"/>
+          <w:top w:val="none" w:color="000000" w:sz="4" w:space="0"/>
           <w:left w:val="single" w:color="000000" w:themeColor="text1" w:themeTint="80" w:sz="4" w:space="0"/>
-          <w:bottom w:val="none"/>
-          <w:right w:val="none"/>
+          <w:bottom w:val="none" w:color="000000" w:sz="4" w:space="0"/>
+          <w:right w:val="none" w:color="000000" w:sz="4" w:space="0"/>
         </w:tcBorders>
       </w:tcPr>
     </w:tblStylePr>
@@ -16038,9 +16389,9 @@
         <w:shd w:val="clear" w:color="ffffff" w:themeColor="light1" w:fill="ffffff" w:themeFill="light1"/>
         <w:tcBorders>
           <w:top w:val="single" w:color="000000" w:themeColor="text1" w:themeTint="80" w:sz="4" w:space="0"/>
-          <w:left w:val="none"/>
-          <w:bottom w:val="none"/>
-          <w:right w:val="none"/>
+          <w:left w:val="none" w:color="000000" w:sz="4" w:space="0"/>
+          <w:bottom w:val="none" w:color="000000" w:sz="4" w:space="0"/>
+          <w:right w:val="none" w:color="000000" w:sz="4" w:space="0"/>
         </w:tcBorders>
       </w:tcPr>
     </w:tblStylePr>
@@ -16110,9 +16461,9 @@
       </w:tcPr>
     </w:tblStylePr>
   </w:style>
-  <w:style w:type="table" w:styleId="62">
+  <w:style w:type="table" w:styleId="764">
     <w:name w:val="Grid Table 7 Colorful - Accent 1"/>
-    <w:basedOn w:val="11"/>
+    <w:basedOn w:val="713"/>
     <w:uiPriority w:val="99"/>
     <w:pPr>
       <w:pBdr/>
@@ -16214,11 +16565,11 @@
         <w:tblBorders/>
       </w:tblPr>
       <w:tcPr>
-        <w:shd w:color="ffffff"/>
+        <w:shd w:val="clear" w:color="ffffff"/>
         <w:tcBorders>
-          <w:top w:val="none"/>
-          <w:left w:val="none"/>
-          <w:bottom w:val="none"/>
+          <w:top w:val="none" w:color="000000" w:sz="4" w:space="0"/>
+          <w:left w:val="none" w:color="000000" w:sz="4" w:space="0"/>
+          <w:bottom w:val="none" w:color="000000" w:sz="4" w:space="0"/>
           <w:right w:val="single" w:color="000000" w:themeColor="accent1" w:themeTint="80" w:sz="4" w:space="0"/>
         </w:tcBorders>
       </w:tcPr>
@@ -16241,10 +16592,10 @@
       <w:tcPr>
         <w:shd w:val="clear" w:color="ffffff" w:themeColor="light1" w:fill="ffffff" w:themeFill="light1"/>
         <w:tcBorders>
-          <w:top w:val="none"/>
-          <w:left w:val="none"/>
+          <w:top w:val="none" w:color="000000" w:sz="4" w:space="0"/>
+          <w:left w:val="none" w:color="000000" w:sz="4" w:space="0"/>
           <w:bottom w:val="single" w:color="000000" w:themeColor="accent1" w:themeTint="80" w:sz="4" w:space="0"/>
-          <w:right w:val="none"/>
+          <w:right w:val="none" w:color="000000" w:sz="4" w:space="0"/>
         </w:tcBorders>
       </w:tcPr>
     </w:tblStylePr>
@@ -16264,12 +16615,12 @@
         <w:tblBorders/>
       </w:tblPr>
       <w:tcPr>
-        <w:shd w:color="ffffff"/>
+        <w:shd w:val="clear" w:color="ffffff"/>
         <w:tcBorders>
-          <w:top w:val="none"/>
+          <w:top w:val="none" w:color="000000" w:sz="4" w:space="0"/>
           <w:left w:val="single" w:color="000000" w:themeColor="accent1" w:themeTint="80" w:sz="4" w:space="0"/>
-          <w:bottom w:val="none"/>
-          <w:right w:val="none"/>
+          <w:bottom w:val="none" w:color="000000" w:sz="4" w:space="0"/>
+          <w:right w:val="none" w:color="000000" w:sz="4" w:space="0"/>
         </w:tcBorders>
       </w:tcPr>
     </w:tblStylePr>
@@ -16292,9 +16643,9 @@
         <w:shd w:val="clear" w:color="ffffff" w:themeColor="light1" w:fill="ffffff" w:themeFill="light1"/>
         <w:tcBorders>
           <w:top w:val="single" w:color="000000" w:themeColor="accent1" w:themeTint="80" w:sz="4" w:space="0"/>
-          <w:left w:val="none"/>
-          <w:bottom w:val="none"/>
-          <w:right w:val="none"/>
+          <w:left w:val="none" w:color="000000" w:sz="4" w:space="0"/>
+          <w:bottom w:val="none" w:color="000000" w:sz="4" w:space="0"/>
+          <w:right w:val="none" w:color="000000" w:sz="4" w:space="0"/>
         </w:tcBorders>
       </w:tcPr>
     </w:tblStylePr>
@@ -16364,9 +16715,9 @@
       </w:tcPr>
     </w:tblStylePr>
   </w:style>
-  <w:style w:type="table" w:styleId="63">
+  <w:style w:type="table" w:styleId="765">
     <w:name w:val="Grid Table 7 Colorful - Accent 2"/>
-    <w:basedOn w:val="11"/>
+    <w:basedOn w:val="713"/>
     <w:uiPriority w:val="99"/>
     <w:pPr>
       <w:pBdr/>
@@ -16468,11 +16819,11 @@
         <w:tblBorders/>
       </w:tblPr>
       <w:tcPr>
-        <w:shd w:color="ffffff"/>
+        <w:shd w:val="clear" w:color="ffffff"/>
         <w:tcBorders>
-          <w:top w:val="none"/>
-          <w:left w:val="none"/>
-          <w:bottom w:val="none"/>
+          <w:top w:val="none" w:color="000000" w:sz="4" w:space="0"/>
+          <w:left w:val="none" w:color="000000" w:sz="4" w:space="0"/>
+          <w:bottom w:val="none" w:color="000000" w:sz="4" w:space="0"/>
           <w:right w:val="single" w:color="000000" w:themeColor="accent2" w:themeTint="97" w:sz="4" w:space="0"/>
         </w:tcBorders>
       </w:tcPr>
@@ -16495,10 +16846,10 @@
       <w:tcPr>
         <w:shd w:val="clear" w:color="ffffff" w:themeColor="light1" w:fill="ffffff" w:themeFill="light1"/>
         <w:tcBorders>
-          <w:top w:val="none"/>
-          <w:left w:val="none"/>
+          <w:top w:val="none" w:color="000000" w:sz="4" w:space="0"/>
+          <w:left w:val="none" w:color="000000" w:sz="4" w:space="0"/>
           <w:bottom w:val="single" w:color="000000" w:themeColor="accent2" w:themeTint="97" w:sz="4" w:space="0"/>
-          <w:right w:val="none"/>
+          <w:right w:val="none" w:color="000000" w:sz="4" w:space="0"/>
         </w:tcBorders>
       </w:tcPr>
     </w:tblStylePr>
@@ -16518,12 +16869,12 @@
         <w:tblBorders/>
       </w:tblPr>
       <w:tcPr>
-        <w:shd w:color="ffffff"/>
+        <w:shd w:val="clear" w:color="ffffff"/>
         <w:tcBorders>
-          <w:top w:val="none"/>
+          <w:top w:val="none" w:color="000000" w:sz="4" w:space="0"/>
           <w:left w:val="single" w:color="000000" w:themeColor="accent2" w:themeTint="97" w:sz="4" w:space="0"/>
-          <w:bottom w:val="none"/>
-          <w:right w:val="none"/>
+          <w:bottom w:val="none" w:color="000000" w:sz="4" w:space="0"/>
+          <w:right w:val="none" w:color="000000" w:sz="4" w:space="0"/>
         </w:tcBorders>
       </w:tcPr>
     </w:tblStylePr>
@@ -16546,9 +16897,9 @@
         <w:shd w:val="clear" w:color="ffffff" w:themeColor="light1" w:fill="ffffff" w:themeFill="light1"/>
         <w:tcBorders>
           <w:top w:val="single" w:color="000000" w:themeColor="accent2" w:themeTint="97" w:sz="4" w:space="0"/>
-          <w:left w:val="none"/>
-          <w:bottom w:val="none"/>
-          <w:right w:val="none"/>
+          <w:left w:val="none" w:color="000000" w:sz="4" w:space="0"/>
+          <w:bottom w:val="none" w:color="000000" w:sz="4" w:space="0"/>
+          <w:right w:val="none" w:color="000000" w:sz="4" w:space="0"/>
         </w:tcBorders>
       </w:tcPr>
     </w:tblStylePr>
@@ -16618,9 +16969,9 @@
       </w:tcPr>
     </w:tblStylePr>
   </w:style>
-  <w:style w:type="table" w:styleId="64">
+  <w:style w:type="table" w:styleId="766">
     <w:name w:val="Grid Table 7 Colorful - Accent 3"/>
-    <w:basedOn w:val="11"/>
+    <w:basedOn w:val="713"/>
     <w:uiPriority w:val="99"/>
     <w:pPr>
       <w:pBdr/>
@@ -16722,11 +17073,11 @@
         <w:tblBorders/>
       </w:tblPr>
       <w:tcPr>
-        <w:shd w:color="ffffff"/>
+        <w:shd w:val="clear" w:color="ffffff"/>
         <w:tcBorders>
-          <w:top w:val="none"/>
-          <w:left w:val="none"/>
-          <w:bottom w:val="none"/>
+          <w:top w:val="none" w:color="000000" w:sz="4" w:space="0"/>
+          <w:left w:val="none" w:color="000000" w:sz="4" w:space="0"/>
+          <w:bottom w:val="none" w:color="000000" w:sz="4" w:space="0"/>
           <w:right w:val="single" w:color="000000" w:themeColor="accent3" w:themeTint="FE" w:sz="4" w:space="0"/>
         </w:tcBorders>
       </w:tcPr>
@@ -16749,10 +17100,10 @@
       <w:tcPr>
         <w:shd w:val="clear" w:color="ffffff" w:themeColor="light1" w:fill="ffffff" w:themeFill="light1"/>
         <w:tcBorders>
-          <w:top w:val="none"/>
-          <w:left w:val="none"/>
+          <w:top w:val="none" w:color="000000" w:sz="4" w:space="0"/>
+          <w:left w:val="none" w:color="000000" w:sz="4" w:space="0"/>
           <w:bottom w:val="single" w:color="000000" w:themeColor="accent3" w:themeTint="FE" w:sz="4" w:space="0"/>
-          <w:right w:val="none"/>
+          <w:right w:val="none" w:color="000000" w:sz="4" w:space="0"/>
         </w:tcBorders>
       </w:tcPr>
     </w:tblStylePr>
@@ -16772,12 +17123,12 @@
         <w:tblBorders/>
       </w:tblPr>
       <w:tcPr>
-        <w:shd w:color="ffffff"/>
+        <w:shd w:val="clear" w:color="ffffff"/>
         <w:tcBorders>
-          <w:top w:val="none"/>
+          <w:top w:val="none" w:color="000000" w:sz="4" w:space="0"/>
           <w:left w:val="single" w:color="000000" w:themeColor="accent3" w:themeTint="FE" w:sz="4" w:space="0"/>
-          <w:bottom w:val="none"/>
-          <w:right w:val="none"/>
+          <w:bottom w:val="none" w:color="000000" w:sz="4" w:space="0"/>
+          <w:right w:val="none" w:color="000000" w:sz="4" w:space="0"/>
         </w:tcBorders>
       </w:tcPr>
     </w:tblStylePr>
@@ -16800,9 +17151,9 @@
         <w:shd w:val="clear" w:color="ffffff" w:themeColor="light1" w:fill="ffffff" w:themeFill="light1"/>
         <w:tcBorders>
           <w:top w:val="single" w:color="000000" w:themeColor="accent3" w:themeTint="FE" w:sz="4" w:space="0"/>
-          <w:left w:val="none"/>
-          <w:bottom w:val="none"/>
-          <w:right w:val="none"/>
+          <w:left w:val="none" w:color="000000" w:sz="4" w:space="0"/>
+          <w:bottom w:val="none" w:color="000000" w:sz="4" w:space="0"/>
+          <w:right w:val="none" w:color="000000" w:sz="4" w:space="0"/>
         </w:tcBorders>
       </w:tcPr>
     </w:tblStylePr>
@@ -16872,9 +17223,9 @@
       </w:tcPr>
     </w:tblStylePr>
   </w:style>
-  <w:style w:type="table" w:styleId="65">
+  <w:style w:type="table" w:styleId="767">
     <w:name w:val="Grid Table 7 Colorful - Accent 4"/>
-    <w:basedOn w:val="11"/>
+    <w:basedOn w:val="713"/>
     <w:uiPriority w:val="99"/>
     <w:pPr>
       <w:pBdr/>
@@ -16976,11 +17327,11 @@
         <w:tblBorders/>
       </w:tblPr>
       <w:tcPr>
-        <w:shd w:color="ffffff"/>
+        <w:shd w:val="clear" w:color="ffffff"/>
         <w:tcBorders>
-          <w:top w:val="none"/>
-          <w:left w:val="none"/>
-          <w:bottom w:val="none"/>
+          <w:top w:val="none" w:color="000000" w:sz="4" w:space="0"/>
+          <w:left w:val="none" w:color="000000" w:sz="4" w:space="0"/>
+          <w:bottom w:val="none" w:color="000000" w:sz="4" w:space="0"/>
           <w:right w:val="single" w:color="000000" w:themeColor="accent4" w:themeTint="9A" w:sz="4" w:space="0"/>
         </w:tcBorders>
       </w:tcPr>
@@ -17003,10 +17354,10 @@
       <w:tcPr>
         <w:shd w:val="clear" w:color="ffffff" w:themeColor="light1" w:fill="ffffff" w:themeFill="light1"/>
         <w:tcBorders>
-          <w:top w:val="none"/>
-          <w:left w:val="none"/>
+          <w:top w:val="none" w:color="000000" w:sz="4" w:space="0"/>
+          <w:left w:val="none" w:color="000000" w:sz="4" w:space="0"/>
           <w:bottom w:val="single" w:color="000000" w:themeColor="accent4" w:themeTint="9A" w:sz="4" w:space="0"/>
-          <w:right w:val="none"/>
+          <w:right w:val="none" w:color="000000" w:sz="4" w:space="0"/>
         </w:tcBorders>
       </w:tcPr>
     </w:tblStylePr>
@@ -17026,12 +17377,12 @@
         <w:tblBorders/>
       </w:tblPr>
       <w:tcPr>
-        <w:shd w:color="ffffff"/>
+        <w:shd w:val="clear" w:color="ffffff"/>
         <w:tcBorders>
-          <w:top w:val="none"/>
+          <w:top w:val="none" w:color="000000" w:sz="4" w:space="0"/>
           <w:left w:val="single" w:color="000000" w:themeColor="accent4" w:themeTint="9A" w:sz="4" w:space="0"/>
-          <w:bottom w:val="none"/>
-          <w:right w:val="none"/>
+          <w:bottom w:val="none" w:color="000000" w:sz="4" w:space="0"/>
+          <w:right w:val="none" w:color="000000" w:sz="4" w:space="0"/>
         </w:tcBorders>
       </w:tcPr>
     </w:tblStylePr>
@@ -17054,9 +17405,9 @@
         <w:shd w:val="clear" w:color="ffffff" w:themeColor="light1" w:fill="ffffff" w:themeFill="light1"/>
         <w:tcBorders>
           <w:top w:val="single" w:color="000000" w:themeColor="accent4" w:themeTint="9A" w:sz="4" w:space="0"/>
-          <w:left w:val="none"/>
-          <w:bottom w:val="none"/>
-          <w:right w:val="none"/>
+          <w:left w:val="none" w:color="000000" w:sz="4" w:space="0"/>
+          <w:bottom w:val="none" w:color="000000" w:sz="4" w:space="0"/>
+          <w:right w:val="none" w:color="000000" w:sz="4" w:space="0"/>
         </w:tcBorders>
       </w:tcPr>
     </w:tblStylePr>
@@ -17126,9 +17477,9 @@
       </w:tcPr>
     </w:tblStylePr>
   </w:style>
-  <w:style w:type="table" w:styleId="66">
+  <w:style w:type="table" w:styleId="768">
     <w:name w:val="Grid Table 7 Colorful - Accent 5"/>
-    <w:basedOn w:val="11"/>
+    <w:basedOn w:val="713"/>
     <w:uiPriority w:val="99"/>
     <w:pPr>
       <w:pBdr/>
@@ -17230,11 +17581,11 @@
         <w:tblBorders/>
       </w:tblPr>
       <w:tcPr>
-        <w:shd w:color="ffffff"/>
+        <w:shd w:val="clear" w:color="ffffff"/>
         <w:tcBorders>
-          <w:top w:val="none"/>
-          <w:left w:val="none"/>
-          <w:bottom w:val="none"/>
+          <w:top w:val="none" w:color="000000" w:sz="4" w:space="0"/>
+          <w:left w:val="none" w:color="000000" w:sz="4" w:space="0"/>
+          <w:bottom w:val="none" w:color="000000" w:sz="4" w:space="0"/>
           <w:right w:val="single" w:color="000000" w:themeColor="accent5" w:themeTint="90" w:sz="4" w:space="0"/>
         </w:tcBorders>
       </w:tcPr>
@@ -17257,10 +17608,10 @@
       <w:tcPr>
         <w:shd w:val="clear" w:color="ffffff" w:themeColor="light1" w:fill="ffffff" w:themeFill="light1"/>
         <w:tcBorders>
-          <w:top w:val="none"/>
-          <w:left w:val="none"/>
+          <w:top w:val="none" w:color="000000" w:sz="4" w:space="0"/>
+          <w:left w:val="none" w:color="000000" w:sz="4" w:space="0"/>
           <w:bottom w:val="single" w:color="000000" w:themeColor="accent5" w:themeTint="90" w:sz="4" w:space="0"/>
-          <w:right w:val="none"/>
+          <w:right w:val="none" w:color="000000" w:sz="4" w:space="0"/>
         </w:tcBorders>
       </w:tcPr>
     </w:tblStylePr>
@@ -17280,12 +17631,12 @@
         <w:tblBorders/>
       </w:tblPr>
       <w:tcPr>
-        <w:shd w:color="ffffff"/>
+        <w:shd w:val="clear" w:color="ffffff"/>
         <w:tcBorders>
-          <w:top w:val="none"/>
+          <w:top w:val="none" w:color="000000" w:sz="4" w:space="0"/>
           <w:left w:val="single" w:color="000000" w:themeColor="accent5" w:themeTint="90" w:sz="4" w:space="0"/>
-          <w:bottom w:val="none"/>
-          <w:right w:val="none"/>
+          <w:bottom w:val="none" w:color="000000" w:sz="4" w:space="0"/>
+          <w:right w:val="none" w:color="000000" w:sz="4" w:space="0"/>
         </w:tcBorders>
       </w:tcPr>
     </w:tblStylePr>
@@ -17308,9 +17659,9 @@
         <w:shd w:val="clear" w:color="ffffff" w:themeColor="light1" w:fill="ffffff" w:themeFill="light1"/>
         <w:tcBorders>
           <w:top w:val="single" w:color="000000" w:themeColor="accent5" w:themeTint="90" w:sz="4" w:space="0"/>
-          <w:left w:val="none"/>
-          <w:bottom w:val="none"/>
-          <w:right w:val="none"/>
+          <w:left w:val="none" w:color="000000" w:sz="4" w:space="0"/>
+          <w:bottom w:val="none" w:color="000000" w:sz="4" w:space="0"/>
+          <w:right w:val="none" w:color="000000" w:sz="4" w:space="0"/>
         </w:tcBorders>
       </w:tcPr>
     </w:tblStylePr>
@@ -17380,9 +17731,9 @@
       </w:tcPr>
     </w:tblStylePr>
   </w:style>
-  <w:style w:type="table" w:styleId="67">
+  <w:style w:type="table" w:styleId="769">
     <w:name w:val="Grid Table 7 Colorful - Accent 6"/>
-    <w:basedOn w:val="11"/>
+    <w:basedOn w:val="713"/>
     <w:uiPriority w:val="99"/>
     <w:pPr>
       <w:pBdr/>
@@ -17484,11 +17835,11 @@
         <w:tblBorders/>
       </w:tblPr>
       <w:tcPr>
-        <w:shd w:color="ffffff"/>
+        <w:shd w:val="clear" w:color="ffffff"/>
         <w:tcBorders>
-          <w:top w:val="none"/>
-          <w:left w:val="none"/>
-          <w:bottom w:val="none"/>
+          <w:top w:val="none" w:color="000000" w:sz="4" w:space="0"/>
+          <w:left w:val="none" w:color="000000" w:sz="4" w:space="0"/>
+          <w:bottom w:val="none" w:color="000000" w:sz="4" w:space="0"/>
           <w:right w:val="single" w:color="000000" w:themeColor="accent6" w:themeTint="90" w:sz="4" w:space="0"/>
         </w:tcBorders>
       </w:tcPr>
@@ -17511,10 +17862,10 @@
       <w:tcPr>
         <w:shd w:val="clear" w:color="ffffff" w:themeColor="light1" w:fill="ffffff" w:themeFill="light1"/>
         <w:tcBorders>
-          <w:top w:val="none"/>
-          <w:left w:val="none"/>
+          <w:top w:val="none" w:color="000000" w:sz="4" w:space="0"/>
+          <w:left w:val="none" w:color="000000" w:sz="4" w:space="0"/>
           <w:bottom w:val="single" w:color="000000" w:themeColor="accent6" w:themeTint="90" w:sz="4" w:space="0"/>
-          <w:right w:val="none"/>
+          <w:right w:val="none" w:color="000000" w:sz="4" w:space="0"/>
         </w:tcBorders>
       </w:tcPr>
     </w:tblStylePr>
@@ -17534,12 +17885,12 @@
         <w:tblBorders/>
       </w:tblPr>
       <w:tcPr>
-        <w:shd w:color="ffffff"/>
+        <w:shd w:val="clear" w:color="ffffff"/>
         <w:tcBorders>
-          <w:top w:val="none"/>
+          <w:top w:val="none" w:color="000000" w:sz="4" w:space="0"/>
           <w:left w:val="single" w:color="000000" w:themeColor="accent6" w:themeTint="90" w:sz="4" w:space="0"/>
-          <w:bottom w:val="none"/>
-          <w:right w:val="none"/>
+          <w:bottom w:val="none" w:color="000000" w:sz="4" w:space="0"/>
+          <w:right w:val="none" w:color="000000" w:sz="4" w:space="0"/>
         </w:tcBorders>
       </w:tcPr>
     </w:tblStylePr>
@@ -17562,9 +17913,9 @@
         <w:shd w:val="clear" w:color="ffffff" w:themeColor="light1" w:fill="ffffff" w:themeFill="light1"/>
         <w:tcBorders>
           <w:top w:val="single" w:color="000000" w:themeColor="accent6" w:themeTint="90" w:sz="4" w:space="0"/>
-          <w:left w:val="none"/>
-          <w:bottom w:val="none"/>
-          <w:right w:val="none"/>
+          <w:left w:val="none" w:color="000000" w:sz="4" w:space="0"/>
+          <w:bottom w:val="none" w:color="000000" w:sz="4" w:space="0"/>
+          <w:right w:val="none" w:color="000000" w:sz="4" w:space="0"/>
         </w:tcBorders>
       </w:tcPr>
     </w:tblStylePr>
@@ -17634,9 +17985,9 @@
       </w:tcPr>
     </w:tblStylePr>
   </w:style>
-  <w:style w:type="table" w:styleId="68">
+  <w:style w:type="table" w:styleId="770">
     <w:name w:val="List Table 1 Light"/>
-    <w:basedOn w:val="11"/>
+    <w:basedOn w:val="713"/>
     <w:uiPriority w:val="99"/>
     <w:pPr>
       <w:pBdr/>
@@ -17850,9 +18201,9 @@
       </w:tcPr>
     </w:tblStylePr>
   </w:style>
-  <w:style w:type="table" w:styleId="69">
+  <w:style w:type="table" w:styleId="771">
     <w:name w:val="List Table 1 Light - Accent 1"/>
-    <w:basedOn w:val="11"/>
+    <w:basedOn w:val="713"/>
     <w:uiPriority w:val="99"/>
     <w:pPr>
       <w:pBdr/>
@@ -18066,9 +18417,9 @@
       </w:tcPr>
     </w:tblStylePr>
   </w:style>
-  <w:style w:type="table" w:styleId="70">
+  <w:style w:type="table" w:styleId="772">
     <w:name w:val="List Table 1 Light - Accent 2"/>
-    <w:basedOn w:val="11"/>
+    <w:basedOn w:val="713"/>
     <w:uiPriority w:val="99"/>
     <w:pPr>
       <w:pBdr/>
@@ -18282,9 +18633,9 @@
       </w:tcPr>
     </w:tblStylePr>
   </w:style>
-  <w:style w:type="table" w:styleId="71">
+  <w:style w:type="table" w:styleId="773">
     <w:name w:val="List Table 1 Light - Accent 3"/>
-    <w:basedOn w:val="11"/>
+    <w:basedOn w:val="713"/>
     <w:uiPriority w:val="99"/>
     <w:pPr>
       <w:pBdr/>
@@ -18498,9 +18849,9 @@
       </w:tcPr>
     </w:tblStylePr>
   </w:style>
-  <w:style w:type="table" w:styleId="72">
+  <w:style w:type="table" w:styleId="774">
     <w:name w:val="List Table 1 Light - Accent 4"/>
-    <w:basedOn w:val="11"/>
+    <w:basedOn w:val="713"/>
     <w:uiPriority w:val="99"/>
     <w:pPr>
       <w:pBdr/>
@@ -18714,9 +19065,9 @@
       </w:tcPr>
     </w:tblStylePr>
   </w:style>
-  <w:style w:type="table" w:styleId="73">
+  <w:style w:type="table" w:styleId="775">
     <w:name w:val="List Table 1 Light - Accent 5"/>
-    <w:basedOn w:val="11"/>
+    <w:basedOn w:val="713"/>
     <w:uiPriority w:val="99"/>
     <w:pPr>
       <w:pBdr/>
@@ -18930,9 +19281,9 @@
       </w:tcPr>
     </w:tblStylePr>
   </w:style>
-  <w:style w:type="table" w:styleId="74">
+  <w:style w:type="table" w:styleId="776">
     <w:name w:val="List Table 1 Light - Accent 6"/>
-    <w:basedOn w:val="11"/>
+    <w:basedOn w:val="713"/>
     <w:uiPriority w:val="99"/>
     <w:pPr>
       <w:pBdr/>
@@ -19146,9 +19497,9 @@
       </w:tcPr>
     </w:tblStylePr>
   </w:style>
-  <w:style w:type="table" w:styleId="75">
+  <w:style w:type="table" w:styleId="777">
     <w:name w:val="List Table 2"/>
-    <w:basedOn w:val="11"/>
+    <w:basedOn w:val="713"/>
     <w:uiPriority w:val="99"/>
     <w:pPr>
       <w:pBdr/>
@@ -19384,9 +19735,9 @@
       </w:tcPr>
     </w:tblStylePr>
   </w:style>
-  <w:style w:type="table" w:styleId="76">
+  <w:style w:type="table" w:styleId="778">
     <w:name w:val="List Table 2 - Accent 1"/>
-    <w:basedOn w:val="11"/>
+    <w:basedOn w:val="713"/>
     <w:uiPriority w:val="99"/>
     <w:pPr>
       <w:pBdr/>
@@ -19622,9 +19973,9 @@
       </w:tcPr>
     </w:tblStylePr>
   </w:style>
-  <w:style w:type="table" w:styleId="77">
+  <w:style w:type="table" w:styleId="779">
     <w:name w:val="List Table 2 - Accent 2"/>
-    <w:basedOn w:val="11"/>
+    <w:basedOn w:val="713"/>
     <w:uiPriority w:val="99"/>
     <w:pPr>
       <w:pBdr/>
@@ -19860,9 +20211,9 @@
       </w:tcPr>
     </w:tblStylePr>
   </w:style>
-  <w:style w:type="table" w:styleId="78">
+  <w:style w:type="table" w:styleId="780">
     <w:name w:val="List Table 2 - Accent 3"/>
-    <w:basedOn w:val="11"/>
+    <w:basedOn w:val="713"/>
     <w:uiPriority w:val="99"/>
     <w:pPr>
       <w:pBdr/>
@@ -20098,9 +20449,9 @@
       </w:tcPr>
     </w:tblStylePr>
   </w:style>
-  <w:style w:type="table" w:styleId="79">
+  <w:style w:type="table" w:styleId="781">
     <w:name w:val="List Table 2 - Accent 4"/>
-    <w:basedOn w:val="11"/>
+    <w:basedOn w:val="713"/>
     <w:uiPriority w:val="99"/>
     <w:pPr>
       <w:pBdr/>
@@ -20336,9 +20687,9 @@
       </w:tcPr>
     </w:tblStylePr>
   </w:style>
-  <w:style w:type="table" w:styleId="80">
+  <w:style w:type="table" w:styleId="782">
     <w:name w:val="List Table 2 - Accent 5"/>
-    <w:basedOn w:val="11"/>
+    <w:basedOn w:val="713"/>
     <w:uiPriority w:val="99"/>
     <w:pPr>
       <w:pBdr/>
@@ -20574,9 +20925,9 @@
       </w:tcPr>
     </w:tblStylePr>
   </w:style>
-  <w:style w:type="table" w:styleId="81">
+  <w:style w:type="table" w:styleId="783">
     <w:name w:val="List Table 2 - Accent 6"/>
-    <w:basedOn w:val="11"/>
+    <w:basedOn w:val="713"/>
     <w:uiPriority w:val="99"/>
     <w:pPr>
       <w:pBdr/>
@@ -20812,9 +21163,9 @@
       </w:tcPr>
     </w:tblStylePr>
   </w:style>
-  <w:style w:type="table" w:styleId="82">
+  <w:style w:type="table" w:styleId="784">
     <w:name w:val="List Table 3"/>
-    <w:basedOn w:val="11"/>
+    <w:basedOn w:val="713"/>
     <w:uiPriority w:val="99"/>
     <w:pPr>
       <w:pBdr/>
@@ -21040,9 +21391,9 @@
       </w:tcPr>
     </w:tblStylePr>
   </w:style>
-  <w:style w:type="table" w:styleId="83">
+  <w:style w:type="table" w:styleId="785">
     <w:name w:val="List Table 3 - Accent 1"/>
-    <w:basedOn w:val="11"/>
+    <w:basedOn w:val="713"/>
     <w:uiPriority w:val="99"/>
     <w:pPr>
       <w:pBdr/>
@@ -21268,9 +21619,9 @@
       </w:tcPr>
     </w:tblStylePr>
   </w:style>
-  <w:style w:type="table" w:styleId="84">
+  <w:style w:type="table" w:styleId="786">
     <w:name w:val="List Table 3 - Accent 2"/>
-    <w:basedOn w:val="11"/>
+    <w:basedOn w:val="713"/>
     <w:uiPriority w:val="99"/>
     <w:pPr>
       <w:pBdr/>
@@ -21496,9 +21847,9 @@
       </w:tcPr>
     </w:tblStylePr>
   </w:style>
-  <w:style w:type="table" w:styleId="85">
+  <w:style w:type="table" w:styleId="787">
     <w:name w:val="List Table 3 - Accent 3"/>
-    <w:basedOn w:val="11"/>
+    <w:basedOn w:val="713"/>
     <w:uiPriority w:val="99"/>
     <w:pPr>
       <w:pBdr/>
@@ -21724,9 +22075,9 @@
       </w:tcPr>
     </w:tblStylePr>
   </w:style>
-  <w:style w:type="table" w:styleId="86">
+  <w:style w:type="table" w:styleId="788">
     <w:name w:val="List Table 3 - Accent 4"/>
-    <w:basedOn w:val="11"/>
+    <w:basedOn w:val="713"/>
     <w:uiPriority w:val="99"/>
     <w:pPr>
       <w:pBdr/>
@@ -21952,9 +22303,9 @@
       </w:tcPr>
     </w:tblStylePr>
   </w:style>
-  <w:style w:type="table" w:styleId="87">
+  <w:style w:type="table" w:styleId="789">
     <w:name w:val="List Table 3 - Accent 5"/>
-    <w:basedOn w:val="11"/>
+    <w:basedOn w:val="713"/>
     <w:uiPriority w:val="99"/>
     <w:pPr>
       <w:pBdr/>
@@ -22180,9 +22531,9 @@
       </w:tcPr>
     </w:tblStylePr>
   </w:style>
-  <w:style w:type="table" w:styleId="88">
+  <w:style w:type="table" w:styleId="790">
     <w:name w:val="List Table 3 - Accent 6"/>
-    <w:basedOn w:val="11"/>
+    <w:basedOn w:val="713"/>
     <w:uiPriority w:val="99"/>
     <w:pPr>
       <w:pBdr/>
@@ -22408,9 +22759,9 @@
       </w:tcPr>
     </w:tblStylePr>
   </w:style>
-  <w:style w:type="table" w:styleId="89">
+  <w:style w:type="table" w:styleId="791">
     <w:name w:val="List Table 4"/>
-    <w:basedOn w:val="11"/>
+    <w:basedOn w:val="713"/>
     <w:uiPriority w:val="99"/>
     <w:pPr>
       <w:pBdr/>
@@ -22633,9 +22984,9 @@
       </w:tcPr>
     </w:tblStylePr>
   </w:style>
-  <w:style w:type="table" w:styleId="90">
+  <w:style w:type="table" w:styleId="792">
     <w:name w:val="List Table 4 - Accent 1"/>
-    <w:basedOn w:val="11"/>
+    <w:basedOn w:val="713"/>
     <w:uiPriority w:val="99"/>
     <w:pPr>
       <w:pBdr/>
@@ -22858,9 +23209,9 @@
       </w:tcPr>
     </w:tblStylePr>
   </w:style>
-  <w:style w:type="table" w:styleId="91">
+  <w:style w:type="table" w:styleId="793">
     <w:name w:val="List Table 4 - Accent 2"/>
-    <w:basedOn w:val="11"/>
+    <w:basedOn w:val="713"/>
     <w:uiPriority w:val="99"/>
     <w:pPr>
       <w:pBdr/>
@@ -23083,9 +23434,9 @@
       </w:tcPr>
     </w:tblStylePr>
   </w:style>
-  <w:style w:type="table" w:styleId="92">
+  <w:style w:type="table" w:styleId="794">
     <w:name w:val="List Table 4 - Accent 3"/>
-    <w:basedOn w:val="11"/>
+    <w:basedOn w:val="713"/>
     <w:uiPriority w:val="99"/>
     <w:pPr>
       <w:pBdr/>
@@ -23308,9 +23659,9 @@
       </w:tcPr>
     </w:tblStylePr>
   </w:style>
-  <w:style w:type="table" w:styleId="93">
+  <w:style w:type="table" w:styleId="795">
     <w:name w:val="List Table 4 - Accent 4"/>
-    <w:basedOn w:val="11"/>
+    <w:basedOn w:val="713"/>
     <w:uiPriority w:val="99"/>
     <w:pPr>
       <w:pBdr/>
@@ -23533,9 +23884,9 @@
       </w:tcPr>
     </w:tblStylePr>
   </w:style>
-  <w:style w:type="table" w:styleId="94">
+  <w:style w:type="table" w:styleId="796">
     <w:name w:val="List Table 4 - Accent 5"/>
-    <w:basedOn w:val="11"/>
+    <w:basedOn w:val="713"/>
     <w:uiPriority w:val="99"/>
     <w:pPr>
       <w:pBdr/>
@@ -23758,9 +24109,9 @@
       </w:tcPr>
     </w:tblStylePr>
   </w:style>
-  <w:style w:type="table" w:styleId="95">
+  <w:style w:type="table" w:styleId="797">
     <w:name w:val="List Table 4 - Accent 6"/>
-    <w:basedOn w:val="11"/>
+    <w:basedOn w:val="713"/>
     <w:uiPriority w:val="99"/>
     <w:pPr>
       <w:pBdr/>
@@ -23983,9 +24334,9 @@
       </w:tcPr>
     </w:tblStylePr>
   </w:style>
-  <w:style w:type="table" w:styleId="96">
+  <w:style w:type="table" w:styleId="798">
     <w:name w:val="List Table 5 Dark"/>
-    <w:basedOn w:val="11"/>
+    <w:basedOn w:val="713"/>
     <w:uiPriority w:val="99"/>
     <w:pPr>
       <w:pBdr/>
@@ -24225,9 +24576,9 @@
       </w:tcPr>
     </w:tblStylePr>
   </w:style>
-  <w:style w:type="table" w:styleId="97">
+  <w:style w:type="table" w:styleId="799">
     <w:name w:val="List Table 5 Dark - Accent 1"/>
-    <w:basedOn w:val="11"/>
+    <w:basedOn w:val="713"/>
     <w:uiPriority w:val="99"/>
     <w:pPr>
       <w:pBdr/>
@@ -24467,9 +24818,9 @@
       </w:tcPr>
     </w:tblStylePr>
   </w:style>
-  <w:style w:type="table" w:styleId="98">
+  <w:style w:type="table" w:styleId="800">
     <w:name w:val="List Table 5 Dark - Accent 2"/>
-    <w:basedOn w:val="11"/>
+    <w:basedOn w:val="713"/>
     <w:uiPriority w:val="99"/>
     <w:pPr>
       <w:pBdr/>
@@ -24709,9 +25060,9 @@
       </w:tcPr>
     </w:tblStylePr>
   </w:style>
-  <w:style w:type="table" w:styleId="99">
+  <w:style w:type="table" w:styleId="801">
     <w:name w:val="List Table 5 Dark - Accent 3"/>
-    <w:basedOn w:val="11"/>
+    <w:basedOn w:val="713"/>
     <w:uiPriority w:val="99"/>
     <w:pPr>
       <w:pBdr/>
@@ -24951,9 +25302,9 @@
       </w:tcPr>
     </w:tblStylePr>
   </w:style>
-  <w:style w:type="table" w:styleId="100">
+  <w:style w:type="table" w:styleId="802">
     <w:name w:val="List Table 5 Dark - Accent 4"/>
-    <w:basedOn w:val="11"/>
+    <w:basedOn w:val="713"/>
     <w:uiPriority w:val="99"/>
     <w:pPr>
       <w:pBdr/>
@@ -25193,9 +25544,9 @@
       </w:tcPr>
     </w:tblStylePr>
   </w:style>
-  <w:style w:type="table" w:styleId="101">
+  <w:style w:type="table" w:styleId="803">
     <w:name w:val="List Table 5 Dark - Accent 5"/>
-    <w:basedOn w:val="11"/>
+    <w:basedOn w:val="713"/>
     <w:uiPriority w:val="99"/>
     <w:pPr>
       <w:pBdr/>
@@ -25435,9 +25786,9 @@
       </w:tcPr>
     </w:tblStylePr>
   </w:style>
-  <w:style w:type="table" w:styleId="102">
+  <w:style w:type="table" w:styleId="804">
     <w:name w:val="List Table 5 Dark - Accent 6"/>
-    <w:basedOn w:val="11"/>
+    <w:basedOn w:val="713"/>
     <w:uiPriority w:val="99"/>
     <w:pPr>
       <w:pBdr/>
@@ -25677,9 +26028,9 @@
       </w:tcPr>
     </w:tblStylePr>
   </w:style>
-  <w:style w:type="table" w:styleId="103">
+  <w:style w:type="table" w:styleId="805">
     <w:name w:val="List Table 6 Colorful"/>
-    <w:basedOn w:val="11"/>
+    <w:basedOn w:val="713"/>
     <w:uiPriority w:val="99"/>
     <w:pPr>
       <w:pBdr/>
@@ -25900,9 +26251,9 @@
       </w:tcPr>
     </w:tblStylePr>
   </w:style>
-  <w:style w:type="table" w:styleId="104">
+  <w:style w:type="table" w:styleId="806">
     <w:name w:val="List Table 6 Colorful - Accent 1"/>
-    <w:basedOn w:val="11"/>
+    <w:basedOn w:val="713"/>
     <w:uiPriority w:val="99"/>
     <w:pPr>
       <w:pBdr/>
@@ -26123,9 +26474,9 @@
       </w:tcPr>
     </w:tblStylePr>
   </w:style>
-  <w:style w:type="table" w:styleId="105">
+  <w:style w:type="table" w:styleId="807">
     <w:name w:val="List Table 6 Colorful - Accent 2"/>
-    <w:basedOn w:val="11"/>
+    <w:basedOn w:val="713"/>
     <w:uiPriority w:val="99"/>
     <w:pPr>
       <w:pBdr/>
@@ -26346,9 +26697,9 @@
       </w:tcPr>
     </w:tblStylePr>
   </w:style>
-  <w:style w:type="table" w:styleId="106">
+  <w:style w:type="table" w:styleId="808">
     <w:name w:val="List Table 6 Colorful - Accent 3"/>
-    <w:basedOn w:val="11"/>
+    <w:basedOn w:val="713"/>
     <w:uiPriority w:val="99"/>
     <w:pPr>
       <w:pBdr/>
@@ -26569,9 +26920,9 @@
       </w:tcPr>
     </w:tblStylePr>
   </w:style>
-  <w:style w:type="table" w:styleId="107">
+  <w:style w:type="table" w:styleId="809">
     <w:name w:val="List Table 6 Colorful - Accent 4"/>
-    <w:basedOn w:val="11"/>
+    <w:basedOn w:val="713"/>
     <w:uiPriority w:val="99"/>
     <w:pPr>
       <w:pBdr/>
@@ -26792,9 +27143,9 @@
       </w:tcPr>
     </w:tblStylePr>
   </w:style>
-  <w:style w:type="table" w:styleId="108">
+  <w:style w:type="table" w:styleId="810">
     <w:name w:val="List Table 6 Colorful - Accent 5"/>
-    <w:basedOn w:val="11"/>
+    <w:basedOn w:val="713"/>
     <w:uiPriority w:val="99"/>
     <w:pPr>
       <w:pBdr/>
@@ -27015,9 +27366,9 @@
       </w:tcPr>
     </w:tblStylePr>
   </w:style>
-  <w:style w:type="table" w:styleId="109">
+  <w:style w:type="table" w:styleId="811">
     <w:name w:val="List Table 6 Colorful - Accent 6"/>
-    <w:basedOn w:val="11"/>
+    <w:basedOn w:val="713"/>
     <w:uiPriority w:val="99"/>
     <w:pPr>
       <w:pBdr/>
@@ -27238,9 +27589,9 @@
       </w:tcPr>
     </w:tblStylePr>
   </w:style>
-  <w:style w:type="table" w:styleId="110">
+  <w:style w:type="table" w:styleId="812">
     <w:name w:val="List Table 7 Colorful"/>
-    <w:basedOn w:val="11"/>
+    <w:basedOn w:val="713"/>
     <w:uiPriority w:val="99"/>
     <w:pPr>
       <w:pBdr/>
@@ -27339,11 +27690,11 @@
         <w:tblBorders/>
       </w:tblPr>
       <w:tcPr>
-        <w:shd w:color="ffffff"/>
+        <w:shd w:val="clear" w:color="ffffff"/>
         <w:tcBorders>
-          <w:top w:val="none"/>
-          <w:left w:val="none"/>
-          <w:bottom w:val="none"/>
+          <w:top w:val="none" w:color="000000" w:sz="4" w:space="0"/>
+          <w:left w:val="none" w:color="000000" w:sz="4" w:space="0"/>
+          <w:bottom w:val="none" w:color="000000" w:sz="4" w:space="0"/>
           <w:right w:val="single" w:color="000000" w:themeColor="text1" w:themeTint="80" w:sz="4" w:space="0"/>
         </w:tcBorders>
       </w:tcPr>
@@ -27366,10 +27717,10 @@
       <w:tcPr>
         <w:shd w:val="clear" w:color="ffffff" w:themeColor="light1" w:fill="ffffff" w:themeFill="light1"/>
         <w:tcBorders>
-          <w:top w:val="none"/>
-          <w:left w:val="none"/>
+          <w:top w:val="none" w:color="000000" w:sz="4" w:space="0"/>
+          <w:left w:val="none" w:color="000000" w:sz="4" w:space="0"/>
           <w:bottom w:val="single" w:color="000000" w:themeColor="text1" w:themeTint="80" w:sz="4" w:space="0"/>
-          <w:right w:val="none"/>
+          <w:right w:val="none" w:color="000000" w:sz="4" w:space="0"/>
         </w:tcBorders>
       </w:tcPr>
     </w:tblStylePr>
@@ -27389,12 +27740,12 @@
         <w:tblBorders/>
       </w:tblPr>
       <w:tcPr>
-        <w:shd w:color="ffffff"/>
+        <w:shd w:val="clear" w:color="ffffff"/>
         <w:tcBorders>
-          <w:top w:val="none"/>
+          <w:top w:val="none" w:color="000000" w:sz="4" w:space="0"/>
           <w:left w:val="single" w:color="000000" w:themeColor="text1" w:themeTint="80" w:sz="4" w:space="0"/>
-          <w:bottom w:val="none"/>
-          <w:right w:val="none"/>
+          <w:bottom w:val="none" w:color="000000" w:sz="4" w:space="0"/>
+          <w:right w:val="none" w:color="000000" w:sz="4" w:space="0"/>
         </w:tcBorders>
       </w:tcPr>
     </w:tblStylePr>
@@ -27417,9 +27768,9 @@
         <w:shd w:val="clear" w:color="ffffff" w:themeColor="light1" w:fill="ffffff" w:themeFill="light1"/>
         <w:tcBorders>
           <w:top w:val="single" w:color="000000" w:themeColor="text1" w:themeTint="80" w:sz="4" w:space="0"/>
-          <w:left w:val="none"/>
-          <w:bottom w:val="none"/>
-          <w:right w:val="none"/>
+          <w:left w:val="none" w:color="000000" w:sz="4" w:space="0"/>
+          <w:bottom w:val="none" w:color="000000" w:sz="4" w:space="0"/>
+          <w:right w:val="none" w:color="000000" w:sz="4" w:space="0"/>
         </w:tcBorders>
       </w:tcPr>
     </w:tblStylePr>
@@ -27494,9 +27845,9 @@
       </w:tcPr>
     </w:tblStylePr>
   </w:style>
-  <w:style w:type="table" w:styleId="111">
+  <w:style w:type="table" w:styleId="813">
     <w:name w:val="List Table 7 Colorful - Accent 1"/>
-    <w:basedOn w:val="11"/>
+    <w:basedOn w:val="713"/>
     <w:uiPriority w:val="99"/>
     <w:pPr>
       <w:pBdr/>
@@ -27595,11 +27946,11 @@
         <w:tblBorders/>
       </w:tblPr>
       <w:tcPr>
-        <w:shd w:color="ffffff"/>
+        <w:shd w:val="clear" w:color="ffffff"/>
         <w:tcBorders>
-          <w:top w:val="none"/>
-          <w:left w:val="none"/>
-          <w:bottom w:val="none"/>
+          <w:top w:val="none" w:color="000000" w:sz="4" w:space="0"/>
+          <w:left w:val="none" w:color="000000" w:sz="4" w:space="0"/>
+          <w:bottom w:val="none" w:color="000000" w:sz="4" w:space="0"/>
           <w:right w:val="single" w:color="000000" w:themeColor="accent1" w:sz="4" w:space="0"/>
         </w:tcBorders>
       </w:tcPr>
@@ -27622,10 +27973,10 @@
       <w:tcPr>
         <w:shd w:val="clear" w:color="ffffff" w:themeColor="light1" w:fill="ffffff" w:themeFill="light1"/>
         <w:tcBorders>
-          <w:top w:val="none"/>
-          <w:left w:val="none"/>
+          <w:top w:val="none" w:color="000000" w:sz="4" w:space="0"/>
+          <w:left w:val="none" w:color="000000" w:sz="4" w:space="0"/>
           <w:bottom w:val="single" w:color="000000" w:themeColor="accent1" w:sz="4" w:space="0"/>
-          <w:right w:val="none"/>
+          <w:right w:val="none" w:color="000000" w:sz="4" w:space="0"/>
         </w:tcBorders>
       </w:tcPr>
     </w:tblStylePr>
@@ -27645,12 +27996,12 @@
         <w:tblBorders/>
       </w:tblPr>
       <w:tcPr>
-        <w:shd w:color="ffffff"/>
+        <w:shd w:val="clear" w:color="ffffff"/>
         <w:tcBorders>
-          <w:top w:val="none"/>
+          <w:top w:val="none" w:color="000000" w:sz="4" w:space="0"/>
           <w:left w:val="single" w:color="000000" w:themeColor="accent1" w:sz="4" w:space="0"/>
-          <w:bottom w:val="none"/>
-          <w:right w:val="none"/>
+          <w:bottom w:val="none" w:color="000000" w:sz="4" w:space="0"/>
+          <w:right w:val="none" w:color="000000" w:sz="4" w:space="0"/>
         </w:tcBorders>
       </w:tcPr>
     </w:tblStylePr>
@@ -27673,9 +28024,9 @@
         <w:shd w:val="clear" w:color="ffffff" w:themeColor="light1" w:fill="ffffff" w:themeFill="light1"/>
         <w:tcBorders>
           <w:top w:val="single" w:color="000000" w:themeColor="accent1" w:sz="4" w:space="0"/>
-          <w:left w:val="none"/>
-          <w:bottom w:val="none"/>
-          <w:right w:val="none"/>
+          <w:left w:val="none" w:color="000000" w:sz="4" w:space="0"/>
+          <w:bottom w:val="none" w:color="000000" w:sz="4" w:space="0"/>
+          <w:right w:val="none" w:color="000000" w:sz="4" w:space="0"/>
         </w:tcBorders>
       </w:tcPr>
     </w:tblStylePr>
@@ -27750,9 +28101,9 @@
       </w:tcPr>
     </w:tblStylePr>
   </w:style>
-  <w:style w:type="table" w:styleId="112">
+  <w:style w:type="table" w:styleId="814">
     <w:name w:val="List Table 7 Colorful - Accent 2"/>
-    <w:basedOn w:val="11"/>
+    <w:basedOn w:val="713"/>
     <w:uiPriority w:val="99"/>
     <w:pPr>
       <w:pBdr/>
@@ -27851,11 +28202,11 @@
         <w:tblBorders/>
       </w:tblPr>
       <w:tcPr>
-        <w:shd w:color="ffffff"/>
+        <w:shd w:val="clear" w:color="ffffff"/>
         <w:tcBorders>
-          <w:top w:val="none"/>
-          <w:left w:val="none"/>
-          <w:bottom w:val="none"/>
+          <w:top w:val="none" w:color="000000" w:sz="4" w:space="0"/>
+          <w:left w:val="none" w:color="000000" w:sz="4" w:space="0"/>
+          <w:bottom w:val="none" w:color="000000" w:sz="4" w:space="0"/>
           <w:right w:val="single" w:color="000000" w:themeColor="accent2" w:themeTint="97" w:sz="4" w:space="0"/>
         </w:tcBorders>
       </w:tcPr>
@@ -27878,10 +28229,10 @@
       <w:tcPr>
         <w:shd w:val="clear" w:color="ffffff" w:themeColor="light1" w:fill="ffffff" w:themeFill="light1"/>
         <w:tcBorders>
-          <w:top w:val="none"/>
-          <w:left w:val="none"/>
+          <w:top w:val="none" w:color="000000" w:sz="4" w:space="0"/>
+          <w:left w:val="none" w:color="000000" w:sz="4" w:space="0"/>
           <w:bottom w:val="single" w:color="000000" w:themeColor="accent2" w:themeTint="97" w:sz="4" w:space="0"/>
-          <w:right w:val="none"/>
+          <w:right w:val="none" w:color="000000" w:sz="4" w:space="0"/>
         </w:tcBorders>
       </w:tcPr>
     </w:tblStylePr>
@@ -27901,12 +28252,12 @@
         <w:tblBorders/>
       </w:tblPr>
       <w:tcPr>
-        <w:shd w:color="ffffff"/>
+        <w:shd w:val="clear" w:color="ffffff"/>
         <w:tcBorders>
-          <w:top w:val="none"/>
+          <w:top w:val="none" w:color="000000" w:sz="4" w:space="0"/>
           <w:left w:val="single" w:color="000000" w:themeColor="accent2" w:themeTint="97" w:sz="4" w:space="0"/>
-          <w:bottom w:val="none"/>
-          <w:right w:val="none"/>
+          <w:bottom w:val="none" w:color="000000" w:sz="4" w:space="0"/>
+          <w:right w:val="none" w:color="000000" w:sz="4" w:space="0"/>
         </w:tcBorders>
       </w:tcPr>
     </w:tblStylePr>
@@ -27929,9 +28280,9 @@
         <w:shd w:val="clear" w:color="ffffff" w:themeColor="light1" w:fill="ffffff" w:themeFill="light1"/>
         <w:tcBorders>
           <w:top w:val="single" w:color="000000" w:themeColor="accent2" w:themeTint="97" w:sz="4" w:space="0"/>
-          <w:left w:val="none"/>
-          <w:bottom w:val="none"/>
-          <w:right w:val="none"/>
+          <w:left w:val="none" w:color="000000" w:sz="4" w:space="0"/>
+          <w:bottom w:val="none" w:color="000000" w:sz="4" w:space="0"/>
+          <w:right w:val="none" w:color="000000" w:sz="4" w:space="0"/>
         </w:tcBorders>
       </w:tcPr>
     </w:tblStylePr>
@@ -28006,9 +28357,9 @@
       </w:tcPr>
     </w:tblStylePr>
   </w:style>
-  <w:style w:type="table" w:styleId="113">
+  <w:style w:type="table" w:styleId="815">
     <w:name w:val="List Table 7 Colorful - Accent 3"/>
-    <w:basedOn w:val="11"/>
+    <w:basedOn w:val="713"/>
     <w:uiPriority w:val="99"/>
     <w:pPr>
       <w:pBdr/>
@@ -28107,11 +28458,11 @@
         <w:tblBorders/>
       </w:tblPr>
       <w:tcPr>
-        <w:shd w:color="ffffff"/>
+        <w:shd w:val="clear" w:color="ffffff"/>
         <w:tcBorders>
-          <w:top w:val="none"/>
-          <w:left w:val="none"/>
-          <w:bottom w:val="none"/>
+          <w:top w:val="none" w:color="000000" w:sz="4" w:space="0"/>
+          <w:left w:val="none" w:color="000000" w:sz="4" w:space="0"/>
+          <w:bottom w:val="none" w:color="000000" w:sz="4" w:space="0"/>
           <w:right w:val="single" w:color="000000" w:themeColor="accent3" w:themeTint="98" w:sz="4" w:space="0"/>
         </w:tcBorders>
       </w:tcPr>
@@ -28134,10 +28485,10 @@
       <w:tcPr>
         <w:shd w:val="clear" w:color="ffffff" w:themeColor="light1" w:fill="ffffff" w:themeFill="light1"/>
         <w:tcBorders>
-          <w:top w:val="none"/>
-          <w:left w:val="none"/>
+          <w:top w:val="none" w:color="000000" w:sz="4" w:space="0"/>
+          <w:left w:val="none" w:color="000000" w:sz="4" w:space="0"/>
           <w:bottom w:val="single" w:color="000000" w:themeColor="accent3" w:themeTint="98" w:sz="4" w:space="0"/>
-          <w:right w:val="none"/>
+          <w:right w:val="none" w:color="000000" w:sz="4" w:space="0"/>
         </w:tcBorders>
       </w:tcPr>
     </w:tblStylePr>
@@ -28157,12 +28508,12 @@
         <w:tblBorders/>
       </w:tblPr>
       <w:tcPr>
-        <w:shd w:color="ffffff"/>
+        <w:shd w:val="clear" w:color="ffffff"/>
         <w:tcBorders>
-          <w:top w:val="none"/>
+          <w:top w:val="none" w:color="000000" w:sz="4" w:space="0"/>
           <w:left w:val="single" w:color="000000" w:themeColor="accent3" w:themeTint="98" w:sz="4" w:space="0"/>
-          <w:bottom w:val="none"/>
-          <w:right w:val="none"/>
+          <w:bottom w:val="none" w:color="000000" w:sz="4" w:space="0"/>
+          <w:right w:val="none" w:color="000000" w:sz="4" w:space="0"/>
         </w:tcBorders>
       </w:tcPr>
     </w:tblStylePr>
@@ -28185,9 +28536,9 @@
         <w:shd w:val="clear" w:color="ffffff" w:themeColor="light1" w:fill="ffffff" w:themeFill="light1"/>
         <w:tcBorders>
           <w:top w:val="single" w:color="000000" w:themeColor="accent3" w:themeTint="98" w:sz="4" w:space="0"/>
-          <w:left w:val="none"/>
-          <w:bottom w:val="none"/>
-          <w:right w:val="none"/>
+          <w:left w:val="none" w:color="000000" w:sz="4" w:space="0"/>
+          <w:bottom w:val="none" w:color="000000" w:sz="4" w:space="0"/>
+          <w:right w:val="none" w:color="000000" w:sz="4" w:space="0"/>
         </w:tcBorders>
       </w:tcPr>
     </w:tblStylePr>
@@ -28262,9 +28613,9 @@
       </w:tcPr>
     </w:tblStylePr>
   </w:style>
-  <w:style w:type="table" w:styleId="114">
+  <w:style w:type="table" w:styleId="816">
     <w:name w:val="List Table 7 Colorful - Accent 4"/>
-    <w:basedOn w:val="11"/>
+    <w:basedOn w:val="713"/>
     <w:uiPriority w:val="99"/>
     <w:pPr>
       <w:pBdr/>
@@ -28363,11 +28714,11 @@
         <w:tblBorders/>
       </w:tblPr>
       <w:tcPr>
-        <w:shd w:color="ffffff"/>
+        <w:shd w:val="clear" w:color="ffffff"/>
         <w:tcBorders>
-          <w:top w:val="none"/>
-          <w:left w:val="none"/>
-          <w:bottom w:val="none"/>
+          <w:top w:val="none" w:color="000000" w:sz="4" w:space="0"/>
+          <w:left w:val="none" w:color="000000" w:sz="4" w:space="0"/>
+          <w:bottom w:val="none" w:color="000000" w:sz="4" w:space="0"/>
           <w:right w:val="single" w:color="000000" w:themeColor="accent4" w:themeTint="9A" w:sz="4" w:space="0"/>
         </w:tcBorders>
       </w:tcPr>
@@ -28390,10 +28741,10 @@
       <w:tcPr>
         <w:shd w:val="clear" w:color="ffffff" w:themeColor="light1" w:fill="ffffff" w:themeFill="light1"/>
         <w:tcBorders>
-          <w:top w:val="none"/>
-          <w:left w:val="none"/>
+          <w:top w:val="none" w:color="000000" w:sz="4" w:space="0"/>
+          <w:left w:val="none" w:color="000000" w:sz="4" w:space="0"/>
           <w:bottom w:val="single" w:color="000000" w:themeColor="accent4" w:themeTint="9A" w:sz="4" w:space="0"/>
-          <w:right w:val="none"/>
+          <w:right w:val="none" w:color="000000" w:sz="4" w:space="0"/>
         </w:tcBorders>
       </w:tcPr>
     </w:tblStylePr>
@@ -28413,12 +28764,12 @@
         <w:tblBorders/>
       </w:tblPr>
       <w:tcPr>
-        <w:shd w:color="ffffff"/>
+        <w:shd w:val="clear" w:color="ffffff"/>
         <w:tcBorders>
-          <w:top w:val="none"/>
+          <w:top w:val="none" w:color="000000" w:sz="4" w:space="0"/>
           <w:left w:val="single" w:color="000000" w:themeColor="accent4" w:themeTint="9A" w:sz="4" w:space="0"/>
-          <w:bottom w:val="none"/>
-          <w:right w:val="none"/>
+          <w:bottom w:val="none" w:color="000000" w:sz="4" w:space="0"/>
+          <w:right w:val="none" w:color="000000" w:sz="4" w:space="0"/>
         </w:tcBorders>
       </w:tcPr>
     </w:tblStylePr>
@@ -28441,9 +28792,9 @@
         <w:shd w:val="clear" w:color="ffffff" w:themeColor="light1" w:fill="ffffff" w:themeFill="light1"/>
         <w:tcBorders>
           <w:top w:val="single" w:color="000000" w:themeColor="accent4" w:themeTint="9A" w:sz="4" w:space="0"/>
-          <w:left w:val="none"/>
-          <w:bottom w:val="none"/>
-          <w:right w:val="none"/>
+          <w:left w:val="none" w:color="000000" w:sz="4" w:space="0"/>
+          <w:bottom w:val="none" w:color="000000" w:sz="4" w:space="0"/>
+          <w:right w:val="none" w:color="000000" w:sz="4" w:space="0"/>
         </w:tcBorders>
       </w:tcPr>
     </w:tblStylePr>
@@ -28518,9 +28869,9 @@
       </w:tcPr>
     </w:tblStylePr>
   </w:style>
-  <w:style w:type="table" w:styleId="115">
+  <w:style w:type="table" w:styleId="817">
     <w:name w:val="List Table 7 Colorful - Accent 5"/>
-    <w:basedOn w:val="11"/>
+    <w:basedOn w:val="713"/>
     <w:uiPriority w:val="99"/>
     <w:pPr>
       <w:pBdr/>
@@ -28619,11 +28970,11 @@
         <w:tblBorders/>
       </w:tblPr>
       <w:tcPr>
-        <w:shd w:color="ffffff"/>
+        <w:shd w:val="clear" w:color="ffffff"/>
         <w:tcBorders>
-          <w:top w:val="none"/>
-          <w:left w:val="none"/>
-          <w:bottom w:val="none"/>
+          <w:top w:val="none" w:color="000000" w:sz="4" w:space="0"/>
+          <w:left w:val="none" w:color="000000" w:sz="4" w:space="0"/>
+          <w:bottom w:val="none" w:color="000000" w:sz="4" w:space="0"/>
           <w:right w:val="single" w:color="000000" w:themeColor="accent5" w:themeTint="9A" w:sz="4" w:space="0"/>
         </w:tcBorders>
       </w:tcPr>
@@ -28646,10 +28997,10 @@
       <w:tcPr>
         <w:shd w:val="clear" w:color="ffffff" w:themeColor="light1" w:fill="ffffff" w:themeFill="light1"/>
         <w:tcBorders>
-          <w:top w:val="none"/>
-          <w:left w:val="none"/>
+          <w:top w:val="none" w:color="000000" w:sz="4" w:space="0"/>
+          <w:left w:val="none" w:color="000000" w:sz="4" w:space="0"/>
           <w:bottom w:val="single" w:color="000000" w:themeColor="accent5" w:themeTint="9A" w:sz="4" w:space="0"/>
-          <w:right w:val="none"/>
+          <w:right w:val="none" w:color="000000" w:sz="4" w:space="0"/>
         </w:tcBorders>
       </w:tcPr>
     </w:tblStylePr>
@@ -28669,12 +29020,12 @@
         <w:tblBorders/>
       </w:tblPr>
       <w:tcPr>
-        <w:shd w:color="ffffff"/>
+        <w:shd w:val="clear" w:color="ffffff"/>
         <w:tcBorders>
-          <w:top w:val="none"/>
+          <w:top w:val="none" w:color="000000" w:sz="4" w:space="0"/>
           <w:left w:val="single" w:color="000000" w:themeColor="accent5" w:themeTint="9A" w:sz="4" w:space="0"/>
-          <w:bottom w:val="none"/>
-          <w:right w:val="none"/>
+          <w:bottom w:val="none" w:color="000000" w:sz="4" w:space="0"/>
+          <w:right w:val="none" w:color="000000" w:sz="4" w:space="0"/>
         </w:tcBorders>
       </w:tcPr>
     </w:tblStylePr>
@@ -28697,9 +29048,9 @@
         <w:shd w:val="clear" w:color="ffffff" w:themeColor="light1" w:fill="ffffff" w:themeFill="light1"/>
         <w:tcBorders>
           <w:top w:val="single" w:color="000000" w:themeColor="accent5" w:themeTint="9A" w:sz="4" w:space="0"/>
-          <w:left w:val="none"/>
-          <w:bottom w:val="none"/>
-          <w:right w:val="none"/>
+          <w:left w:val="none" w:color="000000" w:sz="4" w:space="0"/>
+          <w:bottom w:val="none" w:color="000000" w:sz="4" w:space="0"/>
+          <w:right w:val="none" w:color="000000" w:sz="4" w:space="0"/>
         </w:tcBorders>
       </w:tcPr>
     </w:tblStylePr>
@@ -28774,9 +29125,9 @@
       </w:tcPr>
     </w:tblStylePr>
   </w:style>
-  <w:style w:type="table" w:styleId="116">
+  <w:style w:type="table" w:styleId="818">
     <w:name w:val="List Table 7 Colorful - Accent 6"/>
-    <w:basedOn w:val="11"/>
+    <w:basedOn w:val="713"/>
     <w:uiPriority w:val="99"/>
     <w:pPr>
       <w:pBdr/>
@@ -28875,11 +29226,11 @@
         <w:tblBorders/>
       </w:tblPr>
       <w:tcPr>
-        <w:shd w:color="ffffff"/>
+        <w:shd w:val="clear" w:color="ffffff"/>
         <w:tcBorders>
-          <w:top w:val="none"/>
-          <w:left w:val="none"/>
-          <w:bottom w:val="none"/>
+          <w:top w:val="none" w:color="000000" w:sz="4" w:space="0"/>
+          <w:left w:val="none" w:color="000000" w:sz="4" w:space="0"/>
+          <w:bottom w:val="none" w:color="000000" w:sz="4" w:space="0"/>
           <w:right w:val="single" w:color="000000" w:themeColor="accent6" w:themeTint="98" w:sz="4" w:space="0"/>
         </w:tcBorders>
       </w:tcPr>
@@ -28902,10 +29253,10 @@
       <w:tcPr>
         <w:shd w:val="clear" w:color="ffffff" w:themeColor="light1" w:fill="ffffff" w:themeFill="light1"/>
         <w:tcBorders>
-          <w:top w:val="none"/>
-          <w:left w:val="none"/>
+          <w:top w:val="none" w:color="000000" w:sz="4" w:space="0"/>
+          <w:left w:val="none" w:color="000000" w:sz="4" w:space="0"/>
           <w:bottom w:val="single" w:color="000000" w:themeColor="accent6" w:themeTint="98" w:sz="4" w:space="0"/>
-          <w:right w:val="none"/>
+          <w:right w:val="none" w:color="000000" w:sz="4" w:space="0"/>
         </w:tcBorders>
       </w:tcPr>
     </w:tblStylePr>
@@ -28925,12 +29276,12 @@
         <w:tblBorders/>
       </w:tblPr>
       <w:tcPr>
-        <w:shd w:color="ffffff"/>
+        <w:shd w:val="clear" w:color="ffffff"/>
         <w:tcBorders>
-          <w:top w:val="none"/>
+          <w:top w:val="none" w:color="000000" w:sz="4" w:space="0"/>
           <w:left w:val="single" w:color="000000" w:themeColor="accent6" w:themeTint="98" w:sz="4" w:space="0"/>
-          <w:bottom w:val="none"/>
-          <w:right w:val="none"/>
+          <w:bottom w:val="none" w:color="000000" w:sz="4" w:space="0"/>
+          <w:right w:val="none" w:color="000000" w:sz="4" w:space="0"/>
         </w:tcBorders>
       </w:tcPr>
     </w:tblStylePr>
@@ -28953,9 +29304,9 @@
         <w:shd w:val="clear" w:color="ffffff" w:themeColor="light1" w:fill="ffffff" w:themeFill="light1"/>
         <w:tcBorders>
           <w:top w:val="single" w:color="000000" w:themeColor="accent6" w:themeTint="98" w:sz="4" w:space="0"/>
-          <w:left w:val="none"/>
-          <w:bottom w:val="none"/>
-          <w:right w:val="none"/>
+          <w:left w:val="none" w:color="000000" w:sz="4" w:space="0"/>
+          <w:bottom w:val="none" w:color="000000" w:sz="4" w:space="0"/>
+          <w:right w:val="none" w:color="000000" w:sz="4" w:space="0"/>
         </w:tcBorders>
       </w:tcPr>
     </w:tblStylePr>
@@ -29030,9 +29381,9 @@
       </w:tcPr>
     </w:tblStylePr>
   </w:style>
-  <w:style w:type="table" w:styleId="117">
+  <w:style w:type="table" w:styleId="819">
     <w:name w:val="Lined - Accent"/>
-    <w:basedOn w:val="11"/>
+    <w:basedOn w:val="713"/>
     <w:uiPriority w:val="99"/>
     <w:pPr>
       <w:pBdr/>
@@ -29267,9 +29618,9 @@
       </w:tcPr>
     </w:tblStylePr>
   </w:style>
-  <w:style w:type="table" w:styleId="118">
+  <w:style w:type="table" w:styleId="820">
     <w:name w:val="Lined - Accent 1"/>
-    <w:basedOn w:val="11"/>
+    <w:basedOn w:val="713"/>
     <w:uiPriority w:val="99"/>
     <w:pPr>
       <w:pBdr/>
@@ -29504,9 +29855,9 @@
       </w:tcPr>
     </w:tblStylePr>
   </w:style>
-  <w:style w:type="table" w:styleId="119">
+  <w:style w:type="table" w:styleId="821">
     <w:name w:val="Lined - Accent 2"/>
-    <w:basedOn w:val="11"/>
+    <w:basedOn w:val="713"/>
     <w:uiPriority w:val="99"/>
     <w:pPr>
       <w:pBdr/>
@@ -29741,9 +30092,9 @@
       </w:tcPr>
     </w:tblStylePr>
   </w:style>
-  <w:style w:type="table" w:styleId="120">
+  <w:style w:type="table" w:styleId="822">
     <w:name w:val="Lined - Accent 3"/>
-    <w:basedOn w:val="11"/>
+    <w:basedOn w:val="713"/>
     <w:uiPriority w:val="99"/>
     <w:pPr>
       <w:pBdr/>
@@ -29978,9 +30329,9 @@
       </w:tcPr>
     </w:tblStylePr>
   </w:style>
-  <w:style w:type="table" w:styleId="121">
+  <w:style w:type="table" w:styleId="823">
     <w:name w:val="Lined - Accent 4"/>
-    <w:basedOn w:val="11"/>
+    <w:basedOn w:val="713"/>
     <w:uiPriority w:val="99"/>
     <w:pPr>
       <w:pBdr/>
@@ -30215,9 +30566,9 @@
       </w:tcPr>
     </w:tblStylePr>
   </w:style>
-  <w:style w:type="table" w:styleId="122">
+  <w:style w:type="table" w:styleId="824">
     <w:name w:val="Lined - Accent 5"/>
-    <w:basedOn w:val="11"/>
+    <w:basedOn w:val="713"/>
     <w:uiPriority w:val="99"/>
     <w:pPr>
       <w:pBdr/>
@@ -30452,9 +30803,9 @@
       </w:tcPr>
     </w:tblStylePr>
   </w:style>
-  <w:style w:type="table" w:styleId="123">
+  <w:style w:type="table" w:styleId="825">
     <w:name w:val="Lined - Accent 6"/>
-    <w:basedOn w:val="11"/>
+    <w:basedOn w:val="713"/>
     <w:uiPriority w:val="99"/>
     <w:pPr>
       <w:pBdr/>
@@ -30689,9 +31040,9 @@
       </w:tcPr>
     </w:tblStylePr>
   </w:style>
-  <w:style w:type="table" w:styleId="124">
+  <w:style w:type="table" w:styleId="826">
     <w:name w:val="Bordered &amp; Lined - Accent"/>
-    <w:basedOn w:val="11"/>
+    <w:basedOn w:val="713"/>
     <w:uiPriority w:val="99"/>
     <w:pPr>
       <w:pBdr/>
@@ -30933,9 +31284,9 @@
       </w:tcPr>
     </w:tblStylePr>
   </w:style>
-  <w:style w:type="table" w:styleId="125">
+  <w:style w:type="table" w:styleId="827">
     <w:name w:val="Bordered &amp; Lined - Accent 1"/>
-    <w:basedOn w:val="11"/>
+    <w:basedOn w:val="713"/>
     <w:uiPriority w:val="99"/>
     <w:pPr>
       <w:pBdr/>
@@ -31177,9 +31528,9 @@
       </w:tcPr>
     </w:tblStylePr>
   </w:style>
-  <w:style w:type="table" w:styleId="126">
+  <w:style w:type="table" w:styleId="828">
     <w:name w:val="Bordered &amp; Lined - Accent 2"/>
-    <w:basedOn w:val="11"/>
+    <w:basedOn w:val="713"/>
     <w:uiPriority w:val="99"/>
     <w:pPr>
       <w:pBdr/>
@@ -31421,9 +31772,9 @@
       </w:tcPr>
     </w:tblStylePr>
   </w:style>
-  <w:style w:type="table" w:styleId="127">
+  <w:style w:type="table" w:styleId="829">
     <w:name w:val="Bordered &amp; Lined - Accent 3"/>
-    <w:basedOn w:val="11"/>
+    <w:basedOn w:val="713"/>
     <w:uiPriority w:val="99"/>
     <w:pPr>
       <w:pBdr/>
@@ -31665,9 +32016,9 @@
       </w:tcPr>
     </w:tblStylePr>
   </w:style>
-  <w:style w:type="table" w:styleId="128">
+  <w:style w:type="table" w:styleId="830">
     <w:name w:val="Bordered &amp; Lined - Accent 4"/>
-    <w:basedOn w:val="11"/>
+    <w:basedOn w:val="713"/>
     <w:uiPriority w:val="99"/>
     <w:pPr>
       <w:pBdr/>
@@ -31909,9 +32260,9 @@
       </w:tcPr>
     </w:tblStylePr>
   </w:style>
-  <w:style w:type="table" w:styleId="129">
+  <w:style w:type="table" w:styleId="831">
     <w:name w:val="Bordered &amp; Lined - Accent 5"/>
-    <w:basedOn w:val="11"/>
+    <w:basedOn w:val="713"/>
     <w:uiPriority w:val="99"/>
     <w:pPr>
       <w:pBdr/>
@@ -32153,9 +32504,9 @@
       </w:tcPr>
     </w:tblStylePr>
   </w:style>
-  <w:style w:type="table" w:styleId="130">
+  <w:style w:type="table" w:styleId="832">
     <w:name w:val="Bordered &amp; Lined - Accent 6"/>
-    <w:basedOn w:val="11"/>
+    <w:basedOn w:val="713"/>
     <w:uiPriority w:val="99"/>
     <w:pPr>
       <w:pBdr/>
@@ -32397,9 +32748,9 @@
       </w:tcPr>
     </w:tblStylePr>
   </w:style>
-  <w:style w:type="table" w:styleId="131">
+  <w:style w:type="table" w:styleId="833">
     <w:name w:val="Bordered"/>
-    <w:basedOn w:val="11"/>
+    <w:basedOn w:val="713"/>
     <w:uiPriority w:val="99"/>
     <w:pPr>
       <w:pBdr/>
@@ -32628,9 +32979,9 @@
       </w:tcPr>
     </w:tblStylePr>
   </w:style>
-  <w:style w:type="table" w:styleId="132">
+  <w:style w:type="table" w:styleId="834">
     <w:name w:val="Bordered - Accent 1"/>
-    <w:basedOn w:val="11"/>
+    <w:basedOn w:val="713"/>
     <w:uiPriority w:val="99"/>
     <w:pPr>
       <w:pBdr/>
@@ -32859,9 +33210,9 @@
       </w:tcPr>
     </w:tblStylePr>
   </w:style>
-  <w:style w:type="table" w:styleId="133">
+  <w:style w:type="table" w:styleId="835">
     <w:name w:val="Bordered - Accent 2"/>
-    <w:basedOn w:val="11"/>
+    <w:basedOn w:val="713"/>
     <w:uiPriority w:val="99"/>
     <w:pPr>
       <w:pBdr/>
@@ -33090,9 +33441,9 @@
       </w:tcPr>
     </w:tblStylePr>
   </w:style>
-  <w:style w:type="table" w:styleId="134">
+  <w:style w:type="table" w:styleId="836">
     <w:name w:val="Bordered - Accent 3"/>
-    <w:basedOn w:val="11"/>
+    <w:basedOn w:val="713"/>
     <w:uiPriority w:val="99"/>
     <w:pPr>
       <w:pBdr/>
@@ -33321,9 +33672,9 @@
       </w:tcPr>
     </w:tblStylePr>
   </w:style>
-  <w:style w:type="table" w:styleId="135">
+  <w:style w:type="table" w:styleId="837">
     <w:name w:val="Bordered - Accent 4"/>
-    <w:basedOn w:val="11"/>
+    <w:basedOn w:val="713"/>
     <w:uiPriority w:val="99"/>
     <w:pPr>
       <w:pBdr/>
@@ -33552,9 +33903,9 @@
       </w:tcPr>
     </w:tblStylePr>
   </w:style>
-  <w:style w:type="table" w:styleId="136">
+  <w:style w:type="table" w:styleId="838">
     <w:name w:val="Bordered - Accent 5"/>
-    <w:basedOn w:val="11"/>
+    <w:basedOn w:val="713"/>
     <w:uiPriority w:val="99"/>
     <w:pPr>
       <w:pBdr/>
@@ -33783,9 +34134,9 @@
       </w:tcPr>
     </w:tblStylePr>
   </w:style>
-  <w:style w:type="table" w:styleId="137">
+  <w:style w:type="table" w:styleId="839">
     <w:name w:val="Bordered - Accent 6"/>
-    <w:basedOn w:val="11"/>
+    <w:basedOn w:val="713"/>
     <w:uiPriority w:val="99"/>
     <w:pPr>
       <w:pBdr/>
@@ -34014,11 +34365,11 @@
       </w:tcPr>
     </w:tblStylePr>
   </w:style>
-  <w:style w:type="paragraph" w:styleId="139">
+  <w:style w:type="paragraph" w:styleId="840">
     <w:name w:val="Heading 1"/>
-    <w:basedOn w:val="676"/>
-    <w:next w:val="676"/>
-    <w:link w:val="150"/>
+    <w:basedOn w:val="898"/>
+    <w:next w:val="898"/>
+    <w:link w:val="849"/>
     <w:uiPriority w:val="9"/>
     <w:qFormat/>
     <w:pPr>
@@ -34036,11 +34387,11 @@
       <w:szCs w:val="40"/>
     </w:rPr>
   </w:style>
-  <w:style w:type="paragraph" w:styleId="142">
+  <w:style w:type="paragraph" w:styleId="841">
     <w:name w:val="Heading 4"/>
-    <w:basedOn w:val="676"/>
-    <w:next w:val="676"/>
-    <w:link w:val="153"/>
+    <w:basedOn w:val="898"/>
+    <w:next w:val="898"/>
+    <w:link w:val="852"/>
     <w:uiPriority w:val="9"/>
     <w:unhideWhenUsed/>
     <w:qFormat/>
@@ -34059,11 +34410,11 @@
       <w:color w:val="0f4761" w:themeColor="accent1" w:themeShade="BF"/>
     </w:rPr>
   </w:style>
-  <w:style w:type="paragraph" w:styleId="143">
+  <w:style w:type="paragraph" w:styleId="842">
     <w:name w:val="Heading 5"/>
-    <w:basedOn w:val="676"/>
-    <w:next w:val="676"/>
-    <w:link w:val="154"/>
+    <w:basedOn w:val="898"/>
+    <w:next w:val="898"/>
+    <w:link w:val="853"/>
     <w:uiPriority w:val="9"/>
     <w:unhideWhenUsed/>
     <w:qFormat/>
@@ -34080,11 +34431,11 @@
       <w:color w:val="0f4761" w:themeColor="accent1" w:themeShade="BF"/>
     </w:rPr>
   </w:style>
-  <w:style w:type="paragraph" w:styleId="144">
+  <w:style w:type="paragraph" w:styleId="843">
     <w:name w:val="Heading 6"/>
-    <w:basedOn w:val="676"/>
-    <w:next w:val="676"/>
-    <w:link w:val="155"/>
+    <w:basedOn w:val="898"/>
+    <w:next w:val="898"/>
+    <w:link w:val="854"/>
     <w:uiPriority w:val="9"/>
     <w:unhideWhenUsed/>
     <w:qFormat/>
@@ -34103,11 +34454,11 @@
       <w:color w:val="595959" w:themeColor="text1" w:themeTint="A6"/>
     </w:rPr>
   </w:style>
-  <w:style w:type="paragraph" w:styleId="145">
+  <w:style w:type="paragraph" w:styleId="844">
     <w:name w:val="Heading 7"/>
-    <w:basedOn w:val="676"/>
-    <w:next w:val="676"/>
-    <w:link w:val="156"/>
+    <w:basedOn w:val="898"/>
+    <w:next w:val="898"/>
+    <w:link w:val="855"/>
     <w:uiPriority w:val="9"/>
     <w:unhideWhenUsed/>
     <w:qFormat/>
@@ -34124,11 +34475,11 @@
       <w:color w:val="595959" w:themeColor="text1" w:themeTint="A6"/>
     </w:rPr>
   </w:style>
-  <w:style w:type="paragraph" w:styleId="146">
+  <w:style w:type="paragraph" w:styleId="845">
     <w:name w:val="Heading 8"/>
-    <w:basedOn w:val="676"/>
-    <w:next w:val="676"/>
-    <w:link w:val="157"/>
+    <w:basedOn w:val="898"/>
+    <w:next w:val="898"/>
+    <w:link w:val="856"/>
     <w:uiPriority w:val="9"/>
     <w:unhideWhenUsed/>
     <w:qFormat/>
@@ -34147,11 +34498,11 @@
       <w:color w:val="272727" w:themeColor="text1" w:themeTint="D8"/>
     </w:rPr>
   </w:style>
-  <w:style w:type="paragraph" w:styleId="147">
+  <w:style w:type="paragraph" w:styleId="846">
     <w:name w:val="Heading 9"/>
-    <w:basedOn w:val="676"/>
-    <w:next w:val="676"/>
-    <w:link w:val="158"/>
+    <w:basedOn w:val="898"/>
+    <w:next w:val="898"/>
+    <w:link w:val="857"/>
     <w:uiPriority w:val="9"/>
     <w:unhideWhenUsed/>
     <w:qFormat/>
@@ -34170,7 +34521,7 @@
       <w:color w:val="272727" w:themeColor="text1" w:themeTint="D8"/>
     </w:rPr>
   </w:style>
-  <w:style w:type="character" w:styleId="148" w:default="1">
+  <w:style w:type="character" w:styleId="847" w:default="1">
     <w:name w:val="Default Paragraph Font"/>
     <w:uiPriority w:val="1"/>
     <w:semiHidden/>
@@ -34181,7 +34532,7 @@
       <w:ind/>
     </w:pPr>
   </w:style>
-  <w:style w:type="numbering" w:styleId="149" w:default="1">
+  <w:style w:type="numbering" w:styleId="848" w:default="1">
     <w:name w:val="No List"/>
     <w:uiPriority w:val="99"/>
     <w:semiHidden/>
@@ -34192,10 +34543,10 @@
       <w:ind/>
     </w:pPr>
   </w:style>
-  <w:style w:type="character" w:styleId="150">
+  <w:style w:type="character" w:styleId="849">
     <w:name w:val="Heading 1 Char"/>
-    <w:basedOn w:val="148"/>
-    <w:link w:val="139"/>
+    <w:basedOn w:val="847"/>
+    <w:link w:val="840"/>
     <w:uiPriority w:val="9"/>
     <w:pPr>
       <w:pBdr/>
@@ -34209,10 +34560,10 @@
       <w:szCs w:val="40"/>
     </w:rPr>
   </w:style>
-  <w:style w:type="character" w:styleId="151">
+  <w:style w:type="character" w:styleId="850">
     <w:name w:val="Heading 2 Char"/>
-    <w:basedOn w:val="148"/>
-    <w:link w:val="677"/>
+    <w:basedOn w:val="847"/>
+    <w:link w:val="899"/>
     <w:uiPriority w:val="9"/>
     <w:pPr>
       <w:pBdr/>
@@ -34226,10 +34577,10 @@
       <w:szCs w:val="32"/>
     </w:rPr>
   </w:style>
-  <w:style w:type="character" w:styleId="152">
+  <w:style w:type="character" w:styleId="851">
     <w:name w:val="Heading 3 Char"/>
-    <w:basedOn w:val="148"/>
-    <w:link w:val="678"/>
+    <w:basedOn w:val="847"/>
+    <w:link w:val="900"/>
     <w:uiPriority w:val="9"/>
     <w:pPr>
       <w:pBdr/>
@@ -34243,10 +34594,10 @@
       <w:szCs w:val="28"/>
     </w:rPr>
   </w:style>
-  <w:style w:type="character" w:styleId="153">
+  <w:style w:type="character" w:styleId="852">
     <w:name w:val="Heading 4 Char"/>
-    <w:basedOn w:val="148"/>
-    <w:link w:val="142"/>
+    <w:basedOn w:val="847"/>
+    <w:link w:val="841"/>
     <w:uiPriority w:val="9"/>
     <w:pPr>
       <w:pBdr/>
@@ -34260,10 +34611,10 @@
       <w:color w:val="0f4761" w:themeColor="accent1" w:themeShade="BF"/>
     </w:rPr>
   </w:style>
-  <w:style w:type="character" w:styleId="154">
+  <w:style w:type="character" w:styleId="853">
     <w:name w:val="Heading 5 Char"/>
-    <w:basedOn w:val="148"/>
-    <w:link w:val="143"/>
+    <w:basedOn w:val="847"/>
+    <w:link w:val="842"/>
     <w:uiPriority w:val="9"/>
     <w:pPr>
       <w:pBdr/>
@@ -34275,10 +34626,10 @@
       <w:color w:val="0f4761" w:themeColor="accent1" w:themeShade="BF"/>
     </w:rPr>
   </w:style>
-  <w:style w:type="character" w:styleId="155">
+  <w:style w:type="character" w:styleId="854">
     <w:name w:val="Heading 6 Char"/>
-    <w:basedOn w:val="148"/>
-    <w:link w:val="144"/>
+    <w:basedOn w:val="847"/>
+    <w:link w:val="843"/>
     <w:uiPriority w:val="9"/>
     <w:pPr>
       <w:pBdr/>
@@ -34292,10 +34643,10 @@
       <w:color w:val="595959" w:themeColor="text1" w:themeTint="A6"/>
     </w:rPr>
   </w:style>
-  <w:style w:type="character" w:styleId="156">
+  <w:style w:type="character" w:styleId="855">
     <w:name w:val="Heading 7 Char"/>
-    <w:basedOn w:val="148"/>
-    <w:link w:val="145"/>
+    <w:basedOn w:val="847"/>
+    <w:link w:val="844"/>
     <w:uiPriority w:val="9"/>
     <w:pPr>
       <w:pBdr/>
@@ -34307,10 +34658,10 @@
       <w:color w:val="595959" w:themeColor="text1" w:themeTint="A6"/>
     </w:rPr>
   </w:style>
-  <w:style w:type="character" w:styleId="157">
+  <w:style w:type="character" w:styleId="856">
     <w:name w:val="Heading 8 Char"/>
-    <w:basedOn w:val="148"/>
-    <w:link w:val="146"/>
+    <w:basedOn w:val="847"/>
+    <w:link w:val="845"/>
     <w:uiPriority w:val="9"/>
     <w:pPr>
       <w:pBdr/>
@@ -34324,10 +34675,10 @@
       <w:color w:val="272727" w:themeColor="text1" w:themeTint="D8"/>
     </w:rPr>
   </w:style>
-  <w:style w:type="character" w:styleId="158">
+  <w:style w:type="character" w:styleId="857">
     <w:name w:val="Heading 9 Char"/>
-    <w:basedOn w:val="148"/>
-    <w:link w:val="147"/>
+    <w:basedOn w:val="847"/>
+    <w:link w:val="846"/>
     <w:uiPriority w:val="9"/>
     <w:pPr>
       <w:pBdr/>
@@ -34341,11 +34692,11 @@
       <w:color w:val="272727" w:themeColor="text1" w:themeTint="D8"/>
     </w:rPr>
   </w:style>
-  <w:style w:type="paragraph" w:styleId="159">
+  <w:style w:type="paragraph" w:styleId="858">
     <w:name w:val="Title"/>
-    <w:basedOn w:val="676"/>
-    <w:next w:val="676"/>
-    <w:link w:val="160"/>
+    <w:basedOn w:val="898"/>
+    <w:next w:val="898"/>
+    <w:link w:val="859"/>
     <w:uiPriority w:val="10"/>
     <w:qFormat/>
     <w:pPr>
@@ -34361,10 +34712,10 @@
       <w:szCs w:val="56"/>
     </w:rPr>
   </w:style>
-  <w:style w:type="character" w:styleId="160">
+  <w:style w:type="character" w:styleId="859">
     <w:name w:val="Title Char"/>
-    <w:basedOn w:val="148"/>
-    <w:link w:val="159"/>
+    <w:basedOn w:val="847"/>
+    <w:link w:val="858"/>
     <w:uiPriority w:val="10"/>
     <w:pPr>
       <w:pBdr/>
@@ -34378,11 +34729,11 @@
       <w:szCs w:val="56"/>
     </w:rPr>
   </w:style>
-  <w:style w:type="paragraph" w:styleId="161">
+  <w:style w:type="paragraph" w:styleId="860">
     <w:name w:val="Subtitle"/>
-    <w:basedOn w:val="676"/>
-    <w:next w:val="676"/>
-    <w:link w:val="162"/>
+    <w:basedOn w:val="898"/>
+    <w:next w:val="898"/>
+    <w:link w:val="861"/>
     <w:uiPriority w:val="11"/>
     <w:qFormat/>
     <w:pPr>
@@ -34400,10 +34751,10 @@
       <w:szCs w:val="28"/>
     </w:rPr>
   </w:style>
-  <w:style w:type="character" w:styleId="162">
+  <w:style w:type="character" w:styleId="861">
     <w:name w:val="Subtitle Char"/>
-    <w:basedOn w:val="148"/>
-    <w:link w:val="161"/>
+    <w:basedOn w:val="847"/>
+    <w:link w:val="860"/>
     <w:uiPriority w:val="11"/>
     <w:pPr>
       <w:pBdr/>
@@ -34417,11 +34768,11 @@
       <w:szCs w:val="28"/>
     </w:rPr>
   </w:style>
-  <w:style w:type="paragraph" w:styleId="163">
+  <w:style w:type="paragraph" w:styleId="862">
     <w:name w:val="Quote"/>
-    <w:basedOn w:val="676"/>
-    <w:next w:val="676"/>
-    <w:link w:val="164"/>
+    <w:basedOn w:val="898"/>
+    <w:next w:val="898"/>
+    <w:link w:val="863"/>
     <w:uiPriority w:val="29"/>
     <w:qFormat/>
     <w:pPr>
@@ -34436,10 +34787,10 @@
       <w:color w:val="404040" w:themeColor="text1" w:themeTint="BF"/>
     </w:rPr>
   </w:style>
-  <w:style w:type="character" w:styleId="164">
+  <w:style w:type="character" w:styleId="863">
     <w:name w:val="Quote Char"/>
-    <w:basedOn w:val="148"/>
-    <w:link w:val="163"/>
+    <w:basedOn w:val="847"/>
+    <w:link w:val="862"/>
     <w:uiPriority w:val="29"/>
     <w:pPr>
       <w:pBdr/>
@@ -34452,9 +34803,9 @@
       <w:color w:val="404040" w:themeColor="text1" w:themeTint="BF"/>
     </w:rPr>
   </w:style>
-  <w:style w:type="paragraph" w:styleId="165">
+  <w:style w:type="paragraph" w:styleId="864">
     <w:name w:val="List Paragraph"/>
-    <w:basedOn w:val="676"/>
+    <w:basedOn w:val="898"/>
     <w:uiPriority w:val="34"/>
     <w:qFormat/>
     <w:pPr>
@@ -34464,9 +34815,9 @@
       <w:contextualSpacing w:val="true"/>
     </w:pPr>
   </w:style>
-  <w:style w:type="character" w:styleId="166">
+  <w:style w:type="character" w:styleId="865">
     <w:name w:val="Intense Emphasis"/>
-    <w:basedOn w:val="148"/>
+    <w:basedOn w:val="847"/>
     <w:uiPriority w:val="21"/>
     <w:qFormat/>
     <w:pPr>
@@ -34480,11 +34831,11 @@
       <w:color w:val="0f4761" w:themeColor="accent1" w:themeShade="BF"/>
     </w:rPr>
   </w:style>
-  <w:style w:type="paragraph" w:styleId="167">
+  <w:style w:type="paragraph" w:styleId="866">
     <w:name w:val="Intense Quote"/>
-    <w:basedOn w:val="676"/>
-    <w:next w:val="676"/>
-    <w:link w:val="168"/>
+    <w:basedOn w:val="898"/>
+    <w:next w:val="898"/>
+    <w:link w:val="867"/>
     <w:uiPriority w:val="30"/>
     <w:qFormat/>
     <w:pPr>
@@ -34502,10 +34853,10 @@
       <w:color w:val="0f4761" w:themeColor="accent1" w:themeShade="BF"/>
     </w:rPr>
   </w:style>
-  <w:style w:type="character" w:styleId="168">
+  <w:style w:type="character" w:styleId="867">
     <w:name w:val="Intense Quote Char"/>
-    <w:basedOn w:val="148"/>
-    <w:link w:val="167"/>
+    <w:basedOn w:val="847"/>
+    <w:link w:val="866"/>
     <w:uiPriority w:val="30"/>
     <w:pPr>
       <w:pBdr/>
@@ -34518,9 +34869,9 @@
       <w:color w:val="0f4761" w:themeColor="accent1" w:themeShade="BF"/>
     </w:rPr>
   </w:style>
-  <w:style w:type="character" w:styleId="169">
+  <w:style w:type="character" w:styleId="868">
     <w:name w:val="Intense Reference"/>
-    <w:basedOn w:val="148"/>
+    <w:basedOn w:val="847"/>
     <w:uiPriority w:val="32"/>
     <w:qFormat/>
     <w:pPr>
@@ -34536,9 +34887,9 @@
       <w:spacing w:val="5"/>
     </w:rPr>
   </w:style>
-  <w:style w:type="paragraph" w:styleId="170">
+  <w:style w:type="paragraph" w:styleId="869">
     <w:name w:val="No Spacing"/>
-    <w:basedOn w:val="676"/>
+    <w:basedOn w:val="898"/>
     <w:uiPriority w:val="1"/>
     <w:qFormat/>
     <w:pPr>
@@ -34547,9 +34898,9 @@
       <w:ind/>
     </w:pPr>
   </w:style>
-  <w:style w:type="character" w:styleId="171">
+  <w:style w:type="character" w:styleId="870">
     <w:name w:val="Subtle Emphasis"/>
-    <w:basedOn w:val="148"/>
+    <w:basedOn w:val="847"/>
     <w:uiPriority w:val="19"/>
     <w:qFormat/>
     <w:pPr>
@@ -34563,9 +34914,9 @@
       <w:color w:val="404040" w:themeColor="text1" w:themeTint="BF"/>
     </w:rPr>
   </w:style>
-  <w:style w:type="character" w:styleId="172">
+  <w:style w:type="character" w:styleId="871">
     <w:name w:val="Emphasis"/>
-    <w:basedOn w:val="148"/>
+    <w:basedOn w:val="847"/>
     <w:uiPriority w:val="20"/>
     <w:qFormat/>
     <w:pPr>
@@ -34578,9 +34929,9 @@
       <w:iCs/>
     </w:rPr>
   </w:style>
-  <w:style w:type="character" w:styleId="174">
+  <w:style w:type="character" w:styleId="872">
     <w:name w:val="Subtle Reference"/>
-    <w:basedOn w:val="148"/>
+    <w:basedOn w:val="847"/>
     <w:uiPriority w:val="31"/>
     <w:qFormat/>
     <w:pPr>
@@ -34593,9 +34944,9 @@
       <w:color w:val="5a5a5a" w:themeColor="text1" w:themeTint="A5"/>
     </w:rPr>
   </w:style>
-  <w:style w:type="character" w:styleId="175">
+  <w:style w:type="character" w:styleId="873">
     <w:name w:val="Book Title"/>
-    <w:basedOn w:val="148"/>
+    <w:basedOn w:val="847"/>
     <w:uiPriority w:val="33"/>
     <w:qFormat/>
     <w:pPr>
@@ -34611,10 +34962,10 @@
       <w:spacing w:val="5"/>
     </w:rPr>
   </w:style>
-  <w:style w:type="paragraph" w:styleId="176">
+  <w:style w:type="paragraph" w:styleId="874">
     <w:name w:val="Header"/>
-    <w:basedOn w:val="676"/>
-    <w:link w:val="177"/>
+    <w:basedOn w:val="898"/>
+    <w:link w:val="875"/>
     <w:uiPriority w:val="99"/>
     <w:unhideWhenUsed/>
     <w:pPr>
@@ -34627,10 +34978,10 @@
       <w:ind/>
     </w:pPr>
   </w:style>
-  <w:style w:type="character" w:styleId="177">
+  <w:style w:type="character" w:styleId="875">
     <w:name w:val="Header Char"/>
-    <w:basedOn w:val="148"/>
-    <w:link w:val="176"/>
+    <w:basedOn w:val="847"/>
+    <w:link w:val="874"/>
     <w:uiPriority w:val="99"/>
     <w:pPr>
       <w:pBdr/>
@@ -34638,10 +34989,10 @@
       <w:ind/>
     </w:pPr>
   </w:style>
-  <w:style w:type="paragraph" w:styleId="178">
+  <w:style w:type="paragraph" w:styleId="876">
     <w:name w:val="Footer"/>
-    <w:basedOn w:val="676"/>
-    <w:link w:val="179"/>
+    <w:basedOn w:val="898"/>
+    <w:link w:val="877"/>
     <w:uiPriority w:val="99"/>
     <w:unhideWhenUsed/>
     <w:pPr>
@@ -34654,10 +35005,10 @@
       <w:ind/>
     </w:pPr>
   </w:style>
-  <w:style w:type="character" w:styleId="179">
+  <w:style w:type="character" w:styleId="877">
     <w:name w:val="Footer Char"/>
-    <w:basedOn w:val="148"/>
-    <w:link w:val="178"/>
+    <w:basedOn w:val="847"/>
+    <w:link w:val="876"/>
     <w:uiPriority w:val="99"/>
     <w:pPr>
       <w:pBdr/>
@@ -34665,10 +35016,10 @@
       <w:ind/>
     </w:pPr>
   </w:style>
-  <w:style w:type="paragraph" w:styleId="181">
+  <w:style w:type="paragraph" w:styleId="878">
     <w:name w:val="footnote text"/>
-    <w:basedOn w:val="676"/>
-    <w:link w:val="182"/>
+    <w:basedOn w:val="898"/>
+    <w:link w:val="879"/>
     <w:uiPriority w:val="99"/>
     <w:semiHidden/>
     <w:unhideWhenUsed/>
@@ -34682,10 +35033,10 @@
       <w:szCs w:val="20"/>
     </w:rPr>
   </w:style>
-  <w:style w:type="character" w:styleId="182">
+  <w:style w:type="character" w:styleId="879">
     <w:name w:val="Footnote Text Char"/>
-    <w:basedOn w:val="148"/>
-    <w:link w:val="181"/>
+    <w:basedOn w:val="847"/>
+    <w:link w:val="878"/>
     <w:uiPriority w:val="99"/>
     <w:semiHidden/>
     <w:pPr>
@@ -34698,9 +35049,9 @@
       <w:szCs w:val="20"/>
     </w:rPr>
   </w:style>
-  <w:style w:type="character" w:styleId="183">
+  <w:style w:type="character" w:styleId="880">
     <w:name w:val="footnote reference"/>
-    <w:basedOn w:val="148"/>
+    <w:basedOn w:val="847"/>
     <w:uiPriority w:val="99"/>
     <w:semiHidden/>
     <w:unhideWhenUsed/>
@@ -34713,10 +35064,10 @@
       <w:vertAlign w:val="superscript"/>
     </w:rPr>
   </w:style>
-  <w:style w:type="paragraph" w:styleId="184">
+  <w:style w:type="paragraph" w:styleId="881">
     <w:name w:val="endnote text"/>
-    <w:basedOn w:val="676"/>
-    <w:link w:val="185"/>
+    <w:basedOn w:val="898"/>
+    <w:link w:val="882"/>
     <w:uiPriority w:val="99"/>
     <w:semiHidden/>
     <w:unhideWhenUsed/>
@@ -34730,10 +35081,10 @@
       <w:szCs w:val="20"/>
     </w:rPr>
   </w:style>
-  <w:style w:type="character" w:styleId="185">
+  <w:style w:type="character" w:styleId="882">
     <w:name w:val="Endnote Text Char"/>
-    <w:basedOn w:val="148"/>
-    <w:link w:val="184"/>
+    <w:basedOn w:val="847"/>
+    <w:link w:val="881"/>
     <w:uiPriority w:val="99"/>
     <w:semiHidden/>
     <w:pPr>
@@ -34746,9 +35097,9 @@
       <w:szCs w:val="20"/>
     </w:rPr>
   </w:style>
-  <w:style w:type="character" w:styleId="186">
+  <w:style w:type="character" w:styleId="883">
     <w:name w:val="endnote reference"/>
-    <w:basedOn w:val="148"/>
+    <w:basedOn w:val="847"/>
     <w:uiPriority w:val="99"/>
     <w:semiHidden/>
     <w:unhideWhenUsed/>
@@ -34761,9 +35112,9 @@
       <w:vertAlign w:val="superscript"/>
     </w:rPr>
   </w:style>
-  <w:style w:type="character" w:styleId="187">
+  <w:style w:type="character" w:styleId="884">
     <w:name w:val="Hyperlink"/>
-    <w:basedOn w:val="148"/>
+    <w:basedOn w:val="847"/>
     <w:uiPriority w:val="99"/>
     <w:unhideWhenUsed/>
     <w:pPr>
@@ -34776,9 +35127,9 @@
       <w:u w:val="single"/>
     </w:rPr>
   </w:style>
-  <w:style w:type="character" w:styleId="188">
+  <w:style w:type="character" w:styleId="885">
     <w:name w:val="FollowedHyperlink"/>
-    <w:basedOn w:val="148"/>
+    <w:basedOn w:val="847"/>
     <w:uiPriority w:val="99"/>
     <w:semiHidden/>
     <w:unhideWhenUsed/>
@@ -34792,10 +35143,10 @@
       <w:u w:val="single"/>
     </w:rPr>
   </w:style>
-  <w:style w:type="paragraph" w:styleId="189">
+  <w:style w:type="paragraph" w:styleId="886">
     <w:name w:val="toc 1"/>
-    <w:basedOn w:val="676"/>
-    <w:next w:val="676"/>
+    <w:basedOn w:val="898"/>
+    <w:next w:val="898"/>
     <w:uiPriority w:val="39"/>
     <w:unhideWhenUsed/>
     <w:pPr>
@@ -34804,10 +35155,10 @@
       <w:ind/>
     </w:pPr>
   </w:style>
-  <w:style w:type="paragraph" w:styleId="190">
+  <w:style w:type="paragraph" w:styleId="887">
     <w:name w:val="toc 2"/>
-    <w:basedOn w:val="676"/>
-    <w:next w:val="676"/>
+    <w:basedOn w:val="898"/>
+    <w:next w:val="898"/>
     <w:uiPriority w:val="39"/>
     <w:unhideWhenUsed/>
     <w:pPr>
@@ -34816,10 +35167,10 @@
       <w:ind w:left="220"/>
     </w:pPr>
   </w:style>
-  <w:style w:type="paragraph" w:styleId="191">
+  <w:style w:type="paragraph" w:styleId="888">
     <w:name w:val="toc 3"/>
-    <w:basedOn w:val="676"/>
-    <w:next w:val="676"/>
+    <w:basedOn w:val="898"/>
+    <w:next w:val="898"/>
     <w:uiPriority w:val="39"/>
     <w:unhideWhenUsed/>
     <w:pPr>
@@ -34828,10 +35179,10 @@
       <w:ind w:left="440"/>
     </w:pPr>
   </w:style>
-  <w:style w:type="paragraph" w:styleId="192">
+  <w:style w:type="paragraph" w:styleId="889">
     <w:name w:val="toc 4"/>
-    <w:basedOn w:val="676"/>
-    <w:next w:val="676"/>
+    <w:basedOn w:val="898"/>
+    <w:next w:val="898"/>
     <w:uiPriority w:val="39"/>
     <w:unhideWhenUsed/>
     <w:pPr>
@@ -34840,10 +35191,10 @@
       <w:ind w:left="660"/>
     </w:pPr>
   </w:style>
-  <w:style w:type="paragraph" w:styleId="193">
+  <w:style w:type="paragraph" w:styleId="890">
     <w:name w:val="toc 5"/>
-    <w:basedOn w:val="676"/>
-    <w:next w:val="676"/>
+    <w:basedOn w:val="898"/>
+    <w:next w:val="898"/>
     <w:uiPriority w:val="39"/>
     <w:unhideWhenUsed/>
     <w:pPr>
@@ -34852,10 +35203,10 @@
       <w:ind w:left="880"/>
     </w:pPr>
   </w:style>
-  <w:style w:type="paragraph" w:styleId="194">
+  <w:style w:type="paragraph" w:styleId="891">
     <w:name w:val="toc 6"/>
-    <w:basedOn w:val="676"/>
-    <w:next w:val="676"/>
+    <w:basedOn w:val="898"/>
+    <w:next w:val="898"/>
     <w:uiPriority w:val="39"/>
     <w:unhideWhenUsed/>
     <w:pPr>
@@ -34864,10 +35215,10 @@
       <w:ind w:left="1100"/>
     </w:pPr>
   </w:style>
-  <w:style w:type="paragraph" w:styleId="195">
+  <w:style w:type="paragraph" w:styleId="892">
     <w:name w:val="toc 7"/>
-    <w:basedOn w:val="676"/>
-    <w:next w:val="676"/>
+    <w:basedOn w:val="898"/>
+    <w:next w:val="898"/>
     <w:uiPriority w:val="39"/>
     <w:unhideWhenUsed/>
     <w:pPr>
@@ -34876,10 +35227,10 @@
       <w:ind w:left="1320"/>
     </w:pPr>
   </w:style>
-  <w:style w:type="paragraph" w:styleId="196">
+  <w:style w:type="paragraph" w:styleId="893">
     <w:name w:val="toc 8"/>
-    <w:basedOn w:val="676"/>
-    <w:next w:val="676"/>
+    <w:basedOn w:val="898"/>
+    <w:next w:val="898"/>
     <w:uiPriority w:val="39"/>
     <w:unhideWhenUsed/>
     <w:pPr>
@@ -34888,10 +35239,10 @@
       <w:ind w:left="1540"/>
     </w:pPr>
   </w:style>
-  <w:style w:type="paragraph" w:styleId="197">
+  <w:style w:type="paragraph" w:styleId="894">
     <w:name w:val="toc 9"/>
-    <w:basedOn w:val="676"/>
-    <w:next w:val="676"/>
+    <w:basedOn w:val="898"/>
+    <w:next w:val="898"/>
     <w:uiPriority w:val="39"/>
     <w:unhideWhenUsed/>
     <w:pPr>
@@ -34900,9 +35251,9 @@
       <w:ind w:left="1760"/>
     </w:pPr>
   </w:style>
-  <w:style w:type="character" w:styleId="198">
+  <w:style w:type="character" w:styleId="895">
     <w:name w:val="Placeholder Text"/>
-    <w:basedOn w:val="148"/>
+    <w:basedOn w:val="847"/>
     <w:uiPriority w:val="99"/>
     <w:semiHidden/>
     <w:pPr>
@@ -34914,7 +35265,7 @@
       <w:color w:val="666666"/>
     </w:rPr>
   </w:style>
-  <w:style w:type="paragraph" w:styleId="208">
+  <w:style w:type="paragraph" w:styleId="896">
     <w:name w:val="TOC Heading"/>
     <w:uiPriority w:val="39"/>
     <w:unhideWhenUsed/>
@@ -34924,10 +35275,10 @@
       <w:ind/>
     </w:pPr>
   </w:style>
-  <w:style w:type="paragraph" w:styleId="209">
+  <w:style w:type="paragraph" w:styleId="897">
     <w:name w:val="table of figures"/>
-    <w:basedOn w:val="676"/>
-    <w:next w:val="676"/>
+    <w:basedOn w:val="898"/>
+    <w:next w:val="898"/>
     <w:uiPriority w:val="99"/>
     <w:unhideWhenUsed/>
     <w:pPr>
@@ -34936,7 +35287,7 @@
       <w:ind/>
     </w:pPr>
   </w:style>
-  <w:style w:type="paragraph" w:styleId="676" w:default="1">
+  <w:style w:type="paragraph" w:styleId="898" w:default="1">
     <w:name w:val="Normal"/>
     <w:qFormat/>
     <w:pPr>
@@ -34954,10 +35305,10 @@
       <w:lang w:val="en-US" w:eastAsia="zh-CN" w:bidi="hi-IN"/>
     </w:rPr>
   </w:style>
-  <w:style w:type="paragraph" w:styleId="677">
+  <w:style w:type="paragraph" w:styleId="899">
     <w:name w:val="Heading 2"/>
-    <w:basedOn w:val="683"/>
-    <w:next w:val="684"/>
+    <w:basedOn w:val="905"/>
+    <w:next w:val="906"/>
     <w:qFormat/>
     <w:pPr>
       <w:pBdr/>
@@ -34973,10 +35324,10 @@
       <w:szCs w:val="36"/>
     </w:rPr>
   </w:style>
-  <w:style w:type="paragraph" w:styleId="678">
+  <w:style w:type="paragraph" w:styleId="900">
     <w:name w:val="Heading 3"/>
-    <w:basedOn w:val="683"/>
-    <w:next w:val="684"/>
+    <w:basedOn w:val="905"/>
+    <w:next w:val="906"/>
     <w:qFormat/>
     <w:pPr>
       <w:pBdr/>
@@ -34992,7 +35343,7 @@
       <w:szCs w:val="28"/>
     </w:rPr>
   </w:style>
-  <w:style w:type="character" w:styleId="679">
+  <w:style w:type="character" w:styleId="901">
     <w:name w:val="Bullets"/>
     <w:qFormat/>
     <w:pPr>
@@ -35004,7 +35355,7 @@
       <w:rFonts w:ascii="OpenSymbol" w:hAnsi="OpenSymbol" w:eastAsia="OpenSymbol" w:cs="OpenSymbol"/>
     </w:rPr>
   </w:style>
-  <w:style w:type="character" w:styleId="680">
+  <w:style w:type="character" w:styleId="902">
     <w:name w:val="Source Text"/>
     <w:qFormat/>
     <w:pPr>
@@ -35016,7 +35367,7 @@
       <w:rFonts w:ascii="Liberation Mono" w:hAnsi="Liberation Mono" w:eastAsia="Noto Sans Mono CJK SC" w:cs="Liberation Mono"/>
     </w:rPr>
   </w:style>
-  <w:style w:type="character" w:styleId="681">
+  <w:style w:type="character" w:styleId="903">
     <w:name w:val="Strong"/>
     <w:qFormat/>
     <w:pPr>
@@ -35029,7 +35380,7 @@
       <w:bCs/>
     </w:rPr>
   </w:style>
-  <w:style w:type="character" w:styleId="682">
+  <w:style w:type="character" w:styleId="904">
     <w:name w:val="Numbering Symbols"/>
     <w:qFormat/>
     <w:pPr>
@@ -35038,10 +35389,10 @@
       <w:ind/>
     </w:pPr>
   </w:style>
-  <w:style w:type="paragraph" w:styleId="683">
+  <w:style w:type="paragraph" w:styleId="905">
     <w:name w:val="Heading"/>
-    <w:basedOn w:val="676"/>
-    <w:next w:val="684"/>
+    <w:basedOn w:val="898"/>
+    <w:next w:val="906"/>
     <w:qFormat/>
     <w:pPr>
       <w:keepNext w:val="true"/>
@@ -35055,18 +35406,18 @@
       <w:szCs w:val="28"/>
     </w:rPr>
   </w:style>
-  <w:style w:type="paragraph" w:styleId="684">
+  <w:style w:type="paragraph" w:styleId="906">
     <w:name w:val="Body Text"/>
-    <w:basedOn w:val="676"/>
+    <w:basedOn w:val="898"/>
     <w:pPr>
       <w:pBdr/>
       <w:spacing w:after="140" w:before="0" w:line="276" w:lineRule="auto"/>
       <w:ind/>
     </w:pPr>
   </w:style>
-  <w:style w:type="paragraph" w:styleId="685">
+  <w:style w:type="paragraph" w:styleId="907">
     <w:name w:val="List"/>
-    <w:basedOn w:val="684"/>
+    <w:basedOn w:val="906"/>
     <w:pPr>
       <w:pBdr/>
       <w:spacing/>
@@ -35076,9 +35427,9 @@
       <w:rFonts w:cs="FreeSans"/>
     </w:rPr>
   </w:style>
-  <w:style w:type="paragraph" w:styleId="686">
+  <w:style w:type="paragraph" w:styleId="908">
     <w:name w:val="Caption"/>
-    <w:basedOn w:val="676"/>
+    <w:basedOn w:val="898"/>
     <w:qFormat/>
     <w:pPr>
       <w:suppressLineNumbers w:val="true"/>
@@ -35094,9 +35445,9 @@
       <w:szCs w:val="24"/>
     </w:rPr>
   </w:style>
-  <w:style w:type="paragraph" w:styleId="687">
+  <w:style w:type="paragraph" w:styleId="909">
     <w:name w:val="Index"/>
-    <w:basedOn w:val="676"/>
+    <w:basedOn w:val="898"/>
     <w:qFormat/>
     <w:pPr>
       <w:suppressLineNumbers w:val="true"/>
@@ -35108,9 +35459,9 @@
       <w:rFonts w:cs="FreeSans"/>
     </w:rPr>
   </w:style>
-  <w:style w:type="paragraph" w:styleId="688">
+  <w:style w:type="paragraph" w:styleId="910">
     <w:name w:val="Table Contents"/>
-    <w:basedOn w:val="676"/>
+    <w:basedOn w:val="898"/>
     <w:qFormat/>
     <w:pPr>
       <w:widowControl w:val="false"/>
@@ -35120,9 +35471,9 @@
       <w:ind/>
     </w:pPr>
   </w:style>
-  <w:style w:type="paragraph" w:styleId="689">
+  <w:style w:type="paragraph" w:styleId="911">
     <w:name w:val="Table Heading"/>
-    <w:basedOn w:val="688"/>
+    <w:basedOn w:val="910"/>
     <w:qFormat/>
     <w:pPr>
       <w:suppressLineNumbers w:val="true"/>
